--- a/docs/hw3/ДЗ3_отчёт.docx
+++ b/docs/hw3/ДЗ3_отчёт.docx
@@ -172,7 +172,7 @@
               <w:rPr>
                 <w:sz w:val="19"/>
               </w:rPr>
-              <w:t xml:space="preserve">UI-концепции (3 шт.), описание и выбор</w:t>
+              <w:t xml:space="preserve">UI-концепции (3 + итоговая 4-я), описание и выбор</w:t>
             </w:r>
           </w:p>
         </w:tc>
@@ -584,7 +584,7 @@
         <w:t xml:space="preserve"> </w:t>
       </w:r>
       <w:r>
-        <w:t xml:space="preserve">3 «Корпоративный» (таблица на десктопе, карточки на телефоне).</w:t>
+        <w:t xml:space="preserve">4 — стиль и мобильная версия «Минимализма» + десктопная таблица из «Корпоративного» (итерация по обратной связи владельца продукта).</w:t>
       </w:r>
     </w:p>
     <w:p>
@@ -1936,7 +1936,7 @@
     </w:p>
     <w:bookmarkEnd w:id="35"/>
     <w:bookmarkEnd w:id="36"/>
-    <w:bookmarkStart w:id="67" w:name="ui-концепции-экрана-операции"/>
+    <w:bookmarkStart w:id="78" w:name="ui-концепции-экрана-операции"/>
     <w:p>
       <w:pPr>
         <w:pStyle w:val="Heading1"/>
@@ -3986,13 +3986,13 @@
       </w:tr>
     </w:tbl>
     <w:bookmarkEnd w:id="65"/>
-    <w:bookmarkStart w:id="66" w:name="выбор-концепция-3-корпоративный"/>
+    <w:bookmarkStart w:id="66" w:name="Xceacc6cd5007172a5dc7def5d9189d1854d5980"/>
     <w:p>
       <w:pPr>
         <w:pStyle w:val="Heading2"/>
       </w:pPr>
       <w:r>
-        <w:t xml:space="preserve">Выбор: концепция 3 «Корпоративный»</w:t>
+        <w:t xml:space="preserve">Первоначальный выбор и обратная связь владельца продукта</w:t>
       </w:r>
     </w:p>
     <w:p>
@@ -4000,41 +4000,99 @@
         <w:pStyle w:val="FirstParagraph"/>
       </w:pPr>
       <w:r>
-        <w:rPr>
-          <w:bCs/>
-          <w:b/>
-        </w:rPr>
-        <w:t xml:space="preserve">Обоснование.</w:t>
-      </w:r>
-      <w:r>
-        <w:t xml:space="preserve"> </w:t>
-      </w:r>
-      <w:r>
-        <w:t xml:space="preserve">Главный экран приложения — история операций, и концепция 3 показывает</w:t>
-      </w:r>
-      <w:r>
-        <w:t xml:space="preserve"> </w:t>
-      </w:r>
-      <w:r>
-        <w:t xml:space="preserve">её лучше всех: больше операций на экране, явное выделение подкатегории, итог по каждому дню,</w:t>
-      </w:r>
-      <w:r>
-        <w:t xml:space="preserve"> </w:t>
-      </w:r>
-      <w:r>
-        <w:t xml:space="preserve">ровные столбцы сумм. Это единственная концепция, где десктоп и телефон продуманы одинаково</w:t>
-      </w:r>
-      <w:r>
-        <w:t xml:space="preserve"> </w:t>
-      </w:r>
-      <w:r>
-        <w:t xml:space="preserve">хорошо: таблица для анализа на компьютере, карточки и нижняя панель для быстрой записи</w:t>
-      </w:r>
-      <w:r>
-        <w:t xml:space="preserve"> </w:t>
-      </w:r>
-      <w:r>
-        <w:t xml:space="preserve">с телефона. Строгий стиль с высоким контрастом проще довести до WCAG AA и быстрее реализовать.</w:t>
+        <w:t xml:space="preserve">По сумме баллов лидировала концепция 3 «Корпоративный» (28 из 30). Владелец продукта</w:t>
+      </w:r>
+      <w:r>
+        <w:t xml:space="preserve"> </w:t>
+      </w:r>
+      <w:r>
+        <w:t xml:space="preserve">оценил концепции иначе:</w:t>
+      </w:r>
+      <w:r>
+        <w:t xml:space="preserve"> </w:t>
+      </w:r>
+      <w:r>
+        <w:rPr>
+          <w:bCs/>
+          <w:b/>
+        </w:rPr>
+        <w:t xml:space="preserve">стиль «Минимализма» нравится больше, но его десктопная версия — нет;</w:t>
+      </w:r>
+      <w:r>
+        <w:rPr>
+          <w:bCs/>
+          <w:b/>
+        </w:rPr>
+        <w:t xml:space="preserve"> </w:t>
+      </w:r>
+      <w:r>
+        <w:rPr>
+          <w:bCs/>
+          <w:b/>
+        </w:rPr>
+        <w:t xml:space="preserve">десктопная раскладка «Корпоративного» нравится, но сам строгий стиль — нет.</w:t>
+      </w:r>
+      <w:r>
+        <w:t xml:space="preserve"> </w:t>
+      </w:r>
+      <w:r>
+        <w:t xml:space="preserve">Это совпадает</w:t>
+      </w:r>
+      <w:r>
+        <w:t xml:space="preserve"> </w:t>
+      </w:r>
+      <w:r>
+        <w:t xml:space="preserve">с главными минусами из таблицы: у концепции 1 слабый десктоп (2 балла), у концепции 3 —</w:t>
+      </w:r>
+      <w:r>
+        <w:t xml:space="preserve"> </w:t>
+      </w:r>
+      <w:r>
+        <w:t xml:space="preserve">«банковский» стиль. Поэтому была сделана итерация: лучшее из двух концепций в одной.</w:t>
+      </w:r>
+    </w:p>
+    <w:bookmarkEnd w:id="66"/>
+    <w:bookmarkStart w:id="76" w:name="X894465945d9ae9fda1eb8473742108abd31815a"/>
+    <w:p>
+      <w:pPr>
+        <w:pStyle w:val="Heading2"/>
+      </w:pPr>
+      <w:r>
+        <w:t xml:space="preserve">Концепция 4 — «Минимализм + десктоп из Корпоративного» (итоговая)</w:t>
+      </w:r>
+    </w:p>
+    <w:p>
+      <w:pPr>
+        <w:pStyle w:val="FirstParagraph"/>
+      </w:pPr>
+      <w:r>
+        <w:t xml:space="preserve">Сгенерирована в v0.dev продолжением чата концепции 1 (промпт — в</w:t>
+      </w:r>
+      <w:r>
+        <w:t xml:space="preserve"> </w:t>
+      </w:r>
+      <w:hyperlink r:id="rId23">
+        <w:r>
+          <w:rPr>
+            <w:rStyle w:val="Hyperlink"/>
+          </w:rPr>
+          <w:t xml:space="preserve">prompts.md</w:t>
+        </w:r>
+      </w:hyperlink>
+      <w:r>
+        <w:t xml:space="preserve">,</w:t>
+      </w:r>
+      <w:r>
+        <w:t xml:space="preserve"> </w:t>
+      </w:r>
+      <w:r>
+        <w:t xml:space="preserve">раздел «Концепция 4»): стиль и мобильная версия «Минимализма» сохранены, десктоп перестроен</w:t>
+      </w:r>
+      <w:r>
+        <w:t xml:space="preserve"> </w:t>
+      </w:r>
+      <w:r>
+        <w:t xml:space="preserve">по раскладке «Корпоративного», и исправлены недостатки, найденные при сравнении.</w:t>
       </w:r>
     </w:p>
     <w:p>
@@ -4042,11 +4100,239 @@
         <w:pStyle w:val="BodyText"/>
       </w:pPr>
       <w:r>
-        <w:rPr>
-          <w:bCs/>
-          <w:b/>
-        </w:rPr>
-        <w:t xml:space="preserve">Что берём из других концепций:</w:t>
+        <w:drawing>
+          <wp:inline>
+            <wp:extent cx="5417035" cy="5400000"/>
+            <wp:effectExtent b="0" l="0" r="0" t="0"/>
+            <wp:docPr descr="Концепция 4: телефон и десктоп" title="" id="68" name="Picture"/>
+            <a:graphic>
+              <a:graphicData uri="http://schemas.openxmlformats.org/drawingml/2006/picture">
+                <pic:pic>
+                  <pic:nvPicPr>
+                    <pic:cNvPr descr="ui_concepts/screenshots/concept4_overview.png" id="69" name="Picture"/>
+                    <pic:cNvPicPr>
+                      <a:picLocks noChangeArrowheads="1" noChangeAspect="1"/>
+                    </pic:cNvPicPr>
+                  </pic:nvPicPr>
+                  <pic:blipFill>
+                    <a:blip r:embed="rId67"/>
+                    <a:stretch>
+                      <a:fillRect/>
+                    </a:stretch>
+                  </pic:blipFill>
+                  <pic:spPr bwMode="auto">
+                    <a:xfrm>
+                      <a:off x="0" y="0"/>
+                      <a:ext cx="5417035" cy="5400000"/>
+                    </a:xfrm>
+                    <a:prstGeom prst="rect">
+                      <a:avLst/>
+                    </a:prstGeom>
+                    <a:noFill/>
+                    <a:ln w="9525">
+                      <a:noFill/>
+                      <a:headEnd/>
+                      <a:tailEnd/>
+                    </a:ln>
+                  </pic:spPr>
+                </pic:pic>
+              </a:graphicData>
+            </a:graphic>
+          </wp:inline>
+        </w:drawing>
+      </w:r>
+    </w:p>
+    <w:tbl>
+      <w:tblPr>
+        <w:tblStyle w:val="Table"/>
+        <w:tblW w:type="pct" w:w="5000"/>
+        <w:tblLook w:firstRow="1" w:lastRow="0" w:firstColumn="0" w:lastColumn="0" w:noHBand="0" w:noVBand="0" w:val="0020"/>
+        <w:jc w:val="start"/>
+        <w:tblBorders>
+          <w:top w:val="single" w:sz="4" w:color="B8BFCC"/>
+          <w:left w:val="single" w:sz="4" w:color="B8BFCC"/>
+          <w:bottom w:val="single" w:sz="4" w:color="B8BFCC"/>
+          <w:right w:val="single" w:sz="4" w:color="B8BFCC"/>
+          <w:insideH w:val="single" w:sz="4" w:color="B8BFCC"/>
+          <w:insideV w:val="single" w:sz="4" w:color="B8BFCC"/>
+        </w:tblBorders>
+      </w:tblPr>
+      <w:tblGrid>
+        <w:gridCol w:w="3960"/>
+        <w:gridCol w:w="3960"/>
+      </w:tblGrid>
+      <w:tr>
+        <w:trPr>
+          <w:tblHeader w:val="true"/>
+          <w:cantSplit/>
+        </w:trPr>
+        <w:tc>
+          <w:tcPr>
+            <w:shd w:val="clear" w:color="auto" w:fill="E8EDF5"/>
+          </w:tcPr>
+          <w:p>
+            <w:pPr>
+              <w:pStyle w:val="Compact"/>
+              <w:keepNext/>
+              <w:spacing w:after="40"/>
+              <w:jc w:val="center"/>
+            </w:pPr>
+            <w:r>
+              <w:rPr>
+                <w:b/>
+                <w:sz w:val="19"/>
+              </w:rPr>
+              <w:t xml:space="preserve">Телефон, низ списка</w:t>
+            </w:r>
+          </w:p>
+        </w:tc>
+        <w:tc>
+          <w:tcPr>
+            <w:shd w:val="clear" w:color="auto" w:fill="E8EDF5"/>
+          </w:tcPr>
+          <w:p>
+            <w:pPr>
+              <w:pStyle w:val="Compact"/>
+              <w:keepNext/>
+              <w:spacing w:after="40"/>
+              <w:jc w:val="center"/>
+            </w:pPr>
+            <w:r>
+              <w:rPr>
+                <w:b/>
+                <w:sz w:val="19"/>
+              </w:rPr>
+              <w:t xml:space="preserve">Десктоп</w:t>
+            </w:r>
+          </w:p>
+        </w:tc>
+      </w:tr>
+      <w:tr>
+        <w:trPr>
+          <w:cantSplit/>
+        </w:trPr>
+        <w:tc>
+          <w:tcPr/>
+          <w:p>
+            <w:pPr>
+              <w:pStyle w:val="Compact"/>
+              <w:spacing w:after="40"/>
+              <w:jc w:val="center"/>
+            </w:pPr>
+            <w:r>
+              <w:rPr>
+                <w:sz w:val="19"/>
+              </w:rPr>
+              <w:drawing>
+                <wp:inline>
+                  <wp:extent cx="2340000" cy="5054630"/>
+                  <wp:effectExtent b="0" l="0" r="0" t="0"/>
+                  <wp:docPr descr="Концепция 4, низ списка на телефоне" title="" id="71" name="Picture"/>
+                  <a:graphic>
+                    <a:graphicData uri="http://schemas.openxmlformats.org/drawingml/2006/picture">
+                      <pic:pic>
+                        <pic:nvPicPr>
+                          <pic:cNvPr descr="ui_concepts/screenshots/concept4_mobile_bottom.png" id="72" name="Picture"/>
+                          <pic:cNvPicPr>
+                            <a:picLocks noChangeArrowheads="1" noChangeAspect="1"/>
+                          </pic:cNvPicPr>
+                        </pic:nvPicPr>
+                        <pic:blipFill>
+                          <a:blip r:embed="rId70"/>
+                          <a:stretch>
+                            <a:fillRect/>
+                          </a:stretch>
+                        </pic:blipFill>
+                        <pic:spPr bwMode="auto">
+                          <a:xfrm>
+                            <a:off x="0" y="0"/>
+                            <a:ext cx="2340000" cy="5054630"/>
+                          </a:xfrm>
+                          <a:prstGeom prst="rect">
+                            <a:avLst/>
+                          </a:prstGeom>
+                          <a:noFill/>
+                          <a:ln w="9525">
+                            <a:noFill/>
+                            <a:headEnd/>
+                            <a:tailEnd/>
+                          </a:ln>
+                        </pic:spPr>
+                      </pic:pic>
+                    </a:graphicData>
+                  </a:graphic>
+                </wp:inline>
+              </w:drawing>
+            </w:r>
+          </w:p>
+        </w:tc>
+        <w:tc>
+          <w:tcPr/>
+          <w:p>
+            <w:pPr>
+              <w:pStyle w:val="Compact"/>
+              <w:spacing w:after="40"/>
+              <w:jc w:val="center"/>
+            </w:pPr>
+            <w:r>
+              <w:rPr>
+                <w:sz w:val="19"/>
+              </w:rPr>
+              <w:drawing>
+                <wp:inline>
+                  <wp:extent cx="2340000" cy="1646848"/>
+                  <wp:effectExtent b="0" l="0" r="0" t="0"/>
+                  <wp:docPr descr="Концепция 4, десктоп" title="" id="74" name="Picture"/>
+                  <a:graphic>
+                    <a:graphicData uri="http://schemas.openxmlformats.org/drawingml/2006/picture">
+                      <pic:pic>
+                        <pic:nvPicPr>
+                          <pic:cNvPr descr="ui_concepts/screenshots/concept4_desktop.png" id="75" name="Picture"/>
+                          <pic:cNvPicPr>
+                            <a:picLocks noChangeArrowheads="1" noChangeAspect="1"/>
+                          </pic:cNvPicPr>
+                        </pic:nvPicPr>
+                        <pic:blipFill>
+                          <a:blip r:embed="rId73"/>
+                          <a:stretch>
+                            <a:fillRect/>
+                          </a:stretch>
+                        </pic:blipFill>
+                        <pic:spPr bwMode="auto">
+                          <a:xfrm>
+                            <a:off x="0" y="0"/>
+                            <a:ext cx="2340000" cy="1646848"/>
+                          </a:xfrm>
+                          <a:prstGeom prst="rect">
+                            <a:avLst/>
+                          </a:prstGeom>
+                          <a:noFill/>
+                          <a:ln w="9525">
+                            <a:noFill/>
+                            <a:headEnd/>
+                            <a:tailEnd/>
+                          </a:ln>
+                        </pic:spPr>
+                      </pic:pic>
+                    </a:graphicData>
+                  </a:graphic>
+                </wp:inline>
+              </w:drawing>
+            </w:r>
+          </w:p>
+        </w:tc>
+      </w:tr>
+    </w:tbl>
+    <w:p>
+      <w:pPr>
+        <w:pStyle w:val="BodyText"/>
+      </w:pPr>
+      <w:r>
+        <w:rPr>
+          <w:bCs/>
+          <w:b/>
+        </w:rPr>
+        <w:t xml:space="preserve">Что взято из «Минимализма» (концепция 1):</w:t>
       </w:r>
     </w:p>
     <w:p>
@@ -4058,25 +4344,7 @@
         <w:pStyle w:val="Compact"/>
       </w:pPr>
       <w:r>
-        <w:t xml:space="preserve">из концепции 1 — более мягкие скругления карточек и обычный (не моноширинный) шрифт сумм</w:t>
-      </w:r>
-      <w:r>
-        <w:t xml:space="preserve"> </w:t>
-      </w:r>
-      <w:r>
-        <w:t xml:space="preserve">с выравниванием цифр</w:t>
-      </w:r>
-      <w:r>
-        <w:t xml:space="preserve"> </w:t>
-      </w:r>
-      <w:r>
-        <w:rPr>
-          <w:rStyle w:val="VerbatimChar"/>
-        </w:rPr>
-        <w:t xml:space="preserve">tabular-nums</w:t>
-      </w:r>
-      <w:r>
-        <w:t xml:space="preserve">, чтобы интерфейс не выглядел слишком «банковским»;</w:t>
+        <w:t xml:space="preserve">светлая тема, белые карточки со скруглениями на светло-сером фоне, зелёный акцент, шрифт Inter;</w:t>
       </w:r>
     </w:p>
     <w:p>
@@ -4088,13 +4356,13 @@
         <w:pStyle w:val="Compact"/>
       </w:pPr>
       <w:r>
-        <w:t xml:space="preserve">из концепции 2 — полосу «потрачено от дохода» в сводке и список участников семьи</w:t>
-      </w:r>
-      <w:r>
-        <w:t xml:space="preserve"> </w:t>
-      </w:r>
-      <w:r>
-        <w:t xml:space="preserve">в шапке десктопа (кто есть в семье).</w:t>
+        <w:t xml:space="preserve">мобильная версия целиком: нижняя панель, кнопка «+» по центру, сводка из трёх карточек,</w:t>
+      </w:r>
+      <w:r>
+        <w:t xml:space="preserve"> </w:t>
+      </w:r>
+      <w:r>
+        <w:t xml:space="preserve">карточки операций по дням.</w:t>
       </w:r>
     </w:p>
     <w:p>
@@ -4106,41 +4374,49 @@
           <w:bCs/>
           <w:b/>
         </w:rPr>
-        <w:t xml:space="preserve">Что исправляем во всех концепциях</w:t>
-      </w:r>
-      <w:r>
-        <w:t xml:space="preserve"> </w:t>
-      </w:r>
-      <w:r>
-        <w:t xml:space="preserve">(будет требованием в ДЗ4): у списка операций снизу</w:t>
-      </w:r>
-      <w:r>
-        <w:t xml:space="preserve"> </w:t>
-      </w:r>
-      <w:r>
-        <w:t xml:space="preserve">должен быть отступ не меньше высоты кнопки «+», чтобы она не перекрывала последнюю строку;</w:t>
-      </w:r>
-      <w:r>
-        <w:t xml:space="preserve"> </w:t>
-      </w:r>
-      <w:r>
-        <w:t xml:space="preserve">длинные названия «Категория › Подкатегория» обрезаются многоточием, а не переносятся.</w:t>
+        <w:t xml:space="preserve">Что взято из «Корпоративного» (концепция 3):</w:t>
       </w:r>
     </w:p>
     <w:p>
-      <w:r>
-        <w:br w:type="page"/>
+      <w:pPr>
+        <w:numPr>
+          <w:ilvl w:val="0"/>
+          <w:numId w:val="1012"/>
+        </w:numPr>
+        <w:pStyle w:val="Compact"/>
+      </w:pPr>
+      <w:r>
+        <w:t xml:space="preserve">на десктопе — верхняя панель с вкладками разделов вместо нижней панели;</w:t>
       </w:r>
     </w:p>
-    <w:bookmarkEnd w:id="66"/>
-    <w:bookmarkEnd w:id="67"/>
-    <w:bookmarkStart w:id="104" w:name="user-stories--семейный-бюджет"/>
     <w:p>
       <w:pPr>
-        <w:pStyle w:val="Heading1"/>
+        <w:numPr>
+          <w:ilvl w:val="0"/>
+          <w:numId w:val="1012"/>
+        </w:numPr>
+        <w:pStyle w:val="Compact"/>
       </w:pPr>
       <w:r>
-        <w:t xml:space="preserve">User Stories — «Семейный бюджет»</w:t>
+        <w:t xml:space="preserve">таблица «Дата · Категория › Подкатегория · Комментарий · Теги · Автор · Сумма» со строками-заголовками</w:t>
+      </w:r>
+      <w:r>
+        <w:t xml:space="preserve"> </w:t>
+      </w:r>
+      <w:r>
+        <w:t xml:space="preserve">дней и итогом дня; категория серым, подкатегория выделена;</w:t>
+      </w:r>
+    </w:p>
+    <w:p>
+      <w:pPr>
+        <w:numPr>
+          <w:ilvl w:val="0"/>
+          <w:numId w:val="1012"/>
+        </w:numPr>
+        <w:pStyle w:val="Compact"/>
+      </w:pPr>
+      <w:r>
+        <w:t xml:space="preserve">аватары участников семьи в шапке и кнопка «+ Добавить» вместо плавающей кнопки.</w:t>
       </w:r>
     </w:p>
     <w:p>
@@ -4148,69 +4424,17 @@
         <w:pStyle w:val="FirstParagraph"/>
       </w:pPr>
       <w:r>
-        <w:t xml:space="preserve">В версию входят функции с приоритетами</w:t>
-      </w:r>
-      <w:r>
-        <w:t xml:space="preserve"> </w:t>
-      </w:r>
-      <w:r>
-        <w:rPr>
-          <w:bCs/>
-          <w:b/>
-        </w:rPr>
-        <w:t xml:space="preserve">Must have</w:t>
-      </w:r>
-      <w:r>
-        <w:t xml:space="preserve"> </w:t>
-      </w:r>
-      <w:r>
-        <w:t xml:space="preserve">(обязательно) и</w:t>
-      </w:r>
-      <w:r>
-        <w:t xml:space="preserve"> </w:t>
-      </w:r>
-      <w:r>
-        <w:rPr>
-          <w:bCs/>
-          <w:b/>
-        </w:rPr>
-        <w:t xml:space="preserve">Should have</w:t>
-      </w:r>
-      <w:r>
-        <w:t xml:space="preserve"> </w:t>
-      </w:r>
-      <w:r>
-        <w:t xml:space="preserve">(желательно) из</w:t>
-      </w:r>
-      <w:r>
-        <w:t xml:space="preserve"> </w:t>
-      </w:r>
-      <w:hyperlink r:id="rId20">
-        <w:r>
-          <w:rPr>
-            <w:rStyle w:val="Hyperlink"/>
-          </w:rPr>
-          <w:t xml:space="preserve">описания продукта</w:t>
-        </w:r>
-      </w:hyperlink>
-      <w:r>
-        <w:t xml:space="preserve">. Истории</w:t>
-      </w:r>
-      <w:r>
-        <w:t xml:space="preserve"> </w:t>
-      </w:r>
-      <w:r>
-        <w:rPr>
-          <w:bCs/>
-          <w:b/>
-        </w:rPr>
-        <w:t xml:space="preserve">Nice to have</w:t>
-      </w:r>
-      <w:r>
-        <w:t xml:space="preserve"> </w:t>
-      </w:r>
-      <w:r>
-        <w:t xml:space="preserve">перечислены в конце и в текущую версию не входят.</w:t>
+        <w:rPr>
+          <w:bCs/>
+          <w:b/>
+        </w:rPr>
+        <w:t xml:space="preserve">Что взято из «Яркого дашборда» (концепция 2):</w:t>
+      </w:r>
+      <w:r>
+        <w:t xml:space="preserve"> </w:t>
+      </w:r>
+      <w:r>
+        <w:t xml:space="preserve">полоса «Потрачено 61% от дохода» под сводкой.</w:t>
       </w:r>
     </w:p>
     <w:p>
@@ -4218,29 +4442,51 @@
         <w:pStyle w:val="BodyText"/>
       </w:pPr>
       <w:r>
-        <w:t xml:space="preserve">Истории сгенерированы с помощью AI-агента Claude по описанию продукта и функционала,</w:t>
-      </w:r>
-      <w:r>
-        <w:t xml:space="preserve"> </w:t>
-      </w:r>
-      <w:r>
-        <w:t xml:space="preserve">затем проверены и отредактированы вручную.</w:t>
+        <w:rPr>
+          <w:bCs/>
+          <w:b/>
+        </w:rPr>
+        <w:t xml:space="preserve">Что исправлено</w:t>
+      </w:r>
+      <w:r>
+        <w:t xml:space="preserve"> </w:t>
+      </w:r>
+      <w:r>
+        <w:t xml:space="preserve">(проверено на скриншотах):</w:t>
       </w:r>
     </w:p>
     <w:p>
-      <w:r>
-        <w:pict>
-          <v:rect style="width:0;height:1.5pt" o:hralign="center" o:hrstd="t" o:hr="t"/>
-        </w:pict>
+      <w:pPr>
+        <w:numPr>
+          <w:ilvl w:val="0"/>
+          <w:numId w:val="1013"/>
+        </w:numPr>
+        <w:pStyle w:val="Compact"/>
+      </w:pPr>
+      <w:r>
+        <w:t xml:space="preserve">кнопка «+» на телефоне больше не перекрывает последнюю операцию — у списка есть отступ снизу;</w:t>
       </w:r>
     </w:p>
-    <w:bookmarkStart w:id="68" w:name="Xdaa743606a4b7e00b96fda66deae55f6c93b50c"/>
+    <w:p>
+      <w:pPr>
+        <w:numPr>
+          <w:ilvl w:val="0"/>
+          <w:numId w:val="1013"/>
+        </w:numPr>
+        <w:pStyle w:val="Compact"/>
+      </w:pPr>
+      <w:r>
+        <w:t xml:space="preserve">длинное «Дом › Коммунальные у…» обрезается многоточием, а не переносится на две строки.</w:t>
+      </w:r>
+    </w:p>
+    <w:bookmarkEnd w:id="76"/>
+    <w:bookmarkStart w:id="77" w:name="итоговый-выбор-концепция-4"/>
     <w:p>
       <w:pPr>
         <w:pStyle w:val="Heading2"/>
       </w:pPr>
       <w:r>
-        <w:t xml:space="preserve">1. Роли (Personas)</w:t>
+        <w:t xml:space="preserve">Итоговый выбор: концепция 4</w:t>
       </w:r>
     </w:p>
     <w:tbl>
@@ -4285,7 +4531,7 @@
                 <w:b/>
                 <w:sz w:val="19"/>
               </w:rPr>
-              <w:t xml:space="preserve">Персона</w:t>
+              <w:t xml:space="preserve">Критерий</w:t>
             </w:r>
           </w:p>
         </w:tc>
@@ -4298,14 +4544,14 @@
               <w:pStyle w:val="Compact"/>
               <w:keepNext/>
               <w:spacing w:after="40"/>
-              <w:jc w:val="left"/>
+              <w:jc w:val="center"/>
             </w:pPr>
             <w:r>
               <w:rPr>
                 <w:b/>
                 <w:sz w:val="19"/>
               </w:rPr>
-              <w:t xml:space="preserve">Роль в приложении</w:t>
+              <w:t xml:space="preserve">1. Минимализм</w:t>
             </w:r>
           </w:p>
         </w:tc>
@@ -4318,14 +4564,14 @@
               <w:pStyle w:val="Compact"/>
               <w:keepNext/>
               <w:spacing w:after="40"/>
-              <w:jc w:val="left"/>
+              <w:jc w:val="center"/>
             </w:pPr>
             <w:r>
               <w:rPr>
                 <w:b/>
                 <w:sz w:val="19"/>
               </w:rPr>
-              <w:t xml:space="preserve">Цели</w:t>
+              <w:t xml:space="preserve">3. Корпоративный</w:t>
             </w:r>
           </w:p>
         </w:tc>
@@ -4338,14 +4584,15 @@
               <w:pStyle w:val="Compact"/>
               <w:keepNext/>
               <w:spacing w:after="40"/>
-              <w:jc w:val="left"/>
-            </w:pPr>
-            <w:r>
-              <w:rPr>
+              <w:jc w:val="center"/>
+            </w:pPr>
+            <w:r>
+              <w:rPr>
+                <w:bCs/>
                 <w:b/>
                 <w:sz w:val="19"/>
               </w:rPr>
-              <w:t xml:space="preserve">Ограничения</w:t>
+              <w:t xml:space="preserve">4. Итоговая</w:t>
             </w:r>
           </w:p>
         </w:tc>
@@ -4365,68 +4612,62 @@
             </w:pPr>
             <w:r>
               <w:rPr>
+                <w:sz w:val="19"/>
+              </w:rPr>
+              <w:t xml:space="preserve">Удобство на телефоне</w:t>
+            </w:r>
+          </w:p>
+        </w:tc>
+        <w:tc>
+          <w:tcPr/>
+          <w:p>
+            <w:pPr>
+              <w:pStyle w:val="Compact"/>
+              <w:keepNext/>
+              <w:spacing w:after="40"/>
+              <w:jc w:val="center"/>
+            </w:pPr>
+            <w:r>
+              <w:rPr>
+                <w:sz w:val="19"/>
+              </w:rPr>
+              <w:t xml:space="preserve">5</w:t>
+            </w:r>
+          </w:p>
+        </w:tc>
+        <w:tc>
+          <w:tcPr/>
+          <w:p>
+            <w:pPr>
+              <w:pStyle w:val="Compact"/>
+              <w:keepNext/>
+              <w:spacing w:after="40"/>
+              <w:jc w:val="center"/>
+            </w:pPr>
+            <w:r>
+              <w:rPr>
+                <w:sz w:val="19"/>
+              </w:rPr>
+              <w:t xml:space="preserve">4</w:t>
+            </w:r>
+          </w:p>
+        </w:tc>
+        <w:tc>
+          <w:tcPr/>
+          <w:p>
+            <w:pPr>
+              <w:pStyle w:val="Compact"/>
+              <w:keepNext/>
+              <w:spacing w:after="40"/>
+              <w:jc w:val="center"/>
+            </w:pPr>
+            <w:r>
+              <w:rPr>
                 <w:bCs/>
                 <w:b/>
                 <w:sz w:val="19"/>
               </w:rPr>
-              <w:t xml:space="preserve">Алексей</w:t>
-            </w:r>
-            <w:r>
-              <w:rPr>
-                <w:sz w:val="19"/>
-              </w:rPr>
-              <w:t xml:space="preserve">, 34 года, ведёт семейные финансы</w:t>
-            </w:r>
-          </w:p>
-        </w:tc>
-        <w:tc>
-          <w:tcPr/>
-          <w:p>
-            <w:pPr>
-              <w:pStyle w:val="Compact"/>
-              <w:keepNext/>
-              <w:spacing w:after="40"/>
-              <w:jc w:val="left"/>
-            </w:pPr>
-            <w:r>
-              <w:rPr>
-                <w:sz w:val="19"/>
-              </w:rPr>
-              <w:t xml:space="preserve">Владелец</w:t>
-            </w:r>
-          </w:p>
-        </w:tc>
-        <w:tc>
-          <w:tcPr/>
-          <w:p>
-            <w:pPr>
-              <w:pStyle w:val="Compact"/>
-              <w:keepNext/>
-              <w:spacing w:after="40"/>
-              <w:jc w:val="left"/>
-            </w:pPr>
-            <w:r>
-              <w:rPr>
-                <w:sz w:val="19"/>
-              </w:rPr>
-              <w:t xml:space="preserve">Видеть полную картину за свой цикл зарплаты (с 29-го по 28-е), настраивать категории и бюджеты, управлять участниками</w:t>
-            </w:r>
-          </w:p>
-        </w:tc>
-        <w:tc>
-          <w:tcPr/>
-          <w:p>
-            <w:pPr>
-              <w:pStyle w:val="Compact"/>
-              <w:keepNext/>
-              <w:spacing w:after="40"/>
-              <w:jc w:val="left"/>
-            </w:pPr>
-            <w:r>
-              <w:rPr>
-                <w:sz w:val="19"/>
-              </w:rPr>
-              <w:t xml:space="preserve">Мало времени, раньше вёл учёт в Google-таблице</w:t>
+              <w:t xml:space="preserve">5</w:t>
             </w:r>
           </w:p>
         </w:tc>
@@ -4446,68 +4687,74 @@
             </w:pPr>
             <w:r>
               <w:rPr>
+                <w:sz w:val="19"/>
+              </w:rPr>
+              <w:t xml:space="preserve">Плотность информации</w:t>
+            </w:r>
+          </w:p>
+        </w:tc>
+        <w:tc>
+          <w:tcPr/>
+          <w:p>
+            <w:pPr>
+              <w:pStyle w:val="Compact"/>
+              <w:keepNext/>
+              <w:spacing w:after="40"/>
+              <w:jc w:val="center"/>
+            </w:pPr>
+            <w:r>
+              <w:rPr>
+                <w:sz w:val="19"/>
+              </w:rPr>
+              <w:t xml:space="preserve">3</w:t>
+            </w:r>
+          </w:p>
+        </w:tc>
+        <w:tc>
+          <w:tcPr/>
+          <w:p>
+            <w:pPr>
+              <w:pStyle w:val="Compact"/>
+              <w:keepNext/>
+              <w:spacing w:after="40"/>
+              <w:jc w:val="center"/>
+            </w:pPr>
+            <w:r>
+              <w:rPr>
+                <w:sz w:val="19"/>
+              </w:rPr>
+              <w:t xml:space="preserve">5</w:t>
+            </w:r>
+          </w:p>
+        </w:tc>
+        <w:tc>
+          <w:tcPr/>
+          <w:p>
+            <w:pPr>
+              <w:pStyle w:val="Compact"/>
+              <w:keepNext/>
+              <w:spacing w:after="40"/>
+              <w:jc w:val="center"/>
+            </w:pPr>
+            <w:r>
+              <w:rPr>
                 <w:bCs/>
                 <w:b/>
                 <w:sz w:val="19"/>
               </w:rPr>
-              <w:t xml:space="preserve">Марина</w:t>
-            </w:r>
-            <w:r>
-              <w:rPr>
-                <w:sz w:val="19"/>
-              </w:rPr>
-              <w:t xml:space="preserve">, 32 года, делает большую часть покупок</w:t>
-            </w:r>
-          </w:p>
-        </w:tc>
-        <w:tc>
-          <w:tcPr/>
-          <w:p>
-            <w:pPr>
-              <w:pStyle w:val="Compact"/>
-              <w:keepNext/>
-              <w:spacing w:after="40"/>
-              <w:jc w:val="left"/>
-            </w:pPr>
-            <w:r>
-              <w:rPr>
-                <w:sz w:val="19"/>
-              </w:rPr>
-              <w:t xml:space="preserve">Администратор</w:t>
-            </w:r>
-          </w:p>
-        </w:tc>
-        <w:tc>
-          <w:tcPr/>
-          <w:p>
-            <w:pPr>
-              <w:pStyle w:val="Compact"/>
-              <w:keepNext/>
-              <w:spacing w:after="40"/>
-              <w:jc w:val="left"/>
-            </w:pPr>
-            <w:r>
-              <w:rPr>
-                <w:sz w:val="19"/>
-              </w:rPr>
-              <w:t xml:space="preserve">Быстро записать трату у кассы с телефона, знать остаток бюджета «Продукты»</w:t>
-            </w:r>
-          </w:p>
-        </w:tc>
-        <w:tc>
-          <w:tcPr/>
-          <w:p>
-            <w:pPr>
-              <w:pStyle w:val="Compact"/>
-              <w:keepNext/>
-              <w:spacing w:after="40"/>
-              <w:jc w:val="left"/>
-            </w:pPr>
-            <w:r>
-              <w:rPr>
-                <w:sz w:val="19"/>
-              </w:rPr>
-              <w:t xml:space="preserve">Вносит траты на ходу, одной рукой</w:t>
+              <w:t xml:space="preserve">4</w:t>
+            </w:r>
+            <w:r>
+              <w:rPr>
+                <w:sz w:val="19"/>
+              </w:rPr>
+              <w:t xml:space="preserve"> </w:t>
+            </w:r>
+            <w:r>
+              <w:rPr>
+                <w:sz w:val="19"/>
+              </w:rPr>
+              <w:t xml:space="preserve">(карточки на телефоне, таблица на десктопе)</w:t>
             </w:r>
           </w:p>
         </w:tc>
@@ -4521,8 +4768,60 @@
           <w:p>
             <w:pPr>
               <w:pStyle w:val="Compact"/>
-              <w:spacing w:after="40"/>
-              <w:jc w:val="left"/>
+              <w:keepNext/>
+              <w:spacing w:after="40"/>
+              <w:jc w:val="left"/>
+            </w:pPr>
+            <w:r>
+              <w:rPr>
+                <w:sz w:val="19"/>
+              </w:rPr>
+              <w:t xml:space="preserve">Читаемость и контраст</w:t>
+            </w:r>
+          </w:p>
+        </w:tc>
+        <w:tc>
+          <w:tcPr/>
+          <w:p>
+            <w:pPr>
+              <w:pStyle w:val="Compact"/>
+              <w:keepNext/>
+              <w:spacing w:after="40"/>
+              <w:jc w:val="center"/>
+            </w:pPr>
+            <w:r>
+              <w:rPr>
+                <w:sz w:val="19"/>
+              </w:rPr>
+              <w:t xml:space="preserve">5</w:t>
+            </w:r>
+          </w:p>
+        </w:tc>
+        <w:tc>
+          <w:tcPr/>
+          <w:p>
+            <w:pPr>
+              <w:pStyle w:val="Compact"/>
+              <w:keepNext/>
+              <w:spacing w:after="40"/>
+              <w:jc w:val="center"/>
+            </w:pPr>
+            <w:r>
+              <w:rPr>
+                <w:sz w:val="19"/>
+              </w:rPr>
+              <w:t xml:space="preserve">5</w:t>
+            </w:r>
+          </w:p>
+        </w:tc>
+        <w:tc>
+          <w:tcPr/>
+          <w:p>
+            <w:pPr>
+              <w:pStyle w:val="Compact"/>
+              <w:keepNext/>
+              <w:spacing w:after="40"/>
+              <w:jc w:val="center"/>
             </w:pPr>
             <w:r>
               <w:rPr>
@@ -4530,61 +4829,317 @@
                 <w:b/>
                 <w:sz w:val="19"/>
               </w:rPr>
-              <w:t xml:space="preserve">Даня</w:t>
-            </w:r>
-            <w:r>
-              <w:rPr>
-                <w:sz w:val="19"/>
-              </w:rPr>
-              <w:t xml:space="preserve">, 15 лет, карманные деньги</w:t>
-            </w:r>
-          </w:p>
-        </w:tc>
-        <w:tc>
-          <w:tcPr/>
-          <w:p>
-            <w:pPr>
-              <w:pStyle w:val="Compact"/>
-              <w:spacing w:after="40"/>
-              <w:jc w:val="left"/>
-            </w:pPr>
-            <w:r>
-              <w:rPr>
-                <w:sz w:val="19"/>
-              </w:rPr>
-              <w:t xml:space="preserve">Участник</w:t>
-            </w:r>
-          </w:p>
-        </w:tc>
-        <w:tc>
-          <w:tcPr/>
-          <w:p>
-            <w:pPr>
-              <w:pStyle w:val="Compact"/>
-              <w:spacing w:after="40"/>
-              <w:jc w:val="left"/>
-            </w:pPr>
-            <w:r>
-              <w:rPr>
-                <w:sz w:val="19"/>
-              </w:rPr>
-              <w:t xml:space="preserve">Записывать свои траты, видеть, сколько потратил</w:t>
-            </w:r>
-          </w:p>
-        </w:tc>
-        <w:tc>
-          <w:tcPr/>
-          <w:p>
-            <w:pPr>
-              <w:pStyle w:val="Compact"/>
-              <w:spacing w:after="40"/>
-              <w:jc w:val="left"/>
-            </w:pPr>
-            <w:r>
-              <w:rPr>
-                <w:sz w:val="19"/>
-              </w:rPr>
-              <w:t xml:space="preserve">Не должен менять настройки семьи и чужие операции</w:t>
+              <w:t xml:space="preserve">5</w:t>
+            </w:r>
+          </w:p>
+        </w:tc>
+      </w:tr>
+      <w:tr>
+        <w:trPr>
+          <w:cantSplit/>
+        </w:trPr>
+        <w:tc>
+          <w:tcPr/>
+          <w:p>
+            <w:pPr>
+              <w:pStyle w:val="Compact"/>
+              <w:keepNext/>
+              <w:spacing w:after="40"/>
+              <w:jc w:val="left"/>
+            </w:pPr>
+            <w:r>
+              <w:rPr>
+                <w:sz w:val="19"/>
+              </w:rPr>
+              <w:t xml:space="preserve">Использование десктопа</w:t>
+            </w:r>
+          </w:p>
+        </w:tc>
+        <w:tc>
+          <w:tcPr/>
+          <w:p>
+            <w:pPr>
+              <w:pStyle w:val="Compact"/>
+              <w:keepNext/>
+              <w:spacing w:after="40"/>
+              <w:jc w:val="center"/>
+            </w:pPr>
+            <w:r>
+              <w:rPr>
+                <w:sz w:val="19"/>
+              </w:rPr>
+              <w:t xml:space="preserve">2</w:t>
+            </w:r>
+          </w:p>
+        </w:tc>
+        <w:tc>
+          <w:tcPr/>
+          <w:p>
+            <w:pPr>
+              <w:pStyle w:val="Compact"/>
+              <w:keepNext/>
+              <w:spacing w:after="40"/>
+              <w:jc w:val="center"/>
+            </w:pPr>
+            <w:r>
+              <w:rPr>
+                <w:sz w:val="19"/>
+              </w:rPr>
+              <w:t xml:space="preserve">5</w:t>
+            </w:r>
+          </w:p>
+        </w:tc>
+        <w:tc>
+          <w:tcPr/>
+          <w:p>
+            <w:pPr>
+              <w:pStyle w:val="Compact"/>
+              <w:keepNext/>
+              <w:spacing w:after="40"/>
+              <w:jc w:val="center"/>
+            </w:pPr>
+            <w:r>
+              <w:rPr>
+                <w:bCs/>
+                <w:b/>
+                <w:sz w:val="19"/>
+              </w:rPr>
+              <w:t xml:space="preserve">5</w:t>
+            </w:r>
+          </w:p>
+        </w:tc>
+      </w:tr>
+      <w:tr>
+        <w:trPr>
+          <w:cantSplit/>
+        </w:trPr>
+        <w:tc>
+          <w:tcPr/>
+          <w:p>
+            <w:pPr>
+              <w:pStyle w:val="Compact"/>
+              <w:keepNext/>
+              <w:spacing w:after="40"/>
+              <w:jc w:val="left"/>
+            </w:pPr>
+            <w:r>
+              <w:rPr>
+                <w:sz w:val="19"/>
+              </w:rPr>
+              <w:t xml:space="preserve">Простота реализации</w:t>
+            </w:r>
+          </w:p>
+        </w:tc>
+        <w:tc>
+          <w:tcPr/>
+          <w:p>
+            <w:pPr>
+              <w:pStyle w:val="Compact"/>
+              <w:keepNext/>
+              <w:spacing w:after="40"/>
+              <w:jc w:val="center"/>
+            </w:pPr>
+            <w:r>
+              <w:rPr>
+                <w:sz w:val="19"/>
+              </w:rPr>
+              <w:t xml:space="preserve">5</w:t>
+            </w:r>
+          </w:p>
+        </w:tc>
+        <w:tc>
+          <w:tcPr/>
+          <w:p>
+            <w:pPr>
+              <w:pStyle w:val="Compact"/>
+              <w:keepNext/>
+              <w:spacing w:after="40"/>
+              <w:jc w:val="center"/>
+            </w:pPr>
+            <w:r>
+              <w:rPr>
+                <w:sz w:val="19"/>
+              </w:rPr>
+              <w:t xml:space="preserve">4</w:t>
+            </w:r>
+          </w:p>
+        </w:tc>
+        <w:tc>
+          <w:tcPr/>
+          <w:p>
+            <w:pPr>
+              <w:pStyle w:val="Compact"/>
+              <w:keepNext/>
+              <w:spacing w:after="40"/>
+              <w:jc w:val="center"/>
+            </w:pPr>
+            <w:r>
+              <w:rPr>
+                <w:bCs/>
+                <w:b/>
+                <w:sz w:val="19"/>
+              </w:rPr>
+              <w:t xml:space="preserve">4</w:t>
+            </w:r>
+            <w:r>
+              <w:rPr>
+                <w:sz w:val="19"/>
+              </w:rPr>
+              <w:t xml:space="preserve"> </w:t>
+            </w:r>
+            <w:r>
+              <w:rPr>
+                <w:sz w:val="19"/>
+              </w:rPr>
+              <w:t xml:space="preserve">(две раскладки списка)</w:t>
+            </w:r>
+          </w:p>
+        </w:tc>
+      </w:tr>
+      <w:tr>
+        <w:trPr>
+          <w:cantSplit/>
+        </w:trPr>
+        <w:tc>
+          <w:tcPr/>
+          <w:p>
+            <w:pPr>
+              <w:pStyle w:val="Compact"/>
+              <w:keepNext/>
+              <w:spacing w:after="40"/>
+              <w:jc w:val="left"/>
+            </w:pPr>
+            <w:r>
+              <w:rPr>
+                <w:sz w:val="19"/>
+              </w:rPr>
+              <w:t xml:space="preserve">Соответствие персонам и пожеланиям владельца</w:t>
+            </w:r>
+          </w:p>
+        </w:tc>
+        <w:tc>
+          <w:tcPr/>
+          <w:p>
+            <w:pPr>
+              <w:pStyle w:val="Compact"/>
+              <w:keepNext/>
+              <w:spacing w:after="40"/>
+              <w:jc w:val="center"/>
+            </w:pPr>
+            <w:r>
+              <w:rPr>
+                <w:sz w:val="19"/>
+              </w:rPr>
+              <w:t xml:space="preserve">4</w:t>
+            </w:r>
+          </w:p>
+        </w:tc>
+        <w:tc>
+          <w:tcPr/>
+          <w:p>
+            <w:pPr>
+              <w:pStyle w:val="Compact"/>
+              <w:keepNext/>
+              <w:spacing w:after="40"/>
+              <w:jc w:val="center"/>
+            </w:pPr>
+            <w:r>
+              <w:rPr>
+                <w:sz w:val="19"/>
+              </w:rPr>
+              <w:t xml:space="preserve">3</w:t>
+            </w:r>
+          </w:p>
+        </w:tc>
+        <w:tc>
+          <w:tcPr/>
+          <w:p>
+            <w:pPr>
+              <w:pStyle w:val="Compact"/>
+              <w:keepNext/>
+              <w:spacing w:after="40"/>
+              <w:jc w:val="center"/>
+            </w:pPr>
+            <w:r>
+              <w:rPr>
+                <w:bCs/>
+                <w:b/>
+                <w:sz w:val="19"/>
+              </w:rPr>
+              <w:t xml:space="preserve">5</w:t>
+            </w:r>
+          </w:p>
+        </w:tc>
+      </w:tr>
+      <w:tr>
+        <w:trPr>
+          <w:cantSplit/>
+        </w:trPr>
+        <w:tc>
+          <w:tcPr/>
+          <w:p>
+            <w:pPr>
+              <w:pStyle w:val="Compact"/>
+              <w:spacing w:after="40"/>
+              <w:jc w:val="left"/>
+            </w:pPr>
+            <w:r>
+              <w:rPr>
+                <w:bCs/>
+                <w:b/>
+                <w:sz w:val="19"/>
+              </w:rPr>
+              <w:t xml:space="preserve">Сумма (из 30)</w:t>
+            </w:r>
+          </w:p>
+        </w:tc>
+        <w:tc>
+          <w:tcPr/>
+          <w:p>
+            <w:pPr>
+              <w:pStyle w:val="Compact"/>
+              <w:spacing w:after="40"/>
+              <w:jc w:val="center"/>
+            </w:pPr>
+            <w:r>
+              <w:rPr>
+                <w:sz w:val="19"/>
+              </w:rPr>
+              <w:t xml:space="preserve">24</w:t>
+            </w:r>
+          </w:p>
+        </w:tc>
+        <w:tc>
+          <w:tcPr/>
+          <w:p>
+            <w:pPr>
+              <w:pStyle w:val="Compact"/>
+              <w:spacing w:after="40"/>
+              <w:jc w:val="center"/>
+            </w:pPr>
+            <w:r>
+              <w:rPr>
+                <w:sz w:val="19"/>
+              </w:rPr>
+              <w:t xml:space="preserve">26*</w:t>
+            </w:r>
+          </w:p>
+        </w:tc>
+        <w:tc>
+          <w:tcPr/>
+          <w:p>
+            <w:pPr>
+              <w:pStyle w:val="Compact"/>
+              <w:spacing w:after="40"/>
+              <w:jc w:val="center"/>
+            </w:pPr>
+            <w:r>
+              <w:rPr>
+                <w:bCs/>
+                <w:b/>
+                <w:sz w:val="19"/>
+              </w:rPr>
+              <w:t xml:space="preserve">28</w:t>
             </w:r>
           </w:p>
         </w:tc>
@@ -4595,7 +5150,149 @@
         <w:pStyle w:val="BodyText"/>
       </w:pPr>
       <w:r>
-        <w:t xml:space="preserve">Персоны вымышленные.</w:t>
+        <w:t xml:space="preserve">* С учётом обратной связи владельца продукта оценка «Соответствие» у концепции 3 снижена с 5 до 3.</w:t>
+      </w:r>
+    </w:p>
+    <w:p>
+      <w:pPr>
+        <w:pStyle w:val="BodyText"/>
+      </w:pPr>
+      <w:r>
+        <w:rPr>
+          <w:bCs/>
+          <w:b/>
+        </w:rPr>
+        <w:t xml:space="preserve">Обоснование.</w:t>
+      </w:r>
+      <w:r>
+        <w:t xml:space="preserve"> </w:t>
+      </w:r>
+      <w:r>
+        <w:t xml:space="preserve">Концепция 4 сохраняет то, что лучше всего работает на телефоне — основном</w:t>
+      </w:r>
+      <w:r>
+        <w:t xml:space="preserve"> </w:t>
+      </w:r>
+      <w:r>
+        <w:t xml:space="preserve">устройстве для записи трат, — и при этом полноценно использует большой экран для анализа:</w:t>
+      </w:r>
+      <w:r>
+        <w:t xml:space="preserve"> </w:t>
+      </w:r>
+      <w:r>
+        <w:t xml:space="preserve">таблица с колонками удобна тому, кто раньше вёл бюджет в Google Таблицах. Стиль остаётся</w:t>
+      </w:r>
+      <w:r>
+        <w:t xml:space="preserve"> </w:t>
+      </w:r>
+      <w:r>
+        <w:t xml:space="preserve">лёгким и дружелюбным, без «банковской» строгости. Найденные в первых концепциях дефекты</w:t>
+      </w:r>
+      <w:r>
+        <w:t xml:space="preserve"> </w:t>
+      </w:r>
+      <w:r>
+        <w:t xml:space="preserve">(перекрытие кнопкой «+», перенос длинных названий) исправлены и зафиксированы требованиями в ТЗ.</w:t>
+      </w:r>
+    </w:p>
+    <w:p>
+      <w:r>
+        <w:br w:type="page"/>
+      </w:r>
+    </w:p>
+    <w:bookmarkEnd w:id="77"/>
+    <w:bookmarkEnd w:id="78"/>
+    <w:bookmarkStart w:id="115" w:name="user-stories--семейный-бюджет"/>
+    <w:p>
+      <w:pPr>
+        <w:pStyle w:val="Heading1"/>
+      </w:pPr>
+      <w:r>
+        <w:t xml:space="preserve">User Stories — «Семейный бюджет»</w:t>
+      </w:r>
+    </w:p>
+    <w:p>
+      <w:pPr>
+        <w:pStyle w:val="FirstParagraph"/>
+      </w:pPr>
+      <w:r>
+        <w:t xml:space="preserve">В версию входят функции с приоритетами</w:t>
+      </w:r>
+      <w:r>
+        <w:t xml:space="preserve"> </w:t>
+      </w:r>
+      <w:r>
+        <w:rPr>
+          <w:bCs/>
+          <w:b/>
+        </w:rPr>
+        <w:t xml:space="preserve">Must have</w:t>
+      </w:r>
+      <w:r>
+        <w:t xml:space="preserve"> </w:t>
+      </w:r>
+      <w:r>
+        <w:t xml:space="preserve">(обязательно) и</w:t>
+      </w:r>
+      <w:r>
+        <w:t xml:space="preserve"> </w:t>
+      </w:r>
+      <w:r>
+        <w:rPr>
+          <w:bCs/>
+          <w:b/>
+        </w:rPr>
+        <w:t xml:space="preserve">Should have</w:t>
+      </w:r>
+      <w:r>
+        <w:t xml:space="preserve"> </w:t>
+      </w:r>
+      <w:r>
+        <w:t xml:space="preserve">(желательно) из</w:t>
+      </w:r>
+      <w:r>
+        <w:t xml:space="preserve"> </w:t>
+      </w:r>
+      <w:hyperlink r:id="rId20">
+        <w:r>
+          <w:rPr>
+            <w:rStyle w:val="Hyperlink"/>
+          </w:rPr>
+          <w:t xml:space="preserve">описания продукта</w:t>
+        </w:r>
+      </w:hyperlink>
+      <w:r>
+        <w:t xml:space="preserve">. Истории</w:t>
+      </w:r>
+      <w:r>
+        <w:t xml:space="preserve"> </w:t>
+      </w:r>
+      <w:r>
+        <w:rPr>
+          <w:bCs/>
+          <w:b/>
+        </w:rPr>
+        <w:t xml:space="preserve">Nice to have</w:t>
+      </w:r>
+      <w:r>
+        <w:t xml:space="preserve"> </w:t>
+      </w:r>
+      <w:r>
+        <w:t xml:space="preserve">перечислены в конце и в текущую версию не входят.</w:t>
+      </w:r>
+    </w:p>
+    <w:p>
+      <w:pPr>
+        <w:pStyle w:val="BodyText"/>
+      </w:pPr>
+      <w:r>
+        <w:t xml:space="preserve">Истории сгенерированы с помощью AI-агента Claude по описанию продукта и функционала,</w:t>
+      </w:r>
+      <w:r>
+        <w:t xml:space="preserve"> </w:t>
+      </w:r>
+      <w:r>
+        <w:t xml:space="preserve">затем проверены и отредактированы вручную.</w:t>
       </w:r>
     </w:p>
     <w:p>
@@ -4605,151 +5302,394 @@
         </w:pict>
       </w:r>
     </w:p>
-    <w:bookmarkEnd w:id="68"/>
-    <w:bookmarkStart w:id="74" w:name="X4baafe820e551b8a64f75117c3f6f01051d7444"/>
+    <w:bookmarkStart w:id="79" w:name="Xdaa743606a4b7e00b96fda66deae55f6c93b50c"/>
     <w:p>
       <w:pPr>
         <w:pStyle w:val="Heading2"/>
       </w:pPr>
       <w:r>
+        <w:t xml:space="preserve">1. Роли (Personas)</w:t>
+      </w:r>
+    </w:p>
+    <w:tbl>
+      <w:tblPr>
+        <w:tblStyle w:val="Table"/>
+        <w:tblW w:type="pct" w:w="5000"/>
+        <w:tblLook w:firstRow="1" w:lastRow="0" w:firstColumn="0" w:lastColumn="0" w:noHBand="0" w:noVBand="0" w:val="0020"/>
+        <w:jc w:val="start"/>
+        <w:tblBorders>
+          <w:top w:val="single" w:sz="4" w:color="B8BFCC"/>
+          <w:left w:val="single" w:sz="4" w:color="B8BFCC"/>
+          <w:bottom w:val="single" w:sz="4" w:color="B8BFCC"/>
+          <w:right w:val="single" w:sz="4" w:color="B8BFCC"/>
+          <w:insideH w:val="single" w:sz="4" w:color="B8BFCC"/>
+          <w:insideV w:val="single" w:sz="4" w:color="B8BFCC"/>
+        </w:tblBorders>
+      </w:tblPr>
+      <w:tblGrid>
+        <w:gridCol w:w="1980"/>
+        <w:gridCol w:w="1980"/>
+        <w:gridCol w:w="1980"/>
+        <w:gridCol w:w="1980"/>
+      </w:tblGrid>
+      <w:tr>
+        <w:trPr>
+          <w:tblHeader w:val="true"/>
+          <w:cantSplit/>
+        </w:trPr>
+        <w:tc>
+          <w:tcPr>
+            <w:shd w:val="clear" w:color="auto" w:fill="E8EDF5"/>
+          </w:tcPr>
+          <w:p>
+            <w:pPr>
+              <w:pStyle w:val="Compact"/>
+              <w:keepNext/>
+              <w:spacing w:after="40"/>
+              <w:jc w:val="left"/>
+            </w:pPr>
+            <w:r>
+              <w:rPr>
+                <w:b/>
+                <w:sz w:val="19"/>
+              </w:rPr>
+              <w:t xml:space="preserve">Персона</w:t>
+            </w:r>
+          </w:p>
+        </w:tc>
+        <w:tc>
+          <w:tcPr>
+            <w:shd w:val="clear" w:color="auto" w:fill="E8EDF5"/>
+          </w:tcPr>
+          <w:p>
+            <w:pPr>
+              <w:pStyle w:val="Compact"/>
+              <w:keepNext/>
+              <w:spacing w:after="40"/>
+              <w:jc w:val="left"/>
+            </w:pPr>
+            <w:r>
+              <w:rPr>
+                <w:b/>
+                <w:sz w:val="19"/>
+              </w:rPr>
+              <w:t xml:space="preserve">Роль в приложении</w:t>
+            </w:r>
+          </w:p>
+        </w:tc>
+        <w:tc>
+          <w:tcPr>
+            <w:shd w:val="clear" w:color="auto" w:fill="E8EDF5"/>
+          </w:tcPr>
+          <w:p>
+            <w:pPr>
+              <w:pStyle w:val="Compact"/>
+              <w:keepNext/>
+              <w:spacing w:after="40"/>
+              <w:jc w:val="left"/>
+            </w:pPr>
+            <w:r>
+              <w:rPr>
+                <w:b/>
+                <w:sz w:val="19"/>
+              </w:rPr>
+              <w:t xml:space="preserve">Цели</w:t>
+            </w:r>
+          </w:p>
+        </w:tc>
+        <w:tc>
+          <w:tcPr>
+            <w:shd w:val="clear" w:color="auto" w:fill="E8EDF5"/>
+          </w:tcPr>
+          <w:p>
+            <w:pPr>
+              <w:pStyle w:val="Compact"/>
+              <w:keepNext/>
+              <w:spacing w:after="40"/>
+              <w:jc w:val="left"/>
+            </w:pPr>
+            <w:r>
+              <w:rPr>
+                <w:b/>
+                <w:sz w:val="19"/>
+              </w:rPr>
+              <w:t xml:space="preserve">Ограничения</w:t>
+            </w:r>
+          </w:p>
+        </w:tc>
+      </w:tr>
+      <w:tr>
+        <w:trPr>
+          <w:cantSplit/>
+        </w:trPr>
+        <w:tc>
+          <w:tcPr/>
+          <w:p>
+            <w:pPr>
+              <w:pStyle w:val="Compact"/>
+              <w:keepNext/>
+              <w:spacing w:after="40"/>
+              <w:jc w:val="left"/>
+            </w:pPr>
+            <w:r>
+              <w:rPr>
+                <w:bCs/>
+                <w:b/>
+                <w:sz w:val="19"/>
+              </w:rPr>
+              <w:t xml:space="preserve">Алексей</w:t>
+            </w:r>
+            <w:r>
+              <w:rPr>
+                <w:sz w:val="19"/>
+              </w:rPr>
+              <w:t xml:space="preserve">, 34 года, ведёт семейные финансы</w:t>
+            </w:r>
+          </w:p>
+        </w:tc>
+        <w:tc>
+          <w:tcPr/>
+          <w:p>
+            <w:pPr>
+              <w:pStyle w:val="Compact"/>
+              <w:keepNext/>
+              <w:spacing w:after="40"/>
+              <w:jc w:val="left"/>
+            </w:pPr>
+            <w:r>
+              <w:rPr>
+                <w:sz w:val="19"/>
+              </w:rPr>
+              <w:t xml:space="preserve">Владелец</w:t>
+            </w:r>
+          </w:p>
+        </w:tc>
+        <w:tc>
+          <w:tcPr/>
+          <w:p>
+            <w:pPr>
+              <w:pStyle w:val="Compact"/>
+              <w:keepNext/>
+              <w:spacing w:after="40"/>
+              <w:jc w:val="left"/>
+            </w:pPr>
+            <w:r>
+              <w:rPr>
+                <w:sz w:val="19"/>
+              </w:rPr>
+              <w:t xml:space="preserve">Видеть полную картину за свой цикл зарплаты (с 29-го по 28-е), настраивать категории и бюджеты, управлять участниками</w:t>
+            </w:r>
+          </w:p>
+        </w:tc>
+        <w:tc>
+          <w:tcPr/>
+          <w:p>
+            <w:pPr>
+              <w:pStyle w:val="Compact"/>
+              <w:keepNext/>
+              <w:spacing w:after="40"/>
+              <w:jc w:val="left"/>
+            </w:pPr>
+            <w:r>
+              <w:rPr>
+                <w:sz w:val="19"/>
+              </w:rPr>
+              <w:t xml:space="preserve">Мало времени, раньше вёл учёт в Google-таблице</w:t>
+            </w:r>
+          </w:p>
+        </w:tc>
+      </w:tr>
+      <w:tr>
+        <w:trPr>
+          <w:cantSplit/>
+        </w:trPr>
+        <w:tc>
+          <w:tcPr/>
+          <w:p>
+            <w:pPr>
+              <w:pStyle w:val="Compact"/>
+              <w:keepNext/>
+              <w:spacing w:after="40"/>
+              <w:jc w:val="left"/>
+            </w:pPr>
+            <w:r>
+              <w:rPr>
+                <w:bCs/>
+                <w:b/>
+                <w:sz w:val="19"/>
+              </w:rPr>
+              <w:t xml:space="preserve">Марина</w:t>
+            </w:r>
+            <w:r>
+              <w:rPr>
+                <w:sz w:val="19"/>
+              </w:rPr>
+              <w:t xml:space="preserve">, 32 года, делает большую часть покупок</w:t>
+            </w:r>
+          </w:p>
+        </w:tc>
+        <w:tc>
+          <w:tcPr/>
+          <w:p>
+            <w:pPr>
+              <w:pStyle w:val="Compact"/>
+              <w:keepNext/>
+              <w:spacing w:after="40"/>
+              <w:jc w:val="left"/>
+            </w:pPr>
+            <w:r>
+              <w:rPr>
+                <w:sz w:val="19"/>
+              </w:rPr>
+              <w:t xml:space="preserve">Администратор</w:t>
+            </w:r>
+          </w:p>
+        </w:tc>
+        <w:tc>
+          <w:tcPr/>
+          <w:p>
+            <w:pPr>
+              <w:pStyle w:val="Compact"/>
+              <w:keepNext/>
+              <w:spacing w:after="40"/>
+              <w:jc w:val="left"/>
+            </w:pPr>
+            <w:r>
+              <w:rPr>
+                <w:sz w:val="19"/>
+              </w:rPr>
+              <w:t xml:space="preserve">Быстро записать трату у кассы с телефона, знать остаток бюджета «Продукты»</w:t>
+            </w:r>
+          </w:p>
+        </w:tc>
+        <w:tc>
+          <w:tcPr/>
+          <w:p>
+            <w:pPr>
+              <w:pStyle w:val="Compact"/>
+              <w:keepNext/>
+              <w:spacing w:after="40"/>
+              <w:jc w:val="left"/>
+            </w:pPr>
+            <w:r>
+              <w:rPr>
+                <w:sz w:val="19"/>
+              </w:rPr>
+              <w:t xml:space="preserve">Вносит траты на ходу, одной рукой</w:t>
+            </w:r>
+          </w:p>
+        </w:tc>
+      </w:tr>
+      <w:tr>
+        <w:trPr>
+          <w:cantSplit/>
+        </w:trPr>
+        <w:tc>
+          <w:tcPr/>
+          <w:p>
+            <w:pPr>
+              <w:pStyle w:val="Compact"/>
+              <w:spacing w:after="40"/>
+              <w:jc w:val="left"/>
+            </w:pPr>
+            <w:r>
+              <w:rPr>
+                <w:bCs/>
+                <w:b/>
+                <w:sz w:val="19"/>
+              </w:rPr>
+              <w:t xml:space="preserve">Даня</w:t>
+            </w:r>
+            <w:r>
+              <w:rPr>
+                <w:sz w:val="19"/>
+              </w:rPr>
+              <w:t xml:space="preserve">, 15 лет, карманные деньги</w:t>
+            </w:r>
+          </w:p>
+        </w:tc>
+        <w:tc>
+          <w:tcPr/>
+          <w:p>
+            <w:pPr>
+              <w:pStyle w:val="Compact"/>
+              <w:spacing w:after="40"/>
+              <w:jc w:val="left"/>
+            </w:pPr>
+            <w:r>
+              <w:rPr>
+                <w:sz w:val="19"/>
+              </w:rPr>
+              <w:t xml:space="preserve">Участник</w:t>
+            </w:r>
+          </w:p>
+        </w:tc>
+        <w:tc>
+          <w:tcPr/>
+          <w:p>
+            <w:pPr>
+              <w:pStyle w:val="Compact"/>
+              <w:spacing w:after="40"/>
+              <w:jc w:val="left"/>
+            </w:pPr>
+            <w:r>
+              <w:rPr>
+                <w:sz w:val="19"/>
+              </w:rPr>
+              <w:t xml:space="preserve">Записывать свои траты, видеть, сколько потратил</w:t>
+            </w:r>
+          </w:p>
+        </w:tc>
+        <w:tc>
+          <w:tcPr/>
+          <w:p>
+            <w:pPr>
+              <w:pStyle w:val="Compact"/>
+              <w:spacing w:after="40"/>
+              <w:jc w:val="left"/>
+            </w:pPr>
+            <w:r>
+              <w:rPr>
+                <w:sz w:val="19"/>
+              </w:rPr>
+              <w:t xml:space="preserve">Не должен менять настройки семьи и чужие операции</w:t>
+            </w:r>
+          </w:p>
+        </w:tc>
+      </w:tr>
+    </w:tbl>
+    <w:p>
+      <w:pPr>
+        <w:pStyle w:val="BodyText"/>
+      </w:pPr>
+      <w:r>
+        <w:t xml:space="preserve">Персоны вымышленные.</w:t>
+      </w:r>
+    </w:p>
+    <w:p>
+      <w:r>
+        <w:pict>
+          <v:rect style="width:0;height:1.5pt" o:hralign="center" o:hrstd="t" o:hr="t"/>
+        </w:pict>
+      </w:r>
+    </w:p>
+    <w:bookmarkEnd w:id="79"/>
+    <w:bookmarkStart w:id="85" w:name="X4baafe820e551b8a64f75117c3f6f01051d7444"/>
+    <w:p>
+      <w:pPr>
+        <w:pStyle w:val="Heading2"/>
+      </w:pPr>
+      <w:r>
         <w:t xml:space="preserve">2. Пользовательские сценарии (User Journeys)</w:t>
       </w:r>
     </w:p>
-    <w:bookmarkStart w:id="69" w:name="Xe3304d21219254dd8cdbd2b13529b68543db8da"/>
+    <w:bookmarkStart w:id="80" w:name="Xe3304d21219254dd8cdbd2b13529b68543db8da"/>
     <w:p>
       <w:pPr>
         <w:pStyle w:val="Heading3"/>
       </w:pPr>
       <w:r>
         <w:t xml:space="preserve">J1. Первый запуск: Алексей настраивает семью (счастливый путь)</w:t>
-      </w:r>
-    </w:p>
-    <w:p>
-      <w:pPr>
-        <w:numPr>
-          <w:ilvl w:val="0"/>
-          <w:numId w:val="1012"/>
-        </w:numPr>
-        <w:pStyle w:val="Compact"/>
-      </w:pPr>
-      <w:r>
-        <w:t xml:space="preserve">Регистрируется по email и паролю, подтверждает почту.</w:t>
-      </w:r>
-    </w:p>
-    <w:p>
-      <w:pPr>
-        <w:numPr>
-          <w:ilvl w:val="0"/>
-          <w:numId w:val="1012"/>
-        </w:numPr>
-        <w:pStyle w:val="Compact"/>
-      </w:pPr>
-      <w:r>
-        <w:t xml:space="preserve">Создаёт семью «Ивановы», получает готовый набор категорий и подкатегорий.</w:t>
-      </w:r>
-    </w:p>
-    <w:p>
-      <w:pPr>
-        <w:numPr>
-          <w:ilvl w:val="0"/>
-          <w:numId w:val="1012"/>
-        </w:numPr>
-        <w:pStyle w:val="Compact"/>
-      </w:pPr>
-      <w:r>
-        <w:t xml:space="preserve">Добавляет подкатегорию «Мойка» в категорию «Автомобиль».</w:t>
-      </w:r>
-    </w:p>
-    <w:p>
-      <w:pPr>
-        <w:numPr>
-          <w:ilvl w:val="0"/>
-          <w:numId w:val="1012"/>
-        </w:numPr>
-        <w:pStyle w:val="Compact"/>
-      </w:pPr>
-      <w:r>
-        <w:t xml:space="preserve">В настройках периода выбирает «Свой цикл» с 29-го числа.</w:t>
-      </w:r>
-    </w:p>
-    <w:p>
-      <w:pPr>
-        <w:numPr>
-          <w:ilvl w:val="0"/>
-          <w:numId w:val="1012"/>
-        </w:numPr>
-        <w:pStyle w:val="Compact"/>
-      </w:pPr>
-      <w:r>
-        <w:t xml:space="preserve">Копирует ссылку-приглашение и отправляет Марине; назначает ей роль «Администратор».</w:t>
-      </w:r>
-    </w:p>
-    <w:bookmarkEnd w:id="69"/>
-    <w:bookmarkStart w:id="70" w:name="X81588b7a7ed32556ce225668dd2b008b8077083"/>
-    <w:p>
-      <w:pPr>
-        <w:pStyle w:val="Heading3"/>
-      </w:pPr>
-      <w:r>
-        <w:t xml:space="preserve">J2. Ежедневная запись: Марина вносит трату у кассы (счастливый путь)</w:t>
-      </w:r>
-    </w:p>
-    <w:p>
-      <w:pPr>
-        <w:numPr>
-          <w:ilvl w:val="0"/>
-          <w:numId w:val="1013"/>
-        </w:numPr>
-        <w:pStyle w:val="Compact"/>
-      </w:pPr>
-      <w:r>
-        <w:t xml:space="preserve">Открывает приложение на телефоне — сразу экран «Операции».</w:t>
-      </w:r>
-    </w:p>
-    <w:p>
-      <w:pPr>
-        <w:numPr>
-          <w:ilvl w:val="0"/>
-          <w:numId w:val="1013"/>
-        </w:numPr>
-        <w:pStyle w:val="Compact"/>
-      </w:pPr>
-      <w:r>
-        <w:t xml:space="preserve">Нажимает «+», вводит 3 450 ₽, выбирает «Продукты › Супермаркет», пишет «Закупка на неделю».</w:t>
-      </w:r>
-    </w:p>
-    <w:p>
-      <w:pPr>
-        <w:numPr>
-          <w:ilvl w:val="0"/>
-          <w:numId w:val="1013"/>
-        </w:numPr>
-        <w:pStyle w:val="Compact"/>
-      </w:pPr>
-      <w:r>
-        <w:t xml:space="preserve">Сохраняет. Операция появляется в истории под сегодняшней датой, сводка «Расход» растёт на 3 450 ₽.</w:t>
-      </w:r>
-    </w:p>
-    <w:p>
-      <w:pPr>
-        <w:numPr>
-          <w:ilvl w:val="0"/>
-          <w:numId w:val="1013"/>
-        </w:numPr>
-        <w:pStyle w:val="Compact"/>
-      </w:pPr>
-      <w:r>
-        <w:t xml:space="preserve">Открывает «План» и видит, что в бюджете «Ежедневные траты» осталось 21 300 ₽.</w:t>
-      </w:r>
-    </w:p>
-    <w:bookmarkEnd w:id="70"/>
-    <w:bookmarkStart w:id="71" w:name="X4d5b5d0245ca02bf89b1e7f1f416be85f60c4e3"/>
-    <w:p>
-      <w:pPr>
-        <w:pStyle w:val="Heading3"/>
-      </w:pPr>
-      <w:r>
-        <w:t xml:space="preserve">J3. Анализ: Алексей разбирается, куда ушли деньги (счастливый путь)</w:t>
       </w:r>
     </w:p>
     <w:p>
@@ -4761,7 +5701,7 @@
         <w:pStyle w:val="Compact"/>
       </w:pPr>
       <w:r>
-        <w:t xml:space="preserve">Открывает «Отчёты», режим «Расходы», период — текущий цикл.</w:t>
+        <w:t xml:space="preserve">Регистрируется по email и паролю, подтверждает почту.</w:t>
       </w:r>
     </w:p>
     <w:p>
@@ -4773,7 +5713,7 @@
         <w:pStyle w:val="Compact"/>
       </w:pPr>
       <w:r>
-        <w:t xml:space="preserve">Видит диаграмму: «Автомобиль» — 18% расходов.</w:t>
+        <w:t xml:space="preserve">Создаёт семью «Ивановы», получает готовый набор категорий и подкатегорий.</w:t>
       </w:r>
     </w:p>
     <w:p>
@@ -4785,7 +5725,7 @@
         <w:pStyle w:val="Compact"/>
       </w:pPr>
       <w:r>
-        <w:t xml:space="preserve">Нажимает на «Автомобиль» — открываются подкатегории: Топливо, Штрафы, Платные дороги.</w:t>
+        <w:t xml:space="preserve">Добавляет подкатегорию «Мойка» в категорию «Автомобиль».</w:t>
       </w:r>
     </w:p>
     <w:p>
@@ -4797,7 +5737,7 @@
         <w:pStyle w:val="Compact"/>
       </w:pPr>
       <w:r>
-        <w:t xml:space="preserve">Нажимает на «Штрафы» — видит список конкретных операций.</w:t>
+        <w:t xml:space="preserve">В настройках периода выбирает «Свой цикл» с 29-го числа.</w:t>
       </w:r>
     </w:p>
     <w:p>
@@ -4809,17 +5749,17 @@
         <w:pStyle w:val="Compact"/>
       </w:pPr>
       <w:r>
-        <w:t xml:space="preserve">Переключается на вкладку «Теги» и смотрит, сколько стоил «Отпуск в Сочи».</w:t>
+        <w:t xml:space="preserve">Копирует ссылку-приглашение и отправляет Марине; назначает ей роль «Администратор».</w:t>
       </w:r>
     </w:p>
-    <w:bookmarkEnd w:id="71"/>
-    <w:bookmarkStart w:id="72" w:name="X5e8e2361d598a59d10e13ef9443d962a323d7be"/>
+    <w:bookmarkEnd w:id="80"/>
+    <w:bookmarkStart w:id="81" w:name="X81588b7a7ed32556ce225668dd2b008b8077083"/>
     <w:p>
       <w:pPr>
         <w:pStyle w:val="Heading3"/>
       </w:pPr>
       <w:r>
-        <w:t xml:space="preserve">J4. Планирование: Алексей заводит бюджет (нормальный сценарий)</w:t>
+        <w:t xml:space="preserve">J2. Ежедневная запись: Марина вносит трату у кассы (счастливый путь)</w:t>
       </w:r>
     </w:p>
     <w:p>
@@ -4831,7 +5771,7 @@
         <w:pStyle w:val="Compact"/>
       </w:pPr>
       <w:r>
-        <w:t xml:space="preserve">В «Плане» создаёт бюджет «Ежедневные траты» на 80 000 ₽.</w:t>
+        <w:t xml:space="preserve">Открывает приложение на телефоне — сразу экран «Операции».</w:t>
       </w:r>
     </w:p>
     <w:p>
@@ -4843,7 +5783,7 @@
         <w:pStyle w:val="Compact"/>
       </w:pPr>
       <w:r>
-        <w:t xml:space="preserve">Отмечает подкатегории «Продукты › Супермаркет», «Продукты › Рынок», «Кафе › Кофе», «Кафе › Обеды».</w:t>
+        <w:t xml:space="preserve">Нажимает «+», вводит 3 450 ₽, выбирает «Продукты › Супермаркет», пишет «Закупка на неделю».</w:t>
       </w:r>
     </w:p>
     <w:p>
@@ -4855,7 +5795,7 @@
         <w:pStyle w:val="Compact"/>
       </w:pPr>
       <w:r>
-        <w:t xml:space="preserve">Видит потрачено / осталось / процент за текущий цикл.</w:t>
+        <w:t xml:space="preserve">Сохраняет. Операция появляется в истории под сегодняшней датой, сводка «Расход» растёт на 3 450 ₽.</w:t>
       </w:r>
     </w:p>
     <w:p>
@@ -4867,17 +5807,17 @@
         <w:pStyle w:val="Compact"/>
       </w:pPr>
       <w:r>
-        <w:t xml:space="preserve">Когда траты достигают 80%, бюджет помечается «почти у лимита».</w:t>
+        <w:t xml:space="preserve">Открывает «План» и видит, что в бюджете «Ежедневные траты» осталось 21 300 ₽.</w:t>
       </w:r>
     </w:p>
-    <w:bookmarkEnd w:id="72"/>
-    <w:bookmarkStart w:id="73" w:name="X7e57ed736bf2c7c9d4cd1dd17adc435c5a6ccd4"/>
+    <w:bookmarkEnd w:id="81"/>
+    <w:bookmarkStart w:id="82" w:name="X4d5b5d0245ca02bf89b1e7f1f416be85f60c4e3"/>
     <w:p>
       <w:pPr>
         <w:pStyle w:val="Heading3"/>
       </w:pPr>
       <w:r>
-        <w:t xml:space="preserve">J5. Ограничения роли: Даня записывает трату (нормальный сценарий)</w:t>
+        <w:t xml:space="preserve">J3. Анализ: Алексей разбирается, куда ушли деньги (счастливый путь)</w:t>
       </w:r>
     </w:p>
     <w:p>
@@ -4889,7 +5829,7 @@
         <w:pStyle w:val="Compact"/>
       </w:pPr>
       <w:r>
-        <w:t xml:space="preserve">Принимает приглашение, получает роль «Участник».</w:t>
+        <w:t xml:space="preserve">Открывает «Отчёты», режим «Расходы», период — текущий цикл.</w:t>
       </w:r>
     </w:p>
     <w:p>
@@ -4901,7 +5841,7 @@
         <w:pStyle w:val="Compact"/>
       </w:pPr>
       <w:r>
-        <w:t xml:space="preserve">Записывает «Кафе › Кофе» на 320 ₽.</w:t>
+        <w:t xml:space="preserve">Видит диаграмму: «Автомобиль» — 18% расходов.</w:t>
       </w:r>
     </w:p>
     <w:p>
@@ -4913,7 +5853,7 @@
         <w:pStyle w:val="Compact"/>
       </w:pPr>
       <w:r>
-        <w:t xml:space="preserve">Пытается изменить операцию Марины — кнопки редактирования нет.</w:t>
+        <w:t xml:space="preserve">Нажимает на «Автомобиль» — открываются подкатегории: Топливо, Штрафы, Платные дороги.</w:t>
       </w:r>
     </w:p>
     <w:p>
@@ -4925,6 +5865,134 @@
         <w:pStyle w:val="Compact"/>
       </w:pPr>
       <w:r>
+        <w:t xml:space="preserve">Нажимает на «Штрафы» — видит список конкретных операций.</w:t>
+      </w:r>
+    </w:p>
+    <w:p>
+      <w:pPr>
+        <w:numPr>
+          <w:ilvl w:val="0"/>
+          <w:numId w:val="1016"/>
+        </w:numPr>
+        <w:pStyle w:val="Compact"/>
+      </w:pPr>
+      <w:r>
+        <w:t xml:space="preserve">Переключается на вкладку «Теги» и смотрит, сколько стоил «Отпуск в Сочи».</w:t>
+      </w:r>
+    </w:p>
+    <w:bookmarkEnd w:id="82"/>
+    <w:bookmarkStart w:id="83" w:name="X5e8e2361d598a59d10e13ef9443d962a323d7be"/>
+    <w:p>
+      <w:pPr>
+        <w:pStyle w:val="Heading3"/>
+      </w:pPr>
+      <w:r>
+        <w:t xml:space="preserve">J4. Планирование: Алексей заводит бюджет (нормальный сценарий)</w:t>
+      </w:r>
+    </w:p>
+    <w:p>
+      <w:pPr>
+        <w:numPr>
+          <w:ilvl w:val="0"/>
+          <w:numId w:val="1017"/>
+        </w:numPr>
+        <w:pStyle w:val="Compact"/>
+      </w:pPr>
+      <w:r>
+        <w:t xml:space="preserve">В «Плане» создаёт бюджет «Ежедневные траты» на 80 000 ₽.</w:t>
+      </w:r>
+    </w:p>
+    <w:p>
+      <w:pPr>
+        <w:numPr>
+          <w:ilvl w:val="0"/>
+          <w:numId w:val="1017"/>
+        </w:numPr>
+        <w:pStyle w:val="Compact"/>
+      </w:pPr>
+      <w:r>
+        <w:t xml:space="preserve">Отмечает подкатегории «Продукты › Супермаркет», «Продукты › Рынок», «Кафе › Кофе», «Кафе › Обеды».</w:t>
+      </w:r>
+    </w:p>
+    <w:p>
+      <w:pPr>
+        <w:numPr>
+          <w:ilvl w:val="0"/>
+          <w:numId w:val="1017"/>
+        </w:numPr>
+        <w:pStyle w:val="Compact"/>
+      </w:pPr>
+      <w:r>
+        <w:t xml:space="preserve">Видит потрачено / осталось / процент за текущий цикл.</w:t>
+      </w:r>
+    </w:p>
+    <w:p>
+      <w:pPr>
+        <w:numPr>
+          <w:ilvl w:val="0"/>
+          <w:numId w:val="1017"/>
+        </w:numPr>
+        <w:pStyle w:val="Compact"/>
+      </w:pPr>
+      <w:r>
+        <w:t xml:space="preserve">Когда траты достигают 80%, бюджет помечается «почти у лимита».</w:t>
+      </w:r>
+    </w:p>
+    <w:bookmarkEnd w:id="83"/>
+    <w:bookmarkStart w:id="84" w:name="X7e57ed736bf2c7c9d4cd1dd17adc435c5a6ccd4"/>
+    <w:p>
+      <w:pPr>
+        <w:pStyle w:val="Heading3"/>
+      </w:pPr>
+      <w:r>
+        <w:t xml:space="preserve">J5. Ограничения роли: Даня записывает трату (нормальный сценарий)</w:t>
+      </w:r>
+    </w:p>
+    <w:p>
+      <w:pPr>
+        <w:numPr>
+          <w:ilvl w:val="0"/>
+          <w:numId w:val="1018"/>
+        </w:numPr>
+        <w:pStyle w:val="Compact"/>
+      </w:pPr>
+      <w:r>
+        <w:t xml:space="preserve">Принимает приглашение, получает роль «Участник».</w:t>
+      </w:r>
+    </w:p>
+    <w:p>
+      <w:pPr>
+        <w:numPr>
+          <w:ilvl w:val="0"/>
+          <w:numId w:val="1018"/>
+        </w:numPr>
+        <w:pStyle w:val="Compact"/>
+      </w:pPr>
+      <w:r>
+        <w:t xml:space="preserve">Записывает «Кафе › Кофе» на 320 ₽.</w:t>
+      </w:r>
+    </w:p>
+    <w:p>
+      <w:pPr>
+        <w:numPr>
+          <w:ilvl w:val="0"/>
+          <w:numId w:val="1018"/>
+        </w:numPr>
+        <w:pStyle w:val="Compact"/>
+      </w:pPr>
+      <w:r>
+        <w:t xml:space="preserve">Пытается изменить операцию Марины — кнопки редактирования нет.</w:t>
+      </w:r>
+    </w:p>
+    <w:p>
+      <w:pPr>
+        <w:numPr>
+          <w:ilvl w:val="0"/>
+          <w:numId w:val="1018"/>
+        </w:numPr>
+        <w:pStyle w:val="Compact"/>
+      </w:pPr>
+      <w:r>
         <w:t xml:space="preserve">В «Настройках» может менять только свой профиль и личный вид периода; категории и участников видит без кнопок изменения.</w:t>
       </w:r>
     </w:p>
@@ -4935,9 +6003,9 @@
         </w:pict>
       </w:r>
     </w:p>
-    <w:bookmarkEnd w:id="73"/>
-    <w:bookmarkEnd w:id="74"/>
-    <w:bookmarkStart w:id="75" w:name="X99ec835d25cf1bcd2218bc6c5de6d4fad833251"/>
+    <w:bookmarkEnd w:id="84"/>
+    <w:bookmarkEnd w:id="85"/>
+    <w:bookmarkStart w:id="86" w:name="X99ec835d25cf1bcd2218bc6c5de6d4fad833251"/>
     <w:p>
       <w:pPr>
         <w:pStyle w:val="Heading2"/>
@@ -5495,8 +6563,8 @@
         </w:pict>
       </w:r>
     </w:p>
-    <w:bookmarkEnd w:id="75"/>
-    <w:bookmarkStart w:id="102" w:name="X56b6221db34b8beed5b020451e797482cf870aa"/>
+    <w:bookmarkEnd w:id="86"/>
+    <w:bookmarkStart w:id="113" w:name="X56b6221db34b8beed5b020451e797482cf870aa"/>
     <w:p>
       <w:pPr>
         <w:pStyle w:val="Heading2"/>
@@ -5535,7 +6603,7 @@
         <w:t xml:space="preserve">У каждой истории есть позитивные и негативные сценарии.</w:t>
       </w:r>
     </w:p>
-    <w:bookmarkStart w:id="80" w:name="блок-a-аккаунт-и-семья"/>
+    <w:bookmarkStart w:id="91" w:name="блок-a-аккаунт-и-семья"/>
     <w:p>
       <w:pPr>
         <w:pStyle w:val="Heading3"/>
@@ -5544,7 +6612,7 @@
         <w:t xml:space="preserve">Блок A. Аккаунт и семья</w:t>
       </w:r>
     </w:p>
-    <w:bookmarkStart w:id="76" w:name="us-01-регистрация-и-вход--must-have"/>
+    <w:bookmarkStart w:id="87" w:name="us-01-регистрация-и-вход--must-have"/>
     <w:p>
       <w:pPr>
         <w:pStyle w:val="Heading4"/>
@@ -5601,574 +6669,6 @@
       </w:r>
       <w:r>
         <w:t xml:space="preserve">мои данные были защищены и доступны с любого устройства.</w:t>
-      </w:r>
-    </w:p>
-    <w:p>
-      <w:pPr>
-        <w:numPr>
-          <w:ilvl w:val="0"/>
-          <w:numId w:val="1017"/>
-        </w:numPr>
-        <w:pStyle w:val="Compact"/>
-      </w:pPr>
-      <w:r>
-        <w:rPr>
-          <w:bCs/>
-          <w:b/>
-        </w:rPr>
-        <w:t xml:space="preserve">AC1 (успех).</w:t>
-      </w:r>
-      <w:r>
-        <w:t xml:space="preserve"> </w:t>
-      </w:r>
-      <w:r>
-        <w:rPr>
-          <w:bCs/>
-          <w:b/>
-        </w:rPr>
-        <w:t xml:space="preserve">Given</w:t>
-      </w:r>
-      <w:r>
-        <w:t xml:space="preserve"> </w:t>
-      </w:r>
-      <w:r>
-        <w:t xml:space="preserve">пользователь не зарегистрирован,</w:t>
-      </w:r>
-      <w:r>
-        <w:t xml:space="preserve"> </w:t>
-      </w:r>
-      <w:r>
-        <w:rPr>
-          <w:bCs/>
-          <w:b/>
-        </w:rPr>
-        <w:t xml:space="preserve">When</w:t>
-      </w:r>
-      <w:r>
-        <w:t xml:space="preserve"> </w:t>
-      </w:r>
-      <w:r>
-        <w:t xml:space="preserve">он вводит корректный email и пароль от 8 символов и подтверждает почту по ссылке из письма,</w:t>
-      </w:r>
-      <w:r>
-        <w:t xml:space="preserve"> </w:t>
-      </w:r>
-      <w:r>
-        <w:rPr>
-          <w:bCs/>
-          <w:b/>
-        </w:rPr>
-        <w:t xml:space="preserve">Then</w:t>
-      </w:r>
-      <w:r>
-        <w:t xml:space="preserve"> </w:t>
-      </w:r>
-      <w:r>
-        <w:t xml:space="preserve">он попадает в приложение и видит экран создания семьи.</w:t>
-      </w:r>
-    </w:p>
-    <w:p>
-      <w:pPr>
-        <w:numPr>
-          <w:ilvl w:val="0"/>
-          <w:numId w:val="1017"/>
-        </w:numPr>
-        <w:pStyle w:val="Compact"/>
-      </w:pPr>
-      <w:r>
-        <w:rPr>
-          <w:bCs/>
-          <w:b/>
-        </w:rPr>
-        <w:t xml:space="preserve">AC2 (вход).</w:t>
-      </w:r>
-      <w:r>
-        <w:t xml:space="preserve"> </w:t>
-      </w:r>
-      <w:r>
-        <w:rPr>
-          <w:bCs/>
-          <w:b/>
-        </w:rPr>
-        <w:t xml:space="preserve">Given</w:t>
-      </w:r>
-      <w:r>
-        <w:t xml:space="preserve"> </w:t>
-      </w:r>
-      <w:r>
-        <w:t xml:space="preserve">зарегистрированный пользователь,</w:t>
-      </w:r>
-      <w:r>
-        <w:t xml:space="preserve"> </w:t>
-      </w:r>
-      <w:r>
-        <w:rPr>
-          <w:bCs/>
-          <w:b/>
-        </w:rPr>
-        <w:t xml:space="preserve">When</w:t>
-      </w:r>
-      <w:r>
-        <w:t xml:space="preserve"> </w:t>
-      </w:r>
-      <w:r>
-        <w:t xml:space="preserve">он вводит верные email и пароль,</w:t>
-      </w:r>
-      <w:r>
-        <w:t xml:space="preserve"> </w:t>
-      </w:r>
-      <w:r>
-        <w:rPr>
-          <w:bCs/>
-          <w:b/>
-        </w:rPr>
-        <w:t xml:space="preserve">Then</w:t>
-      </w:r>
-      <w:r>
-        <w:t xml:space="preserve"> </w:t>
-      </w:r>
-      <w:r>
-        <w:t xml:space="preserve">открывается экран «Операции» его семьи.</w:t>
-      </w:r>
-    </w:p>
-    <w:p>
-      <w:pPr>
-        <w:numPr>
-          <w:ilvl w:val="0"/>
-          <w:numId w:val="1017"/>
-        </w:numPr>
-        <w:pStyle w:val="Compact"/>
-      </w:pPr>
-      <w:r>
-        <w:rPr>
-          <w:bCs/>
-          <w:b/>
-        </w:rPr>
-        <w:t xml:space="preserve">AC3 (ошибка).</w:t>
-      </w:r>
-      <w:r>
-        <w:t xml:space="preserve"> </w:t>
-      </w:r>
-      <w:r>
-        <w:rPr>
-          <w:bCs/>
-          <w:b/>
-        </w:rPr>
-        <w:t xml:space="preserve">Given</w:t>
-      </w:r>
-      <w:r>
-        <w:t xml:space="preserve"> </w:t>
-      </w:r>
-      <w:r>
-        <w:t xml:space="preserve">зарегистрированный пользователь,</w:t>
-      </w:r>
-      <w:r>
-        <w:t xml:space="preserve"> </w:t>
-      </w:r>
-      <w:r>
-        <w:rPr>
-          <w:bCs/>
-          <w:b/>
-        </w:rPr>
-        <w:t xml:space="preserve">When</w:t>
-      </w:r>
-      <w:r>
-        <w:t xml:space="preserve"> </w:t>
-      </w:r>
-      <w:r>
-        <w:t xml:space="preserve">он вводит неверный пароль,</w:t>
-      </w:r>
-      <w:r>
-        <w:t xml:space="preserve"> </w:t>
-      </w:r>
-      <w:r>
-        <w:rPr>
-          <w:bCs/>
-          <w:b/>
-        </w:rPr>
-        <w:t xml:space="preserve">Then</w:t>
-      </w:r>
-      <w:r>
-        <w:t xml:space="preserve"> </w:t>
-      </w:r>
-      <w:r>
-        <w:t xml:space="preserve">показывается «Неверный email или пароль», поле пароля очищается, без уточнения, какое из полей неверно.</w:t>
-      </w:r>
-    </w:p>
-    <w:p>
-      <w:pPr>
-        <w:numPr>
-          <w:ilvl w:val="0"/>
-          <w:numId w:val="1017"/>
-        </w:numPr>
-        <w:pStyle w:val="Compact"/>
-      </w:pPr>
-      <w:r>
-        <w:rPr>
-          <w:bCs/>
-          <w:b/>
-        </w:rPr>
-        <w:t xml:space="preserve">AC4 (валидация).</w:t>
-      </w:r>
-      <w:r>
-        <w:t xml:space="preserve"> </w:t>
-      </w:r>
-      <w:r>
-        <w:rPr>
-          <w:bCs/>
-          <w:b/>
-        </w:rPr>
-        <w:t xml:space="preserve">Given</w:t>
-      </w:r>
-      <w:r>
-        <w:t xml:space="preserve"> </w:t>
-      </w:r>
-      <w:r>
-        <w:t xml:space="preserve">форма регистрации,</w:t>
-      </w:r>
-      <w:r>
-        <w:t xml:space="preserve"> </w:t>
-      </w:r>
-      <w:r>
-        <w:rPr>
-          <w:bCs/>
-          <w:b/>
-        </w:rPr>
-        <w:t xml:space="preserve">When</w:t>
-      </w:r>
-      <w:r>
-        <w:t xml:space="preserve"> </w:t>
-      </w:r>
-      <w:r>
-        <w:t xml:space="preserve">email без «@» или пароль короче 8 символов,</w:t>
-      </w:r>
-      <w:r>
-        <w:t xml:space="preserve"> </w:t>
-      </w:r>
-      <w:r>
-        <w:rPr>
-          <w:bCs/>
-          <w:b/>
-        </w:rPr>
-        <w:t xml:space="preserve">Then</w:t>
-      </w:r>
-      <w:r>
-        <w:t xml:space="preserve"> </w:t>
-      </w:r>
-      <w:r>
-        <w:t xml:space="preserve">кнопка «Зарегистрироваться» неактивна, под полем видна подсказка.</w:t>
-      </w:r>
-    </w:p>
-    <w:bookmarkEnd w:id="76"/>
-    <w:bookmarkStart w:id="77" w:name="us-02-создание-семьи--must-have"/>
-    <w:p>
-      <w:pPr>
-        <w:pStyle w:val="Heading4"/>
-      </w:pPr>
-      <w:r>
-        <w:t xml:space="preserve">US-02. Создание семьи · Must have</w:t>
-      </w:r>
-    </w:p>
-    <w:p>
-      <w:pPr>
-        <w:pStyle w:val="FirstParagraph"/>
-      </w:pPr>
-      <w:r>
-        <w:rPr>
-          <w:bCs/>
-          <w:b/>
-        </w:rPr>
-        <w:t xml:space="preserve">Как</w:t>
-      </w:r>
-      <w:r>
-        <w:t xml:space="preserve"> </w:t>
-      </w:r>
-      <w:r>
-        <w:t xml:space="preserve">новый пользователь,</w:t>
-      </w:r>
-      <w:r>
-        <w:t xml:space="preserve"> </w:t>
-      </w:r>
-      <w:r>
-        <w:rPr>
-          <w:bCs/>
-          <w:b/>
-        </w:rPr>
-        <w:t xml:space="preserve">я хочу</w:t>
-      </w:r>
-      <w:r>
-        <w:t xml:space="preserve"> </w:t>
-      </w:r>
-      <w:r>
-        <w:t xml:space="preserve">создать семью с готовым набором категорий,</w:t>
-      </w:r>
-      <w:r>
-        <w:t xml:space="preserve"> </w:t>
-      </w:r>
-      <w:r>
-        <w:rPr>
-          <w:bCs/>
-          <w:b/>
-        </w:rPr>
-        <w:t xml:space="preserve">чтобы</w:t>
-      </w:r>
-      <w:r>
-        <w:t xml:space="preserve"> </w:t>
-      </w:r>
-      <w:r>
-        <w:t xml:space="preserve">начать учёт сразу, без ручной настройки.</w:t>
-      </w:r>
-    </w:p>
-    <w:p>
-      <w:pPr>
-        <w:numPr>
-          <w:ilvl w:val="0"/>
-          <w:numId w:val="1018"/>
-        </w:numPr>
-        <w:pStyle w:val="Compact"/>
-      </w:pPr>
-      <w:r>
-        <w:rPr>
-          <w:bCs/>
-          <w:b/>
-        </w:rPr>
-        <w:t xml:space="preserve">AC1 (успех).</w:t>
-      </w:r>
-      <w:r>
-        <w:t xml:space="preserve"> </w:t>
-      </w:r>
-      <w:r>
-        <w:rPr>
-          <w:bCs/>
-          <w:b/>
-        </w:rPr>
-        <w:t xml:space="preserve">Given</w:t>
-      </w:r>
-      <w:r>
-        <w:t xml:space="preserve"> </w:t>
-      </w:r>
-      <w:r>
-        <w:t xml:space="preserve">пользователь без семьи,</w:t>
-      </w:r>
-      <w:r>
-        <w:t xml:space="preserve"> </w:t>
-      </w:r>
-      <w:r>
-        <w:rPr>
-          <w:bCs/>
-          <w:b/>
-        </w:rPr>
-        <w:t xml:space="preserve">When</w:t>
-      </w:r>
-      <w:r>
-        <w:t xml:space="preserve"> </w:t>
-      </w:r>
-      <w:r>
-        <w:t xml:space="preserve">он вводит название «Ивановы» и нажимает «Создать»,</w:t>
-      </w:r>
-      <w:r>
-        <w:t xml:space="preserve"> </w:t>
-      </w:r>
-      <w:r>
-        <w:rPr>
-          <w:bCs/>
-          <w:b/>
-        </w:rPr>
-        <w:t xml:space="preserve">Then</w:t>
-      </w:r>
-      <w:r>
-        <w:t xml:space="preserve"> </w:t>
-      </w:r>
-      <w:r>
-        <w:t xml:space="preserve">создаётся семья, пользователь становится её владельцем, добавляется готовый набор категорий (не менее 8 расходных и 3 доходных), у каждой не менее одной подкатегории.</w:t>
-      </w:r>
-    </w:p>
-    <w:p>
-      <w:pPr>
-        <w:numPr>
-          <w:ilvl w:val="0"/>
-          <w:numId w:val="1018"/>
-        </w:numPr>
-        <w:pStyle w:val="Compact"/>
-      </w:pPr>
-      <w:r>
-        <w:rPr>
-          <w:bCs/>
-          <w:b/>
-        </w:rPr>
-        <w:t xml:space="preserve">AC2 (валидация).</w:t>
-      </w:r>
-      <w:r>
-        <w:t xml:space="preserve"> </w:t>
-      </w:r>
-      <w:r>
-        <w:rPr>
-          <w:bCs/>
-          <w:b/>
-        </w:rPr>
-        <w:t xml:space="preserve">Given</w:t>
-      </w:r>
-      <w:r>
-        <w:t xml:space="preserve"> </w:t>
-      </w:r>
-      <w:r>
-        <w:t xml:space="preserve">форма создания семьи,</w:t>
-      </w:r>
-      <w:r>
-        <w:t xml:space="preserve"> </w:t>
-      </w:r>
-      <w:r>
-        <w:rPr>
-          <w:bCs/>
-          <w:b/>
-        </w:rPr>
-        <w:t xml:space="preserve">When</w:t>
-      </w:r>
-      <w:r>
-        <w:t xml:space="preserve"> </w:t>
-      </w:r>
-      <w:r>
-        <w:t xml:space="preserve">название пустое или длиннее 50 символов,</w:t>
-      </w:r>
-      <w:r>
-        <w:t xml:space="preserve"> </w:t>
-      </w:r>
-      <w:r>
-        <w:rPr>
-          <w:bCs/>
-          <w:b/>
-        </w:rPr>
-        <w:t xml:space="preserve">Then</w:t>
-      </w:r>
-      <w:r>
-        <w:t xml:space="preserve"> </w:t>
-      </w:r>
-      <w:r>
-        <w:t xml:space="preserve">семья не создаётся, показывается «Введите название от 1 до 50 символов».</w:t>
-      </w:r>
-    </w:p>
-    <w:p>
-      <w:pPr>
-        <w:numPr>
-          <w:ilvl w:val="0"/>
-          <w:numId w:val="1018"/>
-        </w:numPr>
-        <w:pStyle w:val="Compact"/>
-      </w:pPr>
-      <w:r>
-        <w:rPr>
-          <w:bCs/>
-          <w:b/>
-        </w:rPr>
-        <w:t xml:space="preserve">AC3 (одна семья).</w:t>
-      </w:r>
-      <w:r>
-        <w:t xml:space="preserve"> </w:t>
-      </w:r>
-      <w:r>
-        <w:rPr>
-          <w:bCs/>
-          <w:b/>
-        </w:rPr>
-        <w:t xml:space="preserve">Given</w:t>
-      </w:r>
-      <w:r>
-        <w:t xml:space="preserve"> </w:t>
-      </w:r>
-      <w:r>
-        <w:t xml:space="preserve">пользователь уже состоит в семье,</w:t>
-      </w:r>
-      <w:r>
-        <w:t xml:space="preserve"> </w:t>
-      </w:r>
-      <w:r>
-        <w:rPr>
-          <w:bCs/>
-          <w:b/>
-        </w:rPr>
-        <w:t xml:space="preserve">When</w:t>
-      </w:r>
-      <w:r>
-        <w:t xml:space="preserve"> </w:t>
-      </w:r>
-      <w:r>
-        <w:t xml:space="preserve">он открывает приложение,</w:t>
-      </w:r>
-      <w:r>
-        <w:t xml:space="preserve"> </w:t>
-      </w:r>
-      <w:r>
-        <w:rPr>
-          <w:bCs/>
-          <w:b/>
-        </w:rPr>
-        <w:t xml:space="preserve">Then</w:t>
-      </w:r>
-      <w:r>
-        <w:t xml:space="preserve"> </w:t>
-      </w:r>
-      <w:r>
-        <w:t xml:space="preserve">экран создания семьи не показывается (в версии 1 пользователь состоит только в одной семье).</w:t>
-      </w:r>
-    </w:p>
-    <w:bookmarkEnd w:id="77"/>
-    <w:bookmarkStart w:id="78" w:name="us-03-приглашение-участника--must-have"/>
-    <w:p>
-      <w:pPr>
-        <w:pStyle w:val="Heading4"/>
-      </w:pPr>
-      <w:r>
-        <w:t xml:space="preserve">US-03. Приглашение участника · Must have</w:t>
-      </w:r>
-    </w:p>
-    <w:p>
-      <w:pPr>
-        <w:pStyle w:val="FirstParagraph"/>
-      </w:pPr>
-      <w:r>
-        <w:rPr>
-          <w:bCs/>
-          <w:b/>
-        </w:rPr>
-        <w:t xml:space="preserve">Как</w:t>
-      </w:r>
-      <w:r>
-        <w:t xml:space="preserve"> </w:t>
-      </w:r>
-      <w:r>
-        <w:t xml:space="preserve">владелец семьи,</w:t>
-      </w:r>
-      <w:r>
-        <w:t xml:space="preserve"> </w:t>
-      </w:r>
-      <w:r>
-        <w:rPr>
-          <w:bCs/>
-          <w:b/>
-        </w:rPr>
-        <w:t xml:space="preserve">я хочу</w:t>
-      </w:r>
-      <w:r>
-        <w:t xml:space="preserve"> </w:t>
-      </w:r>
-      <w:r>
-        <w:t xml:space="preserve">пригласить участника по ссылке,</w:t>
-      </w:r>
-      <w:r>
-        <w:t xml:space="preserve"> </w:t>
-      </w:r>
-      <w:r>
-        <w:rPr>
-          <w:bCs/>
-          <w:b/>
-        </w:rPr>
-        <w:t xml:space="preserve">чтобы</w:t>
-      </w:r>
-      <w:r>
-        <w:t xml:space="preserve"> </w:t>
-      </w:r>
-      <w:r>
-        <w:t xml:space="preserve">вести учёт вместе.</w:t>
       </w:r>
     </w:p>
     <w:p>
@@ -6200,7 +6700,7 @@
         <w:t xml:space="preserve"> </w:t>
       </w:r>
       <w:r>
-        <w:t xml:space="preserve">владелец в настройках «Участники»,</w:t>
+        <w:t xml:space="preserve">пользователь не зарегистрирован,</w:t>
       </w:r>
       <w:r>
         <w:t xml:space="preserve"> </w:t>
@@ -6216,7 +6716,7 @@
         <w:t xml:space="preserve"> </w:t>
       </w:r>
       <w:r>
-        <w:t xml:space="preserve">он нажимает «Пригласить» и выбирает роль «Администратор»,</w:t>
+        <w:t xml:space="preserve">он вводит корректный email и пароль от 8 символов и подтверждает почту по ссылке из письма,</w:t>
       </w:r>
       <w:r>
         <w:t xml:space="preserve"> </w:t>
@@ -6232,7 +6732,7 @@
         <w:t xml:space="preserve"> </w:t>
       </w:r>
       <w:r>
-        <w:t xml:space="preserve">создаётся ссылка, действующая 7 дней, её можно скопировать.</w:t>
+        <w:t xml:space="preserve">он попадает в приложение и видит экран создания семьи.</w:t>
       </w:r>
     </w:p>
     <w:p>
@@ -6248,7 +6748,7 @@
           <w:bCs/>
           <w:b/>
         </w:rPr>
-        <w:t xml:space="preserve">AC2 (принятие).</w:t>
+        <w:t xml:space="preserve">AC2 (вход).</w:t>
       </w:r>
       <w:r>
         <w:t xml:space="preserve"> </w:t>
@@ -6264,7 +6764,7 @@
         <w:t xml:space="preserve"> </w:t>
       </w:r>
       <w:r>
-        <w:t xml:space="preserve">ссылка действует,</w:t>
+        <w:t xml:space="preserve">зарегистрированный пользователь,</w:t>
       </w:r>
       <w:r>
         <w:t xml:space="preserve"> </w:t>
@@ -6280,7 +6780,7 @@
         <w:t xml:space="preserve"> </w:t>
       </w:r>
       <w:r>
-        <w:t xml:space="preserve">пользователь без семьи открывает её и входит,</w:t>
+        <w:t xml:space="preserve">он вводит верные email и пароль,</w:t>
       </w:r>
       <w:r>
         <w:t xml:space="preserve"> </w:t>
@@ -6296,7 +6796,7 @@
         <w:t xml:space="preserve"> </w:t>
       </w:r>
       <w:r>
-        <w:t xml:space="preserve">он становится участником с выбранной ролью и видит операции семьи.</w:t>
+        <w:t xml:space="preserve">открывается экран «Операции» его семьи.</w:t>
       </w:r>
     </w:p>
     <w:p>
@@ -6312,7 +6812,7 @@
           <w:bCs/>
           <w:b/>
         </w:rPr>
-        <w:t xml:space="preserve">AC3 (просроченная ссылка).</w:t>
+        <w:t xml:space="preserve">AC3 (ошибка).</w:t>
       </w:r>
       <w:r>
         <w:t xml:space="preserve"> </w:t>
@@ -6328,7 +6828,7 @@
         <w:t xml:space="preserve"> </w:t>
       </w:r>
       <w:r>
-        <w:t xml:space="preserve">ссылке больше 7 дней или её отозвали,</w:t>
+        <w:t xml:space="preserve">зарегистрированный пользователь,</w:t>
       </w:r>
       <w:r>
         <w:t xml:space="preserve"> </w:t>
@@ -6344,7 +6844,7 @@
         <w:t xml:space="preserve"> </w:t>
       </w:r>
       <w:r>
-        <w:t xml:space="preserve">по ней переходят,</w:t>
+        <w:t xml:space="preserve">он вводит неверный пароль,</w:t>
       </w:r>
       <w:r>
         <w:t xml:space="preserve"> </w:t>
@@ -6360,7 +6860,7 @@
         <w:t xml:space="preserve"> </w:t>
       </w:r>
       <w:r>
-        <w:t xml:space="preserve">показывается «Приглашение недействительно. Попросите новую ссылку», в семью никто не добавляется.</w:t>
+        <w:t xml:space="preserve">показывается «Неверный email или пароль», поле пароля очищается, без уточнения, какое из полей неверно.</w:t>
       </w:r>
     </w:p>
     <w:p>
@@ -6376,7 +6876,7 @@
           <w:bCs/>
           <w:b/>
         </w:rPr>
-        <w:t xml:space="preserve">AC4 (уже в семье).</w:t>
+        <w:t xml:space="preserve">AC4 (валидация).</w:t>
       </w:r>
       <w:r>
         <w:t xml:space="preserve"> </w:t>
@@ -6392,7 +6892,7 @@
         <w:t xml:space="preserve"> </w:t>
       </w:r>
       <w:r>
-        <w:t xml:space="preserve">пользователь уже состоит в другой семье,</w:t>
+        <w:t xml:space="preserve">форма регистрации,</w:t>
       </w:r>
       <w:r>
         <w:t xml:space="preserve"> </w:t>
@@ -6408,7 +6908,7 @@
         <w:t xml:space="preserve"> </w:t>
       </w:r>
       <w:r>
-        <w:t xml:space="preserve">он открывает приглашение,</w:t>
+        <w:t xml:space="preserve">email без «@» или пароль короче 8 символов,</w:t>
       </w:r>
       <w:r>
         <w:t xml:space="preserve"> </w:t>
@@ -6424,17 +6924,17 @@
         <w:t xml:space="preserve"> </w:t>
       </w:r>
       <w:r>
-        <w:t xml:space="preserve">показывается «Вы уже состоите в семье. Чтобы принять приглашение, выйдите из неё в настройках профиля».</w:t>
+        <w:t xml:space="preserve">кнопка «Зарегистрироваться» неактивна, под полем видна подсказка.</w:t>
       </w:r>
     </w:p>
-    <w:bookmarkEnd w:id="78"/>
-    <w:bookmarkStart w:id="79" w:name="Xdf22a3d11ba0d55f9339dbbe45fce4d52185ccc"/>
+    <w:bookmarkEnd w:id="87"/>
+    <w:bookmarkStart w:id="88" w:name="us-02-создание-семьи--must-have"/>
     <w:p>
       <w:pPr>
         <w:pStyle w:val="Heading4"/>
       </w:pPr>
       <w:r>
-        <w:t xml:space="preserve">US-04. Управление ролями и участниками · Must have</w:t>
+        <w:t xml:space="preserve">US-02. Создание семьи · Must have</w:t>
       </w:r>
     </w:p>
     <w:p>
@@ -6452,7 +6952,7 @@
         <w:t xml:space="preserve"> </w:t>
       </w:r>
       <w:r>
-        <w:t xml:space="preserve">владелец,</w:t>
+        <w:t xml:space="preserve">новый пользователь,</w:t>
       </w:r>
       <w:r>
         <w:t xml:space="preserve"> </w:t>
@@ -6468,7 +6968,7 @@
         <w:t xml:space="preserve"> </w:t>
       </w:r>
       <w:r>
-        <w:t xml:space="preserve">менять роли участников и исключать их,</w:t>
+        <w:t xml:space="preserve">создать семью с готовым набором категорий,</w:t>
       </w:r>
       <w:r>
         <w:t xml:space="preserve"> </w:t>
@@ -6484,13 +6984,7 @@
         <w:t xml:space="preserve"> </w:t>
       </w:r>
       <w:r>
-        <w:t xml:space="preserve">контролировать,</w:t>
-      </w:r>
-      <w:r>
-        <w:t xml:space="preserve"> </w:t>
-      </w:r>
-      <w:r>
-        <w:t xml:space="preserve">кто может менять настройки семьи.</w:t>
+        <w:t xml:space="preserve">начать учёт сразу, без ручной настройки.</w:t>
       </w:r>
     </w:p>
     <w:p>
@@ -6506,7 +7000,7 @@
           <w:bCs/>
           <w:b/>
         </w:rPr>
-        <w:t xml:space="preserve">AC1 (смена роли).</w:t>
+        <w:t xml:space="preserve">AC1 (успех).</w:t>
       </w:r>
       <w:r>
         <w:t xml:space="preserve"> </w:t>
@@ -6522,7 +7016,7 @@
         <w:t xml:space="preserve"> </w:t>
       </w:r>
       <w:r>
-        <w:t xml:space="preserve">Марина — участник,</w:t>
+        <w:t xml:space="preserve">пользователь без семьи,</w:t>
       </w:r>
       <w:r>
         <w:t xml:space="preserve"> </w:t>
@@ -6538,7 +7032,7 @@
         <w:t xml:space="preserve"> </w:t>
       </w:r>
       <w:r>
-        <w:t xml:space="preserve">владелец меняет её роль на «Администратор»,</w:t>
+        <w:t xml:space="preserve">он вводит название «Ивановы» и нажимает «Создать»,</w:t>
       </w:r>
       <w:r>
         <w:t xml:space="preserve"> </w:t>
@@ -6554,7 +7048,7 @@
         <w:t xml:space="preserve"> </w:t>
       </w:r>
       <w:r>
-        <w:t xml:space="preserve">Марине становятся доступны настройки категорий, бюджетов и чужие операции.</w:t>
+        <w:t xml:space="preserve">создаётся семья, пользователь становится её владельцем, добавляется готовый набор категорий (не менее 8 расходных и 3 доходных), у каждой не менее одной подкатегории.</w:t>
       </w:r>
     </w:p>
     <w:p>
@@ -6570,7 +7064,7 @@
           <w:bCs/>
           <w:b/>
         </w:rPr>
-        <w:t xml:space="preserve">AC2 (исключение).</w:t>
+        <w:t xml:space="preserve">AC2 (валидация).</w:t>
       </w:r>
       <w:r>
         <w:t xml:space="preserve"> </w:t>
@@ -6586,7 +7080,7 @@
         <w:t xml:space="preserve"> </w:t>
       </w:r>
       <w:r>
-        <w:t xml:space="preserve">Даня — участник,</w:t>
+        <w:t xml:space="preserve">форма создания семьи,</w:t>
       </w:r>
       <w:r>
         <w:t xml:space="preserve"> </w:t>
@@ -6602,7 +7096,7 @@
         <w:t xml:space="preserve"> </w:t>
       </w:r>
       <w:r>
-        <w:t xml:space="preserve">владелец исключает его и подтверждает действие,</w:t>
+        <w:t xml:space="preserve">название пустое или длиннее 50 символов,</w:t>
       </w:r>
       <w:r>
         <w:t xml:space="preserve"> </w:t>
@@ -6618,7 +7112,7 @@
         <w:t xml:space="preserve"> </w:t>
       </w:r>
       <w:r>
-        <w:t xml:space="preserve">Даня теряет доступ к данным семьи, а его операции остаются в истории с пометкой автора.</w:t>
+        <w:t xml:space="preserve">семья не создаётся, показывается «Введите название от 1 до 50 символов».</w:t>
       </w:r>
     </w:p>
     <w:p>
@@ -6634,7 +7128,7 @@
           <w:bCs/>
           <w:b/>
         </w:rPr>
-        <w:t xml:space="preserve">AC3 (права).</w:t>
+        <w:t xml:space="preserve">AC3 (одна семья).</w:t>
       </w:r>
       <w:r>
         <w:t xml:space="preserve"> </w:t>
@@ -6650,7 +7144,7 @@
         <w:t xml:space="preserve"> </w:t>
       </w:r>
       <w:r>
-        <w:t xml:space="preserve">пользователь с ролью «Администратор» или «Участник»,</w:t>
+        <w:t xml:space="preserve">пользователь уже состоит в семье,</w:t>
       </w:r>
       <w:r>
         <w:t xml:space="preserve"> </w:t>
@@ -6666,7 +7160,7 @@
         <w:t xml:space="preserve"> </w:t>
       </w:r>
       <w:r>
-        <w:t xml:space="preserve">он открывает «Участники»,</w:t>
+        <w:t xml:space="preserve">он открывает приложение,</w:t>
       </w:r>
       <w:r>
         <w:t xml:space="preserve"> </w:t>
@@ -6682,91 +7176,17 @@
         <w:t xml:space="preserve"> </w:t>
       </w:r>
       <w:r>
-        <w:t xml:space="preserve">он видит список, но кнопок смены роли и исключения нет; прямой запрос к API отклоняется сервером.</w:t>
+        <w:t xml:space="preserve">экран создания семьи не показывается (в версии 1 пользователь состоит только в одной семье).</w:t>
       </w:r>
     </w:p>
-    <w:p>
-      <w:pPr>
-        <w:numPr>
-          <w:ilvl w:val="0"/>
-          <w:numId w:val="1020"/>
-        </w:numPr>
-        <w:pStyle w:val="Compact"/>
-      </w:pPr>
-      <w:r>
-        <w:rPr>
-          <w:bCs/>
-          <w:b/>
-        </w:rPr>
-        <w:t xml:space="preserve">AC4 (владелец).</w:t>
-      </w:r>
-      <w:r>
-        <w:t xml:space="preserve"> </w:t>
-      </w:r>
-      <w:r>
-        <w:rPr>
-          <w:bCs/>
-          <w:b/>
-        </w:rPr>
-        <w:t xml:space="preserve">Given</w:t>
-      </w:r>
-      <w:r>
-        <w:t xml:space="preserve"> </w:t>
-      </w:r>
-      <w:r>
-        <w:t xml:space="preserve">владелец,</w:t>
-      </w:r>
-      <w:r>
-        <w:t xml:space="preserve"> </w:t>
-      </w:r>
-      <w:r>
-        <w:rPr>
-          <w:bCs/>
-          <w:b/>
-        </w:rPr>
-        <w:t xml:space="preserve">When</w:t>
-      </w:r>
-      <w:r>
-        <w:t xml:space="preserve"> </w:t>
-      </w:r>
-      <w:r>
-        <w:t xml:space="preserve">он пытается сменить роль себе,</w:t>
-      </w:r>
-      <w:r>
-        <w:t xml:space="preserve"> </w:t>
-      </w:r>
-      <w:r>
-        <w:rPr>
-          <w:bCs/>
-          <w:b/>
-        </w:rPr>
-        <w:t xml:space="preserve">Then</w:t>
-      </w:r>
-      <w:r>
-        <w:t xml:space="preserve"> </w:t>
-      </w:r>
-      <w:r>
-        <w:t xml:space="preserve">действие недоступно: владелец в семье всегда один.</w:t>
-      </w:r>
-    </w:p>
-    <w:bookmarkEnd w:id="79"/>
-    <w:bookmarkEnd w:id="80"/>
-    <w:bookmarkStart w:id="82" w:name="блок-b-категории"/>
-    <w:p>
-      <w:pPr>
-        <w:pStyle w:val="Heading3"/>
-      </w:pPr>
-      <w:r>
-        <w:t xml:space="preserve">Блок B. Категории</w:t>
-      </w:r>
-    </w:p>
-    <w:bookmarkStart w:id="81" w:name="X626ecb90d2b28f9c39fd43ef8e20b17c3d91191"/>
+    <w:bookmarkEnd w:id="88"/>
+    <w:bookmarkStart w:id="89" w:name="us-03-приглашение-участника--must-have"/>
     <w:p>
       <w:pPr>
         <w:pStyle w:val="Heading4"/>
       </w:pPr>
       <w:r>
-        <w:t xml:space="preserve">US-05. Категории и подкатегории · Must have</w:t>
+        <w:t xml:space="preserve">US-03. Приглашение участника · Must have</w:t>
       </w:r>
     </w:p>
     <w:p>
@@ -6784,7 +7204,7 @@
         <w:t xml:space="preserve"> </w:t>
       </w:r>
       <w:r>
-        <w:t xml:space="preserve">администратор,</w:t>
+        <w:t xml:space="preserve">владелец семьи,</w:t>
       </w:r>
       <w:r>
         <w:t xml:space="preserve"> </w:t>
@@ -6800,13 +7220,7 @@
         <w:t xml:space="preserve"> </w:t>
       </w:r>
       <w:r>
-        <w:t xml:space="preserve">создавать, переименовывать и архивировать категории</w:t>
-      </w:r>
-      <w:r>
-        <w:t xml:space="preserve"> </w:t>
-      </w:r>
-      <w:r>
-        <w:t xml:space="preserve">и подкатегории,</w:t>
+        <w:t xml:space="preserve">пригласить участника по ссылке,</w:t>
       </w:r>
       <w:r>
         <w:t xml:space="preserve"> </w:t>
@@ -6822,7 +7236,7 @@
         <w:t xml:space="preserve"> </w:t>
       </w:r>
       <w:r>
-        <w:t xml:space="preserve">учёт отражал реальные траты нашей семьи.</w:t>
+        <w:t xml:space="preserve">вести учёт вместе.</w:t>
       </w:r>
     </w:p>
     <w:p>
@@ -6838,7 +7252,7 @@
           <w:bCs/>
           <w:b/>
         </w:rPr>
-        <w:t xml:space="preserve">AC1 (создание).</w:t>
+        <w:t xml:space="preserve">AC1 (успех).</w:t>
       </w:r>
       <w:r>
         <w:t xml:space="preserve"> </w:t>
@@ -6854,7 +7268,7 @@
         <w:t xml:space="preserve"> </w:t>
       </w:r>
       <w:r>
-        <w:t xml:space="preserve">администратор в «Настройки › Категории», вкладка «Расходы»,</w:t>
+        <w:t xml:space="preserve">владелец в настройках «Участники»,</w:t>
       </w:r>
       <w:r>
         <w:t xml:space="preserve"> </w:t>
@@ -6870,7 +7284,7 @@
         <w:t xml:space="preserve"> </w:t>
       </w:r>
       <w:r>
-        <w:t xml:space="preserve">он создаёт категорию «Автомобиль» с подкатегорией «Топливо», цветом и иконкой,</w:t>
+        <w:t xml:space="preserve">он нажимает «Пригласить» и выбирает роль «Администратор»,</w:t>
       </w:r>
       <w:r>
         <w:t xml:space="preserve"> </w:t>
@@ -6886,7 +7300,7 @@
         <w:t xml:space="preserve"> </w:t>
       </w:r>
       <w:r>
-        <w:t xml:space="preserve">она сразу доступна при записи расхода.</w:t>
+        <w:t xml:space="preserve">создаётся ссылка, действующая 7 дней, её можно скопировать.</w:t>
       </w:r>
     </w:p>
     <w:p>
@@ -6902,7 +7316,7 @@
           <w:bCs/>
           <w:b/>
         </w:rPr>
-        <w:t xml:space="preserve">AC2 (подкатегория обязательна).</w:t>
+        <w:t xml:space="preserve">AC2 (принятие).</w:t>
       </w:r>
       <w:r>
         <w:t xml:space="preserve"> </w:t>
@@ -6918,7 +7332,7 @@
         <w:t xml:space="preserve"> </w:t>
       </w:r>
       <w:r>
-        <w:t xml:space="preserve">создаётся категория,</w:t>
+        <w:t xml:space="preserve">ссылка действует,</w:t>
       </w:r>
       <w:r>
         <w:t xml:space="preserve"> </w:t>
@@ -6934,7 +7348,7 @@
         <w:t xml:space="preserve"> </w:t>
       </w:r>
       <w:r>
-        <w:t xml:space="preserve">у неё нет ни одной подкатегории,</w:t>
+        <w:t xml:space="preserve">пользователь без семьи открывает её и входит,</w:t>
       </w:r>
       <w:r>
         <w:t xml:space="preserve"> </w:t>
@@ -6950,7 +7364,7 @@
         <w:t xml:space="preserve"> </w:t>
       </w:r>
       <w:r>
-        <w:t xml:space="preserve">сохранение недоступно, подсказка «Добавьте хотя бы одну подкатегорию».</w:t>
+        <w:t xml:space="preserve">он становится участником с выбранной ролью и видит операции семьи.</w:t>
       </w:r>
     </w:p>
     <w:p>
@@ -6966,7 +7380,7 @@
           <w:bCs/>
           <w:b/>
         </w:rPr>
-        <w:t xml:space="preserve">AC3 (дубликат).</w:t>
+        <w:t xml:space="preserve">AC3 (просроченная ссылка).</w:t>
       </w:r>
       <w:r>
         <w:t xml:space="preserve"> </w:t>
@@ -6982,7 +7396,7 @@
         <w:t xml:space="preserve"> </w:t>
       </w:r>
       <w:r>
-        <w:t xml:space="preserve">в «Расходах» уже есть «Автомобиль»,</w:t>
+        <w:t xml:space="preserve">ссылке больше 7 дней или её отозвали,</w:t>
       </w:r>
       <w:r>
         <w:t xml:space="preserve"> </w:t>
@@ -6998,7 +7412,7 @@
         <w:t xml:space="preserve"> </w:t>
       </w:r>
       <w:r>
-        <w:t xml:space="preserve">создаётся «автомобиль » (другой регистр, пробел),</w:t>
+        <w:t xml:space="preserve">по ней переходят,</w:t>
       </w:r>
       <w:r>
         <w:t xml:space="preserve"> </w:t>
@@ -7014,7 +7428,7 @@
         <w:t xml:space="preserve"> </w:t>
       </w:r>
       <w:r>
-        <w:t xml:space="preserve">показывается «Такая категория уже есть».</w:t>
+        <w:t xml:space="preserve">показывается «Приглашение недействительно. Попросите новую ссылку», в семью никто не добавляется.</w:t>
       </w:r>
     </w:p>
     <w:p>
@@ -7030,7 +7444,7 @@
           <w:bCs/>
           <w:b/>
         </w:rPr>
-        <w:t xml:space="preserve">AC4 (архив).</w:t>
+        <w:t xml:space="preserve">AC4 (уже в семье).</w:t>
       </w:r>
       <w:r>
         <w:t xml:space="preserve"> </w:t>
@@ -7046,7 +7460,7 @@
         <w:t xml:space="preserve"> </w:t>
       </w:r>
       <w:r>
-        <w:t xml:space="preserve">по подкатегории «Штрафы» есть операции,</w:t>
+        <w:t xml:space="preserve">пользователь уже состоит в другой семье,</w:t>
       </w:r>
       <w:r>
         <w:t xml:space="preserve"> </w:t>
@@ -7062,7 +7476,7 @@
         <w:t xml:space="preserve"> </w:t>
       </w:r>
       <w:r>
-        <w:t xml:space="preserve">администратор архивирует её,</w:t>
+        <w:t xml:space="preserve">он открывает приглашение,</w:t>
       </w:r>
       <w:r>
         <w:t xml:space="preserve"> </w:t>
@@ -7078,91 +7492,17 @@
         <w:t xml:space="preserve"> </w:t>
       </w:r>
       <w:r>
-        <w:t xml:space="preserve">она пропадает из выбора при записи, но остаётся в истории и отчётах; удалить её нельзя.</w:t>
+        <w:t xml:space="preserve">показывается «Вы уже состоите в семье. Чтобы принять приглашение, выйдите из неё в настройках профиля».</w:t>
       </w:r>
     </w:p>
-    <w:p>
-      <w:pPr>
-        <w:numPr>
-          <w:ilvl w:val="0"/>
-          <w:numId w:val="1021"/>
-        </w:numPr>
-        <w:pStyle w:val="Compact"/>
-      </w:pPr>
-      <w:r>
-        <w:rPr>
-          <w:bCs/>
-          <w:b/>
-        </w:rPr>
-        <w:t xml:space="preserve">AC5 (права).</w:t>
-      </w:r>
-      <w:r>
-        <w:t xml:space="preserve"> </w:t>
-      </w:r>
-      <w:r>
-        <w:rPr>
-          <w:bCs/>
-          <w:b/>
-        </w:rPr>
-        <w:t xml:space="preserve">Given</w:t>
-      </w:r>
-      <w:r>
-        <w:t xml:space="preserve"> </w:t>
-      </w:r>
-      <w:r>
-        <w:t xml:space="preserve">пользователь с ролью «Участник»,</w:t>
-      </w:r>
-      <w:r>
-        <w:t xml:space="preserve"> </w:t>
-      </w:r>
-      <w:r>
-        <w:rPr>
-          <w:bCs/>
-          <w:b/>
-        </w:rPr>
-        <w:t xml:space="preserve">When</w:t>
-      </w:r>
-      <w:r>
-        <w:t xml:space="preserve"> </w:t>
-      </w:r>
-      <w:r>
-        <w:t xml:space="preserve">он открывает «Категории»,</w:t>
-      </w:r>
-      <w:r>
-        <w:t xml:space="preserve"> </w:t>
-      </w:r>
-      <w:r>
-        <w:rPr>
-          <w:bCs/>
-          <w:b/>
-        </w:rPr>
-        <w:t xml:space="preserve">Then</w:t>
-      </w:r>
-      <w:r>
-        <w:t xml:space="preserve"> </w:t>
-      </w:r>
-      <w:r>
-        <w:t xml:space="preserve">он видит список без кнопок изменения.</w:t>
-      </w:r>
-    </w:p>
-    <w:bookmarkEnd w:id="81"/>
-    <w:bookmarkEnd w:id="82"/>
-    <w:bookmarkStart w:id="89" w:name="блок-c-операции"/>
-    <w:p>
-      <w:pPr>
-        <w:pStyle w:val="Heading3"/>
-      </w:pPr>
-      <w:r>
-        <w:t xml:space="preserve">Блок C. Операции</w:t>
-      </w:r>
-    </w:p>
-    <w:bookmarkStart w:id="83" w:name="us-06-добавление-операции--must-have"/>
+    <w:bookmarkEnd w:id="89"/>
+    <w:bookmarkStart w:id="90" w:name="Xdf22a3d11ba0d55f9339dbbe45fce4d52185ccc"/>
     <w:p>
       <w:pPr>
         <w:pStyle w:val="Heading4"/>
       </w:pPr>
       <w:r>
-        <w:t xml:space="preserve">US-06. Добавление операции · Must have</w:t>
+        <w:t xml:space="preserve">US-04. Управление ролями и участниками · Must have</w:t>
       </w:r>
     </w:p>
     <w:p>
@@ -7180,7 +7520,7 @@
         <w:t xml:space="preserve"> </w:t>
       </w:r>
       <w:r>
-        <w:t xml:space="preserve">участник семьи,</w:t>
+        <w:t xml:space="preserve">владелец,</w:t>
       </w:r>
       <w:r>
         <w:t xml:space="preserve"> </w:t>
@@ -7196,7 +7536,7 @@
         <w:t xml:space="preserve"> </w:t>
       </w:r>
       <w:r>
-        <w:t xml:space="preserve">быстро записать доход или расход,</w:t>
+        <w:t xml:space="preserve">менять роли участников и исключать их,</w:t>
       </w:r>
       <w:r>
         <w:t xml:space="preserve"> </w:t>
@@ -7212,13 +7552,13 @@
         <w:t xml:space="preserve"> </w:t>
       </w:r>
       <w:r>
-        <w:t xml:space="preserve">все деньги</w:t>
-      </w:r>
-      <w:r>
-        <w:t xml:space="preserve"> </w:t>
-      </w:r>
-      <w:r>
-        <w:t xml:space="preserve">семьи учитывались в одном месте.</w:t>
+        <w:t xml:space="preserve">контролировать,</w:t>
+      </w:r>
+      <w:r>
+        <w:t xml:space="preserve"> </w:t>
+      </w:r>
+      <w:r>
+        <w:t xml:space="preserve">кто может менять настройки семьи.</w:t>
       </w:r>
     </w:p>
     <w:p>
@@ -7234,7 +7574,7 @@
           <w:bCs/>
           <w:b/>
         </w:rPr>
-        <w:t xml:space="preserve">AC1 (успех).</w:t>
+        <w:t xml:space="preserve">AC1 (смена роли).</w:t>
       </w:r>
       <w:r>
         <w:t xml:space="preserve"> </w:t>
@@ -7250,7 +7590,7 @@
         <w:t xml:space="preserve"> </w:t>
       </w:r>
       <w:r>
-        <w:t xml:space="preserve">пользователь на любом экране,</w:t>
+        <w:t xml:space="preserve">Марина — участник,</w:t>
       </w:r>
       <w:r>
         <w:t xml:space="preserve"> </w:t>
@@ -7266,7 +7606,7 @@
         <w:t xml:space="preserve"> </w:t>
       </w:r>
       <w:r>
-        <w:t xml:space="preserve">он нажимает «+», выбирает «Расход», вводит 2 500, выбирает «Автомобиль › Топливо», оставляет дату по умолчанию и сохраняет,</w:t>
+        <w:t xml:space="preserve">владелец меняет её роль на «Администратор»,</w:t>
       </w:r>
       <w:r>
         <w:t xml:space="preserve"> </w:t>
@@ -7282,7 +7622,7 @@
         <w:t xml:space="preserve"> </w:t>
       </w:r>
       <w:r>
-        <w:t xml:space="preserve">операция появляется в истории под сегодняшней датой со знаком «−2 500 ₽», автором — этот пользователь, сводка обновляется.</w:t>
+        <w:t xml:space="preserve">Марине становятся доступны настройки категорий, бюджетов и чужие операции.</w:t>
       </w:r>
     </w:p>
     <w:p>
@@ -7298,7 +7638,7 @@
           <w:bCs/>
           <w:b/>
         </w:rPr>
-        <w:t xml:space="preserve">AC2 (подкатегория обязательна).</w:t>
+        <w:t xml:space="preserve">AC2 (исключение).</w:t>
       </w:r>
       <w:r>
         <w:t xml:space="preserve"> </w:t>
@@ -7314,7 +7654,7 @@
         <w:t xml:space="preserve"> </w:t>
       </w:r>
       <w:r>
-        <w:t xml:space="preserve">выбрана категория,</w:t>
+        <w:t xml:space="preserve">Даня — участник,</w:t>
       </w:r>
       <w:r>
         <w:t xml:space="preserve"> </w:t>
@@ -7330,7 +7670,7 @@
         <w:t xml:space="preserve"> </w:t>
       </w:r>
       <w:r>
-        <w:t xml:space="preserve">подкатегория не выбрана,</w:t>
+        <w:t xml:space="preserve">владелец исключает его и подтверждает действие,</w:t>
       </w:r>
       <w:r>
         <w:t xml:space="preserve"> </w:t>
@@ -7346,7 +7686,7 @@
         <w:t xml:space="preserve"> </w:t>
       </w:r>
       <w:r>
-        <w:t xml:space="preserve">кнопка «Сохранить» неактивна.</w:t>
+        <w:t xml:space="preserve">Даня теряет доступ к данным семьи, а его операции остаются в истории с пометкой автора.</w:t>
       </w:r>
     </w:p>
     <w:p>
@@ -7362,7 +7702,7 @@
           <w:bCs/>
           <w:b/>
         </w:rPr>
-        <w:t xml:space="preserve">AC3 (сумма).</w:t>
+        <w:t xml:space="preserve">AC3 (права).</w:t>
       </w:r>
       <w:r>
         <w:t xml:space="preserve"> </w:t>
@@ -7378,7 +7718,7 @@
         <w:t xml:space="preserve"> </w:t>
       </w:r>
       <w:r>
-        <w:t xml:space="preserve">форма операции,</w:t>
+        <w:t xml:space="preserve">пользователь с ролью «Администратор» или «Участник»,</w:t>
       </w:r>
       <w:r>
         <w:t xml:space="preserve"> </w:t>
@@ -7394,7 +7734,7 @@
         <w:t xml:space="preserve"> </w:t>
       </w:r>
       <w:r>
-        <w:t xml:space="preserve">сумма 0, отрицательная, пустая или с тремя знаками после запятой,</w:t>
+        <w:t xml:space="preserve">он открывает «Участники»,</w:t>
       </w:r>
       <w:r>
         <w:t xml:space="preserve"> </w:t>
@@ -7410,7 +7750,7 @@
         <w:t xml:space="preserve"> </w:t>
       </w:r>
       <w:r>
-        <w:t xml:space="preserve">сохранение невозможно, подсказка «Введите сумму больше 0 с точностью до копеек».</w:t>
+        <w:t xml:space="preserve">он видит список, но кнопок смены роли и исключения нет; прямой запрос к API отклоняется сервером.</w:t>
       </w:r>
     </w:p>
     <w:p>
@@ -7426,7 +7766,7 @@
           <w:bCs/>
           <w:b/>
         </w:rPr>
-        <w:t xml:space="preserve">AC4 (категория по типу).</w:t>
+        <w:t xml:space="preserve">AC4 (владелец).</w:t>
       </w:r>
       <w:r>
         <w:t xml:space="preserve"> </w:t>
@@ -7442,7 +7782,7 @@
         <w:t xml:space="preserve"> </w:t>
       </w:r>
       <w:r>
-        <w:t xml:space="preserve">выбран тип «Доход»,</w:t>
+        <w:t xml:space="preserve">владелец,</w:t>
       </w:r>
       <w:r>
         <w:t xml:space="preserve"> </w:t>
@@ -7458,7 +7798,7 @@
         <w:t xml:space="preserve"> </w:t>
       </w:r>
       <w:r>
-        <w:t xml:space="preserve">открывается список категорий,</w:t>
+        <w:t xml:space="preserve">он пытается сменить роль себе,</w:t>
       </w:r>
       <w:r>
         <w:t xml:space="preserve"> </w:t>
@@ -7474,145 +7814,27 @@
         <w:t xml:space="preserve"> </w:t>
       </w:r>
       <w:r>
-        <w:t xml:space="preserve">в нём только доходные категории.</w:t>
+        <w:t xml:space="preserve">действие недоступно: владелец в семье всегда один.</w:t>
       </w:r>
     </w:p>
+    <w:bookmarkEnd w:id="90"/>
+    <w:bookmarkEnd w:id="91"/>
+    <w:bookmarkStart w:id="93" w:name="блок-b-категории"/>
     <w:p>
       <w:pPr>
-        <w:numPr>
-          <w:ilvl w:val="0"/>
-          <w:numId w:val="1022"/>
-        </w:numPr>
-        <w:pStyle w:val="Compact"/>
+        <w:pStyle w:val="Heading3"/>
       </w:pPr>
       <w:r>
-        <w:rPr>
-          <w:bCs/>
-          <w:b/>
-        </w:rPr>
-        <w:t xml:space="preserve">AC5 (сеть).</w:t>
-      </w:r>
-      <w:r>
-        <w:t xml:space="preserve"> </w:t>
-      </w:r>
-      <w:r>
-        <w:rPr>
-          <w:bCs/>
-          <w:b/>
-        </w:rPr>
-        <w:t xml:space="preserve">Given</w:t>
-      </w:r>
-      <w:r>
-        <w:t xml:space="preserve"> </w:t>
-      </w:r>
-      <w:r>
-        <w:t xml:space="preserve">нет соединения,</w:t>
-      </w:r>
-      <w:r>
-        <w:t xml:space="preserve"> </w:t>
-      </w:r>
-      <w:r>
-        <w:rPr>
-          <w:bCs/>
-          <w:b/>
-        </w:rPr>
-        <w:t xml:space="preserve">When</w:t>
-      </w:r>
-      <w:r>
-        <w:t xml:space="preserve"> </w:t>
-      </w:r>
-      <w:r>
-        <w:t xml:space="preserve">пользователь нажимает «Сохранить»,</w:t>
-      </w:r>
-      <w:r>
-        <w:t xml:space="preserve"> </w:t>
-      </w:r>
-      <w:r>
-        <w:rPr>
-          <w:bCs/>
-          <w:b/>
-        </w:rPr>
-        <w:t xml:space="preserve">Then</w:t>
-      </w:r>
-      <w:r>
-        <w:t xml:space="preserve"> </w:t>
-      </w:r>
-      <w:r>
-        <w:t xml:space="preserve">форма не закрывается, введённые данные сохраняются, показывается «Нет соединения» с кнопкой «Повторить»; повторное сохранение не создаёт дубликат.</w:t>
+        <w:t xml:space="preserve">Блок B. Категории</w:t>
       </w:r>
     </w:p>
-    <w:p>
-      <w:pPr>
-        <w:numPr>
-          <w:ilvl w:val="0"/>
-          <w:numId w:val="1022"/>
-        </w:numPr>
-        <w:pStyle w:val="Compact"/>
-      </w:pPr>
-      <w:r>
-        <w:rPr>
-          <w:bCs/>
-          <w:b/>
-        </w:rPr>
-        <w:t xml:space="preserve">AC6 (дата).</w:t>
-      </w:r>
-      <w:r>
-        <w:t xml:space="preserve"> </w:t>
-      </w:r>
-      <w:r>
-        <w:rPr>
-          <w:bCs/>
-          <w:b/>
-        </w:rPr>
-        <w:t xml:space="preserve">Given</w:t>
-      </w:r>
-      <w:r>
-        <w:t xml:space="preserve"> </w:t>
-      </w:r>
-      <w:r>
-        <w:t xml:space="preserve">форма операции,</w:t>
-      </w:r>
-      <w:r>
-        <w:t xml:space="preserve"> </w:t>
-      </w:r>
-      <w:r>
-        <w:rPr>
-          <w:bCs/>
-          <w:b/>
-        </w:rPr>
-        <w:t xml:space="preserve">When</w:t>
-      </w:r>
-      <w:r>
-        <w:t xml:space="preserve"> </w:t>
-      </w:r>
-      <w:r>
-        <w:t xml:space="preserve">выбрана дата позже сегодняшней,</w:t>
-      </w:r>
-      <w:r>
-        <w:t xml:space="preserve"> </w:t>
-      </w:r>
-      <w:r>
-        <w:rPr>
-          <w:bCs/>
-          <w:b/>
-        </w:rPr>
-        <w:t xml:space="preserve">Then</w:t>
-      </w:r>
-      <w:r>
-        <w:t xml:space="preserve"> </w:t>
-      </w:r>
-      <w:r>
-        <w:t xml:space="preserve">сохранение невозможно, подсказка «Дата не может быть в будущем».</w:t>
-      </w:r>
-    </w:p>
-    <w:bookmarkEnd w:id="83"/>
-    <w:bookmarkStart w:id="84" w:name="Xb3c9baf2030f458d09e849fb1a6db485fb22804"/>
+    <w:bookmarkStart w:id="92" w:name="X626ecb90d2b28f9c39fd43ef8e20b17c3d91191"/>
     <w:p>
       <w:pPr>
         <w:pStyle w:val="Heading4"/>
       </w:pPr>
       <w:r>
-        <w:t xml:space="preserve">US-07. Изменение и удаление операции · Must have</w:t>
+        <w:t xml:space="preserve">US-05. Категории и подкатегории · Must have</w:t>
       </w:r>
     </w:p>
     <w:p>
@@ -7630,7 +7852,7 @@
         <w:t xml:space="preserve"> </w:t>
       </w:r>
       <w:r>
-        <w:t xml:space="preserve">автор операции,</w:t>
+        <w:t xml:space="preserve">администратор,</w:t>
       </w:r>
       <w:r>
         <w:t xml:space="preserve"> </w:t>
@@ -7646,7 +7868,13 @@
         <w:t xml:space="preserve"> </w:t>
       </w:r>
       <w:r>
-        <w:t xml:space="preserve">исправить или удалить её,</w:t>
+        <w:t xml:space="preserve">создавать, переименовывать и архивировать категории</w:t>
+      </w:r>
+      <w:r>
+        <w:t xml:space="preserve"> </w:t>
+      </w:r>
+      <w:r>
+        <w:t xml:space="preserve">и подкатегории,</w:t>
       </w:r>
       <w:r>
         <w:t xml:space="preserve"> </w:t>
@@ -7662,7 +7890,7 @@
         <w:t xml:space="preserve"> </w:t>
       </w:r>
       <w:r>
-        <w:t xml:space="preserve">учёт оставался точным.</w:t>
+        <w:t xml:space="preserve">учёт отражал реальные траты нашей семьи.</w:t>
       </w:r>
     </w:p>
     <w:p>
@@ -7678,7 +7906,7 @@
           <w:bCs/>
           <w:b/>
         </w:rPr>
-        <w:t xml:space="preserve">AC1 (изменение).</w:t>
+        <w:t xml:space="preserve">AC1 (создание).</w:t>
       </w:r>
       <w:r>
         <w:t xml:space="preserve"> </w:t>
@@ -7694,7 +7922,7 @@
         <w:t xml:space="preserve"> </w:t>
       </w:r>
       <w:r>
-        <w:t xml:space="preserve">Марина — автор операции на 3 450 ₽,</w:t>
+        <w:t xml:space="preserve">администратор в «Настройки › Категории», вкладка «Расходы»,</w:t>
       </w:r>
       <w:r>
         <w:t xml:space="preserve"> </w:t>
@@ -7710,7 +7938,7 @@
         <w:t xml:space="preserve"> </w:t>
       </w:r>
       <w:r>
-        <w:t xml:space="preserve">она меняет сумму на 3 540 ₽ и сохраняет,</w:t>
+        <w:t xml:space="preserve">он создаёт категорию «Автомобиль» с подкатегорией «Топливо», цветом и иконкой,</w:t>
       </w:r>
       <w:r>
         <w:t xml:space="preserve"> </w:t>
@@ -7726,7 +7954,7 @@
         <w:t xml:space="preserve"> </w:t>
       </w:r>
       <w:r>
-        <w:t xml:space="preserve">в истории и сводке новая сумма.</w:t>
+        <w:t xml:space="preserve">она сразу доступна при записи расхода.</w:t>
       </w:r>
     </w:p>
     <w:p>
@@ -7742,7 +7970,7 @@
           <w:bCs/>
           <w:b/>
         </w:rPr>
-        <w:t xml:space="preserve">AC2 (удаление).</w:t>
+        <w:t xml:space="preserve">AC2 (подкатегория обязательна).</w:t>
       </w:r>
       <w:r>
         <w:t xml:space="preserve"> </w:t>
@@ -7758,7 +7986,7 @@
         <w:t xml:space="preserve"> </w:t>
       </w:r>
       <w:r>
-        <w:t xml:space="preserve">своя операция,</w:t>
+        <w:t xml:space="preserve">создаётся категория,</w:t>
       </w:r>
       <w:r>
         <w:t xml:space="preserve"> </w:t>
@@ -7774,7 +8002,7 @@
         <w:t xml:space="preserve"> </w:t>
       </w:r>
       <w:r>
-        <w:t xml:space="preserve">пользователь нажимает «Удалить»,</w:t>
+        <w:t xml:space="preserve">у неё нет ни одной подкатегории,</w:t>
       </w:r>
       <w:r>
         <w:t xml:space="preserve"> </w:t>
@@ -7790,7 +8018,7 @@
         <w:t xml:space="preserve"> </w:t>
       </w:r>
       <w:r>
-        <w:t xml:space="preserve">операция сразу исчезает из истории, сводки, отчётов и бюджетов, а 5 секунд виден тост «Операция удалена» с кнопкой «Отменить», которая возвращает операцию с теми же тегами.</w:t>
+        <w:t xml:space="preserve">сохранение недоступно, подсказка «Добавьте хотя бы одну подкатегорию».</w:t>
       </w:r>
     </w:p>
     <w:p>
@@ -7806,7 +8034,7 @@
           <w:bCs/>
           <w:b/>
         </w:rPr>
-        <w:t xml:space="preserve">AC3 (чужая операция, участник).</w:t>
+        <w:t xml:space="preserve">AC3 (дубликат).</w:t>
       </w:r>
       <w:r>
         <w:t xml:space="preserve"> </w:t>
@@ -7822,7 +8050,7 @@
         <w:t xml:space="preserve"> </w:t>
       </w:r>
       <w:r>
-        <w:t xml:space="preserve">Даня — «Участник»,</w:t>
+        <w:t xml:space="preserve">в «Расходах» уже есть «Автомобиль»,</w:t>
       </w:r>
       <w:r>
         <w:t xml:space="preserve"> </w:t>
@@ -7838,7 +8066,7 @@
         <w:t xml:space="preserve"> </w:t>
       </w:r>
       <w:r>
-        <w:t xml:space="preserve">он открывает операцию Марины,</w:t>
+        <w:t xml:space="preserve">создаётся «автомобиль » (другой регистр, пробел),</w:t>
       </w:r>
       <w:r>
         <w:t xml:space="preserve"> </w:t>
@@ -7854,7 +8082,7 @@
         <w:t xml:space="preserve"> </w:t>
       </w:r>
       <w:r>
-        <w:t xml:space="preserve">она открыта только для просмотра; прямой запрос на изменение отклоняется сервером.</w:t>
+        <w:t xml:space="preserve">показывается «Такая категория уже есть».</w:t>
       </w:r>
     </w:p>
     <w:p>
@@ -7870,7 +8098,7 @@
           <w:bCs/>
           <w:b/>
         </w:rPr>
-        <w:t xml:space="preserve">AC4 (чужая операция, администратор).</w:t>
+        <w:t xml:space="preserve">AC4 (архив).</w:t>
       </w:r>
       <w:r>
         <w:t xml:space="preserve"> </w:t>
@@ -7886,7 +8114,7 @@
         <w:t xml:space="preserve"> </w:t>
       </w:r>
       <w:r>
-        <w:t xml:space="preserve">Марина — «Администратор»,</w:t>
+        <w:t xml:space="preserve">по подкатегории «Штрафы» есть операции,</w:t>
       </w:r>
       <w:r>
         <w:t xml:space="preserve"> </w:t>
@@ -7902,7 +8130,7 @@
         <w:t xml:space="preserve"> </w:t>
       </w:r>
       <w:r>
-        <w:t xml:space="preserve">она меняет операцию Алексея,</w:t>
+        <w:t xml:space="preserve">администратор архивирует её,</w:t>
       </w:r>
       <w:r>
         <w:t xml:space="preserve"> </w:t>
@@ -7918,17 +8146,91 @@
         <w:t xml:space="preserve"> </w:t>
       </w:r>
       <w:r>
-        <w:t xml:space="preserve">изменение сохраняется, автор остаётся прежним.</w:t>
+        <w:t xml:space="preserve">она пропадает из выбора при записи, но остаётся в истории и отчётах; удалить её нельзя.</w:t>
       </w:r>
     </w:p>
-    <w:bookmarkEnd w:id="84"/>
-    <w:bookmarkStart w:id="85" w:name="Xf46815ab8ad9559327ffe49ecb6f444b152326f"/>
+    <w:p>
+      <w:pPr>
+        <w:numPr>
+          <w:ilvl w:val="0"/>
+          <w:numId w:val="1023"/>
+        </w:numPr>
+        <w:pStyle w:val="Compact"/>
+      </w:pPr>
+      <w:r>
+        <w:rPr>
+          <w:bCs/>
+          <w:b/>
+        </w:rPr>
+        <w:t xml:space="preserve">AC5 (права).</w:t>
+      </w:r>
+      <w:r>
+        <w:t xml:space="preserve"> </w:t>
+      </w:r>
+      <w:r>
+        <w:rPr>
+          <w:bCs/>
+          <w:b/>
+        </w:rPr>
+        <w:t xml:space="preserve">Given</w:t>
+      </w:r>
+      <w:r>
+        <w:t xml:space="preserve"> </w:t>
+      </w:r>
+      <w:r>
+        <w:t xml:space="preserve">пользователь с ролью «Участник»,</w:t>
+      </w:r>
+      <w:r>
+        <w:t xml:space="preserve"> </w:t>
+      </w:r>
+      <w:r>
+        <w:rPr>
+          <w:bCs/>
+          <w:b/>
+        </w:rPr>
+        <w:t xml:space="preserve">When</w:t>
+      </w:r>
+      <w:r>
+        <w:t xml:space="preserve"> </w:t>
+      </w:r>
+      <w:r>
+        <w:t xml:space="preserve">он открывает «Категории»,</w:t>
+      </w:r>
+      <w:r>
+        <w:t xml:space="preserve"> </w:t>
+      </w:r>
+      <w:r>
+        <w:rPr>
+          <w:bCs/>
+          <w:b/>
+        </w:rPr>
+        <w:t xml:space="preserve">Then</w:t>
+      </w:r>
+      <w:r>
+        <w:t xml:space="preserve"> </w:t>
+      </w:r>
+      <w:r>
+        <w:t xml:space="preserve">он видит список без кнопок изменения.</w:t>
+      </w:r>
+    </w:p>
+    <w:bookmarkEnd w:id="92"/>
+    <w:bookmarkEnd w:id="93"/>
+    <w:bookmarkStart w:id="100" w:name="блок-c-операции"/>
+    <w:p>
+      <w:pPr>
+        <w:pStyle w:val="Heading3"/>
+      </w:pPr>
+      <w:r>
+        <w:t xml:space="preserve">Блок C. Операции</w:t>
+      </w:r>
+    </w:p>
+    <w:bookmarkStart w:id="94" w:name="us-06-добавление-операции--must-have"/>
     <w:p>
       <w:pPr>
         <w:pStyle w:val="Heading4"/>
       </w:pPr>
       <w:r>
-        <w:t xml:space="preserve">US-08. История операций по дням · Must have</w:t>
+        <w:t xml:space="preserve">US-06. Добавление операции · Must have</w:t>
       </w:r>
     </w:p>
     <w:p>
@@ -7946,7 +8248,7 @@
         <w:t xml:space="preserve"> </w:t>
       </w:r>
       <w:r>
-        <w:t xml:space="preserve">участник,</w:t>
+        <w:t xml:space="preserve">участник семьи,</w:t>
       </w:r>
       <w:r>
         <w:t xml:space="preserve"> </w:t>
@@ -7962,7 +8264,7 @@
         <w:t xml:space="preserve"> </w:t>
       </w:r>
       <w:r>
-        <w:t xml:space="preserve">видеть операции за месяц, сгруппированные по дням,</w:t>
+        <w:t xml:space="preserve">быстро записать доход или расход,</w:t>
       </w:r>
       <w:r>
         <w:t xml:space="preserve"> </w:t>
@@ -7978,7 +8280,13 @@
         <w:t xml:space="preserve"> </w:t>
       </w:r>
       <w:r>
-        <w:t xml:space="preserve">понимать, что и когда тратилось.</w:t>
+        <w:t xml:space="preserve">все деньги</w:t>
+      </w:r>
+      <w:r>
+        <w:t xml:space="preserve"> </w:t>
+      </w:r>
+      <w:r>
+        <w:t xml:space="preserve">семьи учитывались в одном месте.</w:t>
       </w:r>
     </w:p>
     <w:p>
@@ -7994,7 +8302,7 @@
           <w:bCs/>
           <w:b/>
         </w:rPr>
-        <w:t xml:space="preserve">AC1 (группировка).</w:t>
+        <w:t xml:space="preserve">AC1 (успех).</w:t>
       </w:r>
       <w:r>
         <w:t xml:space="preserve"> </w:t>
@@ -8010,7 +8318,7 @@
         <w:t xml:space="preserve"> </w:t>
       </w:r>
       <w:r>
-        <w:t xml:space="preserve">в октябре есть операции 12, 13 и 14 октября,</w:t>
+        <w:t xml:space="preserve">пользователь на любом экране,</w:t>
       </w:r>
       <w:r>
         <w:t xml:space="preserve"> </w:t>
@@ -8026,7 +8334,7 @@
         <w:t xml:space="preserve"> </w:t>
       </w:r>
       <w:r>
-        <w:t xml:space="preserve">открыт экран «Операции» за октябрь,</w:t>
+        <w:t xml:space="preserve">он нажимает «+», выбирает «Расход», вводит 2 500, выбирает «Автомобиль › Топливо», оставляет дату по умолчанию и сохраняет,</w:t>
       </w:r>
       <w:r>
         <w:t xml:space="preserve"> </w:t>
@@ -8042,7 +8350,7 @@
         <w:t xml:space="preserve"> </w:t>
       </w:r>
       <w:r>
-        <w:t xml:space="preserve">операции сгруппированы под заголовками «Вторник, 14 октября 2026 г.», «Понедельник, 13 октября 2026 г.», …, новые дни сверху.</w:t>
+        <w:t xml:space="preserve">операция появляется в истории под сегодняшней датой со знаком «−2 500 ₽», автором — этот пользователь, сводка обновляется.</w:t>
       </w:r>
     </w:p>
     <w:p>
@@ -8058,7 +8366,7 @@
           <w:bCs/>
           <w:b/>
         </w:rPr>
-        <w:t xml:space="preserve">AC2 (строка).</w:t>
+        <w:t xml:space="preserve">AC2 (подкатегория обязательна).</w:t>
       </w:r>
       <w:r>
         <w:t xml:space="preserve"> </w:t>
@@ -8074,7 +8382,7 @@
         <w:t xml:space="preserve"> </w:t>
       </w:r>
       <w:r>
-        <w:t xml:space="preserve">расход 2 500 ₽ «Автомобиль › Топливо»,</w:t>
+        <w:t xml:space="preserve">выбрана категория,</w:t>
       </w:r>
       <w:r>
         <w:t xml:space="preserve"> </w:t>
@@ -8090,7 +8398,7 @@
         <w:t xml:space="preserve"> </w:t>
       </w:r>
       <w:r>
-        <w:t xml:space="preserve">он показан в истории,</w:t>
+        <w:t xml:space="preserve">подкатегория не выбрана,</w:t>
       </w:r>
       <w:r>
         <w:t xml:space="preserve"> </w:t>
@@ -8106,7 +8414,7 @@
         <w:t xml:space="preserve"> </w:t>
       </w:r>
       <w:r>
-        <w:t xml:space="preserve">видны «Автомобиль › Топливо», «−2 500 ₽» красным, комментарий, теги и автор; доход показан зелёным со знаком «+».</w:t>
+        <w:t xml:space="preserve">кнопка «Сохранить» неактивна.</w:t>
       </w:r>
     </w:p>
     <w:p>
@@ -8122,7 +8430,7 @@
           <w:bCs/>
           <w:b/>
         </w:rPr>
-        <w:t xml:space="preserve">AC3 (переключение месяца).</w:t>
+        <w:t xml:space="preserve">AC3 (сумма).</w:t>
       </w:r>
       <w:r>
         <w:t xml:space="preserve"> </w:t>
@@ -8138,7 +8446,7 @@
         <w:t xml:space="preserve"> </w:t>
       </w:r>
       <w:r>
-        <w:t xml:space="preserve">открыт октябрь,</w:t>
+        <w:t xml:space="preserve">форма операции,</w:t>
       </w:r>
       <w:r>
         <w:t xml:space="preserve"> </w:t>
@@ -8154,7 +8462,7 @@
         <w:t xml:space="preserve"> </w:t>
       </w:r>
       <w:r>
-        <w:t xml:space="preserve">пользователь нажимает «‹»,</w:t>
+        <w:t xml:space="preserve">сумма 0, отрицательная, пустая или с тремя знаками после запятой,</w:t>
       </w:r>
       <w:r>
         <w:t xml:space="preserve"> </w:t>
@@ -8170,7 +8478,7 @@
         <w:t xml:space="preserve"> </w:t>
       </w:r>
       <w:r>
-        <w:t xml:space="preserve">показываются операции сентября, сводка пересчитывается.</w:t>
+        <w:t xml:space="preserve">сохранение невозможно, подсказка «Введите сумму больше 0 с точностью до копеек».</w:t>
       </w:r>
     </w:p>
     <w:p>
@@ -8186,7 +8494,7 @@
           <w:bCs/>
           <w:b/>
         </w:rPr>
-        <w:t xml:space="preserve">AC4 (пусто).</w:t>
+        <w:t xml:space="preserve">AC4 (категория по типу).</w:t>
       </w:r>
       <w:r>
         <w:t xml:space="preserve"> </w:t>
@@ -8202,7 +8510,7 @@
         <w:t xml:space="preserve"> </w:t>
       </w:r>
       <w:r>
-        <w:t xml:space="preserve">в выбранном месяце нет операций,</w:t>
+        <w:t xml:space="preserve">выбран тип «Доход»,</w:t>
       </w:r>
       <w:r>
         <w:t xml:space="preserve"> </w:t>
@@ -8218,7 +8526,7 @@
         <w:t xml:space="preserve"> </w:t>
       </w:r>
       <w:r>
-        <w:t xml:space="preserve">он открыт,</w:t>
+        <w:t xml:space="preserve">открывается список категорий,</w:t>
       </w:r>
       <w:r>
         <w:t xml:space="preserve"> </w:t>
@@ -8234,7 +8542,7 @@
         <w:t xml:space="preserve"> </w:t>
       </w:r>
       <w:r>
-        <w:t xml:space="preserve">показывается «В этом периоде пока нет операций» и кнопка «Добавить операцию».</w:t>
+        <w:t xml:space="preserve">в нём только доходные категории.</w:t>
       </w:r>
     </w:p>
     <w:p>
@@ -8250,7 +8558,7 @@
           <w:bCs/>
           <w:b/>
         </w:rPr>
-        <w:t xml:space="preserve">AC5 (загрузка и ошибка).</w:t>
+        <w:t xml:space="preserve">AC5 (сеть).</w:t>
       </w:r>
       <w:r>
         <w:t xml:space="preserve"> </w:t>
@@ -8266,7 +8574,23 @@
         <w:t xml:space="preserve"> </w:t>
       </w:r>
       <w:r>
-        <w:t xml:space="preserve">данные загружаются,</w:t>
+        <w:t xml:space="preserve">нет соединения,</w:t>
+      </w:r>
+      <w:r>
+        <w:t xml:space="preserve"> </w:t>
+      </w:r>
+      <w:r>
+        <w:rPr>
+          <w:bCs/>
+          <w:b/>
+        </w:rPr>
+        <w:t xml:space="preserve">When</w:t>
+      </w:r>
+      <w:r>
+        <w:t xml:space="preserve"> </w:t>
+      </w:r>
+      <w:r>
+        <w:t xml:space="preserve">пользователь нажимает «Сохранить»,</w:t>
       </w:r>
       <w:r>
         <w:t xml:space="preserve"> </w:t>
@@ -8282,7 +8606,23 @@
         <w:t xml:space="preserve"> </w:t>
       </w:r>
       <w:r>
-        <w:t xml:space="preserve">показывается скелетон списка;</w:t>
+        <w:t xml:space="preserve">форма не закрывается, введённые данные сохраняются, показывается «Нет соединения» с кнопкой «Повторить»; повторное сохранение не создаёт дубликат.</w:t>
+      </w:r>
+    </w:p>
+    <w:p>
+      <w:pPr>
+        <w:numPr>
+          <w:ilvl w:val="0"/>
+          <w:numId w:val="1024"/>
+        </w:numPr>
+        <w:pStyle w:val="Compact"/>
+      </w:pPr>
+      <w:r>
+        <w:rPr>
+          <w:bCs/>
+          <w:b/>
+        </w:rPr>
+        <w:t xml:space="preserve">AC6 (дата).</w:t>
       </w:r>
       <w:r>
         <w:t xml:space="preserve"> </w:t>
@@ -8298,7 +8638,23 @@
         <w:t xml:space="preserve"> </w:t>
       </w:r>
       <w:r>
-        <w:t xml:space="preserve">сервер вернул ошибку,</w:t>
+        <w:t xml:space="preserve">форма операции,</w:t>
+      </w:r>
+      <w:r>
+        <w:t xml:space="preserve"> </w:t>
+      </w:r>
+      <w:r>
+        <w:rPr>
+          <w:bCs/>
+          <w:b/>
+        </w:rPr>
+        <w:t xml:space="preserve">When</w:t>
+      </w:r>
+      <w:r>
+        <w:t xml:space="preserve"> </w:t>
+      </w:r>
+      <w:r>
+        <w:t xml:space="preserve">выбрана дата позже сегодняшней,</w:t>
       </w:r>
       <w:r>
         <w:t xml:space="preserve"> </w:t>
@@ -8314,17 +8670,17 @@
         <w:t xml:space="preserve"> </w:t>
       </w:r>
       <w:r>
-        <w:t xml:space="preserve">показывается «Не удалось загрузить операции» и кнопка «Повторить».</w:t>
+        <w:t xml:space="preserve">сохранение невозможно, подсказка «Дата не может быть в будущем».</w:t>
       </w:r>
     </w:p>
-    <w:bookmarkEnd w:id="85"/>
-    <w:bookmarkStart w:id="86" w:name="us-09-сводка-за-период--must-have"/>
+    <w:bookmarkEnd w:id="94"/>
+    <w:bookmarkStart w:id="95" w:name="Xb3c9baf2030f458d09e849fb1a6db485fb22804"/>
     <w:p>
       <w:pPr>
         <w:pStyle w:val="Heading4"/>
       </w:pPr>
       <w:r>
-        <w:t xml:space="preserve">US-09. Сводка за период · Must have</w:t>
+        <w:t xml:space="preserve">US-07. Изменение и удаление операции · Must have</w:t>
       </w:r>
     </w:p>
     <w:p>
@@ -8342,7 +8698,7 @@
         <w:t xml:space="preserve"> </w:t>
       </w:r>
       <w:r>
-        <w:t xml:space="preserve">участник,</w:t>
+        <w:t xml:space="preserve">автор операции,</w:t>
       </w:r>
       <w:r>
         <w:t xml:space="preserve"> </w:t>
@@ -8358,7 +8714,7 @@
         <w:t xml:space="preserve"> </w:t>
       </w:r>
       <w:r>
-        <w:t xml:space="preserve">видеть доход, расход и остаток за период,</w:t>
+        <w:t xml:space="preserve">исправить или удалить её,</w:t>
       </w:r>
       <w:r>
         <w:t xml:space="preserve"> </w:t>
@@ -8374,13 +8730,7 @@
         <w:t xml:space="preserve"> </w:t>
       </w:r>
       <w:r>
-        <w:t xml:space="preserve">сразу понимать,</w:t>
-      </w:r>
-      <w:r>
-        <w:t xml:space="preserve"> </w:t>
-      </w:r>
-      <w:r>
-        <w:t xml:space="preserve">укладывается ли семья в доходы.</w:t>
+        <w:t xml:space="preserve">учёт оставался точным.</w:t>
       </w:r>
     </w:p>
     <w:p>
@@ -8396,7 +8746,7 @@
           <w:bCs/>
           <w:b/>
         </w:rPr>
-        <w:t xml:space="preserve">AC1 (расчёт).</w:t>
+        <w:t xml:space="preserve">AC1 (изменение).</w:t>
       </w:r>
       <w:r>
         <w:t xml:space="preserve"> </w:t>
@@ -8412,7 +8762,7 @@
         <w:t xml:space="preserve"> </w:t>
       </w:r>
       <w:r>
-        <w:t xml:space="preserve">за период доходы 185 000 ₽ и расходы 112 340 ₽,</w:t>
+        <w:t xml:space="preserve">Марина — автор операции на 3 450 ₽,</w:t>
       </w:r>
       <w:r>
         <w:t xml:space="preserve"> </w:t>
@@ -8428,7 +8778,7 @@
         <w:t xml:space="preserve"> </w:t>
       </w:r>
       <w:r>
-        <w:t xml:space="preserve">открыт экран «Операции»,</w:t>
+        <w:t xml:space="preserve">она меняет сумму на 3 540 ₽ и сохраняет,</w:t>
       </w:r>
       <w:r>
         <w:t xml:space="preserve"> </w:t>
@@ -8444,7 +8794,7 @@
         <w:t xml:space="preserve"> </w:t>
       </w:r>
       <w:r>
-        <w:t xml:space="preserve">сводка показывает «Доход 185 000 ₽», «Расход 112 340 ₽», «Остаток 72 660 ₽».</w:t>
+        <w:t xml:space="preserve">в истории и сводке новая сумма.</w:t>
       </w:r>
     </w:p>
     <w:p>
@@ -8460,7 +8810,7 @@
           <w:bCs/>
           <w:b/>
         </w:rPr>
-        <w:t xml:space="preserve">AC2 (отрицательный остаток).</w:t>
+        <w:t xml:space="preserve">AC2 (удаление).</w:t>
       </w:r>
       <w:r>
         <w:t xml:space="preserve"> </w:t>
@@ -8476,7 +8826,23 @@
         <w:t xml:space="preserve"> </w:t>
       </w:r>
       <w:r>
-        <w:t xml:space="preserve">расходы больше доходов на 5 000 ₽,</w:t>
+        <w:t xml:space="preserve">своя операция,</w:t>
+      </w:r>
+      <w:r>
+        <w:t xml:space="preserve"> </w:t>
+      </w:r>
+      <w:r>
+        <w:rPr>
+          <w:bCs/>
+          <w:b/>
+        </w:rPr>
+        <w:t xml:space="preserve">When</w:t>
+      </w:r>
+      <w:r>
+        <w:t xml:space="preserve"> </w:t>
+      </w:r>
+      <w:r>
+        <w:t xml:space="preserve">пользователь нажимает «Удалить»,</w:t>
       </w:r>
       <w:r>
         <w:t xml:space="preserve"> </w:t>
@@ -8492,7 +8858,7 @@
         <w:t xml:space="preserve"> </w:t>
       </w:r>
       <w:r>
-        <w:t xml:space="preserve">остаток показан как «−5 000 ₽» красным.</w:t>
+        <w:t xml:space="preserve">операция сразу исчезает из истории, сводки, отчётов и бюджетов, а 5 секунд виден тост «Операция удалена» с кнопкой «Отменить», которая возвращает операцию с теми же тегами.</w:t>
       </w:r>
     </w:p>
     <w:p>
@@ -8508,7 +8874,7 @@
           <w:bCs/>
           <w:b/>
         </w:rPr>
-        <w:t xml:space="preserve">AC3 (точность).</w:t>
+        <w:t xml:space="preserve">AC3 (чужая операция, участник).</w:t>
       </w:r>
       <w:r>
         <w:t xml:space="preserve"> </w:t>
@@ -8524,7 +8890,23 @@
         <w:t xml:space="preserve"> </w:t>
       </w:r>
       <w:r>
-        <w:t xml:space="preserve">три расхода по 0,10 ₽, 0,20 ₽ и 0,30 ₽,</w:t>
+        <w:t xml:space="preserve">Даня — «Участник»,</w:t>
+      </w:r>
+      <w:r>
+        <w:t xml:space="preserve"> </w:t>
+      </w:r>
+      <w:r>
+        <w:rPr>
+          <w:bCs/>
+          <w:b/>
+        </w:rPr>
+        <w:t xml:space="preserve">When</w:t>
+      </w:r>
+      <w:r>
+        <w:t xml:space="preserve"> </w:t>
+      </w:r>
+      <w:r>
+        <w:t xml:space="preserve">он открывает операцию Марины,</w:t>
       </w:r>
       <w:r>
         <w:t xml:space="preserve"> </w:t>
@@ -8540,17 +8922,81 @@
         <w:t xml:space="preserve"> </w:t>
       </w:r>
       <w:r>
-        <w:t xml:space="preserve">расход равен ровно 0,60 ₽ без ошибок округления.</w:t>
+        <w:t xml:space="preserve">она открыта только для просмотра; прямой запрос на изменение отклоняется сервером.</w:t>
       </w:r>
     </w:p>
-    <w:bookmarkEnd w:id="86"/>
-    <w:bookmarkStart w:id="87" w:name="us-10-поиск-операций--must-have"/>
+    <w:p>
+      <w:pPr>
+        <w:numPr>
+          <w:ilvl w:val="0"/>
+          <w:numId w:val="1025"/>
+        </w:numPr>
+        <w:pStyle w:val="Compact"/>
+      </w:pPr>
+      <w:r>
+        <w:rPr>
+          <w:bCs/>
+          <w:b/>
+        </w:rPr>
+        <w:t xml:space="preserve">AC4 (чужая операция, администратор).</w:t>
+      </w:r>
+      <w:r>
+        <w:t xml:space="preserve"> </w:t>
+      </w:r>
+      <w:r>
+        <w:rPr>
+          <w:bCs/>
+          <w:b/>
+        </w:rPr>
+        <w:t xml:space="preserve">Given</w:t>
+      </w:r>
+      <w:r>
+        <w:t xml:space="preserve"> </w:t>
+      </w:r>
+      <w:r>
+        <w:t xml:space="preserve">Марина — «Администратор»,</w:t>
+      </w:r>
+      <w:r>
+        <w:t xml:space="preserve"> </w:t>
+      </w:r>
+      <w:r>
+        <w:rPr>
+          <w:bCs/>
+          <w:b/>
+        </w:rPr>
+        <w:t xml:space="preserve">When</w:t>
+      </w:r>
+      <w:r>
+        <w:t xml:space="preserve"> </w:t>
+      </w:r>
+      <w:r>
+        <w:t xml:space="preserve">она меняет операцию Алексея,</w:t>
+      </w:r>
+      <w:r>
+        <w:t xml:space="preserve"> </w:t>
+      </w:r>
+      <w:r>
+        <w:rPr>
+          <w:bCs/>
+          <w:b/>
+        </w:rPr>
+        <w:t xml:space="preserve">Then</w:t>
+      </w:r>
+      <w:r>
+        <w:t xml:space="preserve"> </w:t>
+      </w:r>
+      <w:r>
+        <w:t xml:space="preserve">изменение сохраняется, автор остаётся прежним.</w:t>
+      </w:r>
+    </w:p>
+    <w:bookmarkEnd w:id="95"/>
+    <w:bookmarkStart w:id="96" w:name="Xf46815ab8ad9559327ffe49ecb6f444b152326f"/>
     <w:p>
       <w:pPr>
         <w:pStyle w:val="Heading4"/>
       </w:pPr>
       <w:r>
-        <w:t xml:space="preserve">US-10. Поиск операций · Must have</w:t>
+        <w:t xml:space="preserve">US-08. История операций по дням · Must have</w:t>
       </w:r>
     </w:p>
     <w:p>
@@ -8584,7 +9030,7 @@
         <w:t xml:space="preserve"> </w:t>
       </w:r>
       <w:r>
-        <w:t xml:space="preserve">найти операцию по тексту,</w:t>
+        <w:t xml:space="preserve">видеть операции за месяц, сгруппированные по дням,</w:t>
       </w:r>
       <w:r>
         <w:t xml:space="preserve"> </w:t>
@@ -8600,7 +9046,7 @@
         <w:t xml:space="preserve"> </w:t>
       </w:r>
       <w:r>
-        <w:t xml:space="preserve">быстро проверить конкретную трату.</w:t>
+        <w:t xml:space="preserve">понимать, что и когда тратилось.</w:t>
       </w:r>
     </w:p>
     <w:p>
@@ -8616,7 +9062,7 @@
           <w:bCs/>
           <w:b/>
         </w:rPr>
-        <w:t xml:space="preserve">AC1 (успех).</w:t>
+        <w:t xml:space="preserve">AC1 (группировка).</w:t>
       </w:r>
       <w:r>
         <w:t xml:space="preserve"> </w:t>
@@ -8632,7 +9078,7 @@
         <w:t xml:space="preserve"> </w:t>
       </w:r>
       <w:r>
-        <w:t xml:space="preserve">есть операция с комментарием «Бассейн»,</w:t>
+        <w:t xml:space="preserve">в октябре есть операции 12, 13 и 14 октября,</w:t>
       </w:r>
       <w:r>
         <w:t xml:space="preserve"> </w:t>
@@ -8648,7 +9094,7 @@
         <w:t xml:space="preserve"> </w:t>
       </w:r>
       <w:r>
-        <w:t xml:space="preserve">пользователь вводит «басс»,</w:t>
+        <w:t xml:space="preserve">открыт экран «Операции» за октябрь,</w:t>
       </w:r>
       <w:r>
         <w:t xml:space="preserve"> </w:t>
@@ -8664,7 +9110,7 @@
         <w:t xml:space="preserve"> </w:t>
       </w:r>
       <w:r>
-        <w:t xml:space="preserve">в списке остаются операции, где текст встречается в комментарии, категории, подкатегории или теге, без учёта регистра.</w:t>
+        <w:t xml:space="preserve">операции сгруппированы под заголовками «Вторник, 14 октября 2026 г.», «Понедельник, 13 октября 2026 г.», …, новые дни сверху.</w:t>
       </w:r>
     </w:p>
     <w:p>
@@ -8680,7 +9126,7 @@
           <w:bCs/>
           <w:b/>
         </w:rPr>
-        <w:t xml:space="preserve">AC2 (ничего не найдено).</w:t>
+        <w:t xml:space="preserve">AC2 (строка).</w:t>
       </w:r>
       <w:r>
         <w:t xml:space="preserve"> </w:t>
@@ -8696,7 +9142,23 @@
         <w:t xml:space="preserve"> </w:t>
       </w:r>
       <w:r>
-        <w:t xml:space="preserve">совпадений нет,</w:t>
+        <w:t xml:space="preserve">расход 2 500 ₽ «Автомобиль › Топливо»,</w:t>
+      </w:r>
+      <w:r>
+        <w:t xml:space="preserve"> </w:t>
+      </w:r>
+      <w:r>
+        <w:rPr>
+          <w:bCs/>
+          <w:b/>
+        </w:rPr>
+        <w:t xml:space="preserve">When</w:t>
+      </w:r>
+      <w:r>
+        <w:t xml:space="preserve"> </w:t>
+      </w:r>
+      <w:r>
+        <w:t xml:space="preserve">он показан в истории,</w:t>
       </w:r>
       <w:r>
         <w:t xml:space="preserve"> </w:t>
@@ -8712,7 +9174,7 @@
         <w:t xml:space="preserve"> </w:t>
       </w:r>
       <w:r>
-        <w:t xml:space="preserve">показывается «Ничего не найдено» и кнопка «Сбросить поиск».</w:t>
+        <w:t xml:space="preserve">видны «Автомобиль › Топливо», «−2 500 ₽» красным, комментарий, теги и автор; доход показан зелёным со знаком «+».</w:t>
       </w:r>
     </w:p>
     <w:p>
@@ -8728,7 +9190,7 @@
           <w:bCs/>
           <w:b/>
         </w:rPr>
-        <w:t xml:space="preserve">AC3 (сводка).</w:t>
+        <w:t xml:space="preserve">AC3 (переключение месяца).</w:t>
       </w:r>
       <w:r>
         <w:t xml:space="preserve"> </w:t>
@@ -8744,7 +9206,23 @@
         <w:t xml:space="preserve"> </w:t>
       </w:r>
       <w:r>
-        <w:t xml:space="preserve">активен поиск,</w:t>
+        <w:t xml:space="preserve">открыт октябрь,</w:t>
+      </w:r>
+      <w:r>
+        <w:t xml:space="preserve"> </w:t>
+      </w:r>
+      <w:r>
+        <w:rPr>
+          <w:bCs/>
+          <w:b/>
+        </w:rPr>
+        <w:t xml:space="preserve">When</w:t>
+      </w:r>
+      <w:r>
+        <w:t xml:space="preserve"> </w:t>
+      </w:r>
+      <w:r>
+        <w:t xml:space="preserve">пользователь нажимает «‹»,</w:t>
       </w:r>
       <w:r>
         <w:t xml:space="preserve"> </w:t>
@@ -8760,17 +9238,161 @@
         <w:t xml:space="preserve"> </w:t>
       </w:r>
       <w:r>
-        <w:t xml:space="preserve">сводка считается по найденным операциям и подписана «по результатам поиска».</w:t>
+        <w:t xml:space="preserve">показываются операции сентября, сводка пересчитывается.</w:t>
       </w:r>
     </w:p>
-    <w:bookmarkEnd w:id="87"/>
-    <w:bookmarkStart w:id="88" w:name="us-11-фильтры-операций--must-have"/>
+    <w:p>
+      <w:pPr>
+        <w:numPr>
+          <w:ilvl w:val="0"/>
+          <w:numId w:val="1026"/>
+        </w:numPr>
+        <w:pStyle w:val="Compact"/>
+      </w:pPr>
+      <w:r>
+        <w:rPr>
+          <w:bCs/>
+          <w:b/>
+        </w:rPr>
+        <w:t xml:space="preserve">AC4 (пусто).</w:t>
+      </w:r>
+      <w:r>
+        <w:t xml:space="preserve"> </w:t>
+      </w:r>
+      <w:r>
+        <w:rPr>
+          <w:bCs/>
+          <w:b/>
+        </w:rPr>
+        <w:t xml:space="preserve">Given</w:t>
+      </w:r>
+      <w:r>
+        <w:t xml:space="preserve"> </w:t>
+      </w:r>
+      <w:r>
+        <w:t xml:space="preserve">в выбранном месяце нет операций,</w:t>
+      </w:r>
+      <w:r>
+        <w:t xml:space="preserve"> </w:t>
+      </w:r>
+      <w:r>
+        <w:rPr>
+          <w:bCs/>
+          <w:b/>
+        </w:rPr>
+        <w:t xml:space="preserve">When</w:t>
+      </w:r>
+      <w:r>
+        <w:t xml:space="preserve"> </w:t>
+      </w:r>
+      <w:r>
+        <w:t xml:space="preserve">он открыт,</w:t>
+      </w:r>
+      <w:r>
+        <w:t xml:space="preserve"> </w:t>
+      </w:r>
+      <w:r>
+        <w:rPr>
+          <w:bCs/>
+          <w:b/>
+        </w:rPr>
+        <w:t xml:space="preserve">Then</w:t>
+      </w:r>
+      <w:r>
+        <w:t xml:space="preserve"> </w:t>
+      </w:r>
+      <w:r>
+        <w:t xml:space="preserve">показывается «В этом периоде пока нет операций» и кнопка «Добавить операцию».</w:t>
+      </w:r>
+    </w:p>
+    <w:p>
+      <w:pPr>
+        <w:numPr>
+          <w:ilvl w:val="0"/>
+          <w:numId w:val="1026"/>
+        </w:numPr>
+        <w:pStyle w:val="Compact"/>
+      </w:pPr>
+      <w:r>
+        <w:rPr>
+          <w:bCs/>
+          <w:b/>
+        </w:rPr>
+        <w:t xml:space="preserve">AC5 (загрузка и ошибка).</w:t>
+      </w:r>
+      <w:r>
+        <w:t xml:space="preserve"> </w:t>
+      </w:r>
+      <w:r>
+        <w:rPr>
+          <w:bCs/>
+          <w:b/>
+        </w:rPr>
+        <w:t xml:space="preserve">Given</w:t>
+      </w:r>
+      <w:r>
+        <w:t xml:space="preserve"> </w:t>
+      </w:r>
+      <w:r>
+        <w:t xml:space="preserve">данные загружаются,</w:t>
+      </w:r>
+      <w:r>
+        <w:t xml:space="preserve"> </w:t>
+      </w:r>
+      <w:r>
+        <w:rPr>
+          <w:bCs/>
+          <w:b/>
+        </w:rPr>
+        <w:t xml:space="preserve">Then</w:t>
+      </w:r>
+      <w:r>
+        <w:t xml:space="preserve"> </w:t>
+      </w:r>
+      <w:r>
+        <w:t xml:space="preserve">показывается скелетон списка;</w:t>
+      </w:r>
+      <w:r>
+        <w:t xml:space="preserve"> </w:t>
+      </w:r>
+      <w:r>
+        <w:rPr>
+          <w:bCs/>
+          <w:b/>
+        </w:rPr>
+        <w:t xml:space="preserve">Given</w:t>
+      </w:r>
+      <w:r>
+        <w:t xml:space="preserve"> </w:t>
+      </w:r>
+      <w:r>
+        <w:t xml:space="preserve">сервер вернул ошибку,</w:t>
+      </w:r>
+      <w:r>
+        <w:t xml:space="preserve"> </w:t>
+      </w:r>
+      <w:r>
+        <w:rPr>
+          <w:bCs/>
+          <w:b/>
+        </w:rPr>
+        <w:t xml:space="preserve">Then</w:t>
+      </w:r>
+      <w:r>
+        <w:t xml:space="preserve"> </w:t>
+      </w:r>
+      <w:r>
+        <w:t xml:space="preserve">показывается «Не удалось загрузить операции» и кнопка «Повторить».</w:t>
+      </w:r>
+    </w:p>
+    <w:bookmarkEnd w:id="96"/>
+    <w:bookmarkStart w:id="97" w:name="us-09-сводка-за-период--must-have"/>
     <w:p>
       <w:pPr>
         <w:pStyle w:val="Heading4"/>
       </w:pPr>
       <w:r>
-        <w:t xml:space="preserve">US-11. Фильтры операций · Must have</w:t>
+        <w:t xml:space="preserve">US-09. Сводка за период · Must have</w:t>
       </w:r>
     </w:p>
     <w:p>
@@ -8804,7 +9426,7 @@
         <w:t xml:space="preserve"> </w:t>
       </w:r>
       <w:r>
-        <w:t xml:space="preserve">фильтровать операции по типу, категориям, тегам и автору,</w:t>
+        <w:t xml:space="preserve">видеть доход, расход и остаток за период,</w:t>
       </w:r>
       <w:r>
         <w:t xml:space="preserve"> </w:t>
@@ -8820,7 +9442,13 @@
         <w:t xml:space="preserve"> </w:t>
       </w:r>
       <w:r>
-        <w:t xml:space="preserve">видеть только нужное.</w:t>
+        <w:t xml:space="preserve">сразу понимать,</w:t>
+      </w:r>
+      <w:r>
+        <w:t xml:space="preserve"> </w:t>
+      </w:r>
+      <w:r>
+        <w:t xml:space="preserve">укладывается ли семья в доходы.</w:t>
       </w:r>
     </w:p>
     <w:p>
@@ -8836,7 +9464,7 @@
           <w:bCs/>
           <w:b/>
         </w:rPr>
-        <w:t xml:space="preserve">AC1 (успех).</w:t>
+        <w:t xml:space="preserve">AC1 (расчёт).</w:t>
       </w:r>
       <w:r>
         <w:t xml:space="preserve"> </w:t>
@@ -8852,7 +9480,7 @@
         <w:t xml:space="preserve"> </w:t>
       </w:r>
       <w:r>
-        <w:t xml:space="preserve">открыты «Фильтры»,</w:t>
+        <w:t xml:space="preserve">за период доходы 185 000 ₽ и расходы 112 340 ₽,</w:t>
       </w:r>
       <w:r>
         <w:t xml:space="preserve"> </w:t>
@@ -8868,7 +9496,7 @@
         <w:t xml:space="preserve"> </w:t>
       </w:r>
       <w:r>
-        <w:t xml:space="preserve">выбраны «Расход» и категория «Автомобиль»,</w:t>
+        <w:t xml:space="preserve">открыт экран «Операции»,</w:t>
       </w:r>
       <w:r>
         <w:t xml:space="preserve"> </w:t>
@@ -8884,7 +9512,7 @@
         <w:t xml:space="preserve"> </w:t>
       </w:r>
       <w:r>
-        <w:t xml:space="preserve">в истории только расходы этой категории, сводка пересчитана, на кнопке «Фильтры» видно число активных фильтров.</w:t>
+        <w:t xml:space="preserve">сводка показывает «Доход 185 000 ₽», «Расход 112 340 ₽», «Остаток 72 660 ₽».</w:t>
       </w:r>
     </w:p>
     <w:p>
@@ -8900,7 +9528,7 @@
           <w:bCs/>
           <w:b/>
         </w:rPr>
-        <w:t xml:space="preserve">AC2 (сочетание).</w:t>
+        <w:t xml:space="preserve">AC2 (отрицательный остаток).</w:t>
       </w:r>
       <w:r>
         <w:t xml:space="preserve"> </w:t>
@@ -8916,7 +9544,7 @@
         <w:t xml:space="preserve"> </w:t>
       </w:r>
       <w:r>
-        <w:t xml:space="preserve">выбраны автор «Марина» и тег «Отпуск в Сочи»,</w:t>
+        <w:t xml:space="preserve">расходы больше доходов на 5 000 ₽,</w:t>
       </w:r>
       <w:r>
         <w:t xml:space="preserve"> </w:t>
@@ -8932,7 +9560,7 @@
         <w:t xml:space="preserve"> </w:t>
       </w:r>
       <w:r>
-        <w:t xml:space="preserve">показываются операции, у которых выполнены оба условия.</w:t>
+        <w:t xml:space="preserve">остаток показан как «−5 000 ₽» красным.</w:t>
       </w:r>
     </w:p>
     <w:p>
@@ -8948,7 +9576,7 @@
           <w:bCs/>
           <w:b/>
         </w:rPr>
-        <w:t xml:space="preserve">AC3 (сброс).</w:t>
+        <w:t xml:space="preserve">AC3 (точность).</w:t>
       </w:r>
       <w:r>
         <w:t xml:space="preserve"> </w:t>
@@ -8964,23 +9592,7 @@
         <w:t xml:space="preserve"> </w:t>
       </w:r>
       <w:r>
-        <w:t xml:space="preserve">активны фильтры,</w:t>
-      </w:r>
-      <w:r>
-        <w:t xml:space="preserve"> </w:t>
-      </w:r>
-      <w:r>
-        <w:rPr>
-          <w:bCs/>
-          <w:b/>
-        </w:rPr>
-        <w:t xml:space="preserve">When</w:t>
-      </w:r>
-      <w:r>
-        <w:t xml:space="preserve"> </w:t>
-      </w:r>
-      <w:r>
-        <w:t xml:space="preserve">нажата «Сбросить»,</w:t>
+        <w:t xml:space="preserve">три расхода по 0,10 ₽, 0,20 ₽ и 0,30 ₽,</w:t>
       </w:r>
       <w:r>
         <w:t xml:space="preserve"> </w:t>
@@ -8996,27 +9608,17 @@
         <w:t xml:space="preserve"> </w:t>
       </w:r>
       <w:r>
-        <w:t xml:space="preserve">показываются все операции периода.</w:t>
+        <w:t xml:space="preserve">расход равен ровно 0,60 ₽ без ошибок округления.</w:t>
       </w:r>
     </w:p>
-    <w:bookmarkEnd w:id="88"/>
-    <w:bookmarkEnd w:id="89"/>
-    <w:bookmarkStart w:id="92" w:name="блок-d-отчёты"/>
-    <w:p>
-      <w:pPr>
-        <w:pStyle w:val="Heading3"/>
-      </w:pPr>
-      <w:r>
-        <w:t xml:space="preserve">Блок D. Отчёты</w:t>
-      </w:r>
-    </w:p>
-    <w:bookmarkStart w:id="90" w:name="us-12-отчёт-по-категориям--must-have"/>
+    <w:bookmarkEnd w:id="97"/>
+    <w:bookmarkStart w:id="98" w:name="us-10-поиск-операций--must-have"/>
     <w:p>
       <w:pPr>
         <w:pStyle w:val="Heading4"/>
       </w:pPr>
       <w:r>
-        <w:t xml:space="preserve">US-12. Отчёт по категориям · Must have</w:t>
+        <w:t xml:space="preserve">US-10. Поиск операций · Must have</w:t>
       </w:r>
     </w:p>
     <w:p>
@@ -9034,7 +9636,7 @@
         <w:t xml:space="preserve"> </w:t>
       </w:r>
       <w:r>
-        <w:t xml:space="preserve">владелец,</w:t>
+        <w:t xml:space="preserve">участник,</w:t>
       </w:r>
       <w:r>
         <w:t xml:space="preserve"> </w:t>
@@ -9050,7 +9652,7 @@
         <w:t xml:space="preserve"> </w:t>
       </w:r>
       <w:r>
-        <w:t xml:space="preserve">видеть расходы и доходы по категориям с диаграммой,</w:t>
+        <w:t xml:space="preserve">найти операцию по тексту,</w:t>
       </w:r>
       <w:r>
         <w:t xml:space="preserve"> </w:t>
@@ -9066,7 +9668,7 @@
         <w:t xml:space="preserve"> </w:t>
       </w:r>
       <w:r>
-        <w:t xml:space="preserve">понимать структуру бюджета.</w:t>
+        <w:t xml:space="preserve">быстро проверить конкретную трату.</w:t>
       </w:r>
     </w:p>
     <w:p>
@@ -9082,7 +9684,7 @@
           <w:bCs/>
           <w:b/>
         </w:rPr>
-        <w:t xml:space="preserve">AC1 (расходы).</w:t>
+        <w:t xml:space="preserve">AC1 (успех).</w:t>
       </w:r>
       <w:r>
         <w:t xml:space="preserve"> </w:t>
@@ -9098,7 +9700,7 @@
         <w:t xml:space="preserve"> </w:t>
       </w:r>
       <w:r>
-        <w:t xml:space="preserve">за период расходы в 5 категориях,</w:t>
+        <w:t xml:space="preserve">есть операция с комментарием «Бассейн»,</w:t>
       </w:r>
       <w:r>
         <w:t xml:space="preserve"> </w:t>
@@ -9114,7 +9716,7 @@
         <w:t xml:space="preserve"> </w:t>
       </w:r>
       <w:r>
-        <w:t xml:space="preserve">открыт «Отчёты › Расходы»,</w:t>
+        <w:t xml:space="preserve">пользователь вводит «басс»,</w:t>
       </w:r>
       <w:r>
         <w:t xml:space="preserve"> </w:t>
@@ -9130,7 +9732,7 @@
         <w:t xml:space="preserve"> </w:t>
       </w:r>
       <w:r>
-        <w:t xml:space="preserve">показаны кольцевая диаграмма и список категорий с суммой и долей в %, по убыванию суммы; сумма долей — 100%.</w:t>
+        <w:t xml:space="preserve">в списке остаются операции, где текст встречается в комментарии, категории, подкатегории или теге, без учёта регистра.</w:t>
       </w:r>
     </w:p>
     <w:p>
@@ -9146,7 +9748,7 @@
           <w:bCs/>
           <w:b/>
         </w:rPr>
-        <w:t xml:space="preserve">AC2 (доходы).</w:t>
+        <w:t xml:space="preserve">AC2 (ничего не найдено).</w:t>
       </w:r>
       <w:r>
         <w:t xml:space="preserve"> </w:t>
@@ -9162,23 +9764,7 @@
         <w:t xml:space="preserve"> </w:t>
       </w:r>
       <w:r>
-        <w:t xml:space="preserve">открыт отчёт расходов,</w:t>
-      </w:r>
-      <w:r>
-        <w:t xml:space="preserve"> </w:t>
-      </w:r>
-      <w:r>
-        <w:rPr>
-          <w:bCs/>
-          <w:b/>
-        </w:rPr>
-        <w:t xml:space="preserve">When</w:t>
-      </w:r>
-      <w:r>
-        <w:t xml:space="preserve"> </w:t>
-      </w:r>
-      <w:r>
-        <w:t xml:space="preserve">нажат переключатель «Доходы»,</w:t>
+        <w:t xml:space="preserve">совпадений нет,</w:t>
       </w:r>
       <w:r>
         <w:t xml:space="preserve"> </w:t>
@@ -9194,7 +9780,7 @@
         <w:t xml:space="preserve"> </w:t>
       </w:r>
       <w:r>
-        <w:t xml:space="preserve">отчёт строится по доходным категориям по тем же правилам.</w:t>
+        <w:t xml:space="preserve">показывается «Ничего не найдено» и кнопка «Сбросить поиск».</w:t>
       </w:r>
     </w:p>
     <w:p>
@@ -9210,7 +9796,7 @@
           <w:bCs/>
           <w:b/>
         </w:rPr>
-        <w:t xml:space="preserve">AC3 (пусто).</w:t>
+        <w:t xml:space="preserve">AC3 (сводка).</w:t>
       </w:r>
       <w:r>
         <w:t xml:space="preserve"> </w:t>
@@ -9226,7 +9812,7 @@
         <w:t xml:space="preserve"> </w:t>
       </w:r>
       <w:r>
-        <w:t xml:space="preserve">за период нет расходов,</w:t>
+        <w:t xml:space="preserve">активен поиск,</w:t>
       </w:r>
       <w:r>
         <w:t xml:space="preserve"> </w:t>
@@ -9242,65 +9828,17 @@
         <w:t xml:space="preserve"> </w:t>
       </w:r>
       <w:r>
-        <w:t xml:space="preserve">вместо диаграммы — «За этот период расходов нет».</w:t>
+        <w:t xml:space="preserve">сводка считается по найденным операциям и подписана «по результатам поиска».</w:t>
       </w:r>
     </w:p>
-    <w:p>
-      <w:pPr>
-        <w:numPr>
-          <w:ilvl w:val="0"/>
-          <w:numId w:val="1028"/>
-        </w:numPr>
-        <w:pStyle w:val="Compact"/>
-      </w:pPr>
-      <w:r>
-        <w:rPr>
-          <w:bCs/>
-          <w:b/>
-        </w:rPr>
-        <w:t xml:space="preserve">AC4 (период).</w:t>
-      </w:r>
-      <w:r>
-        <w:t xml:space="preserve"> </w:t>
-      </w:r>
-      <w:r>
-        <w:rPr>
-          <w:bCs/>
-          <w:b/>
-        </w:rPr>
-        <w:t xml:space="preserve">Given</w:t>
-      </w:r>
-      <w:r>
-        <w:t xml:space="preserve"> </w:t>
-      </w:r>
-      <w:r>
-        <w:t xml:space="preserve">выбран другой период,</w:t>
-      </w:r>
-      <w:r>
-        <w:t xml:space="preserve"> </w:t>
-      </w:r>
-      <w:r>
-        <w:rPr>
-          <w:bCs/>
-          <w:b/>
-        </w:rPr>
-        <w:t xml:space="preserve">Then</w:t>
-      </w:r>
-      <w:r>
-        <w:t xml:space="preserve"> </w:t>
-      </w:r>
-      <w:r>
-        <w:t xml:space="preserve">отчёт пересчитывается для него.</w:t>
-      </w:r>
-    </w:p>
-    <w:bookmarkEnd w:id="90"/>
-    <w:bookmarkStart w:id="91" w:name="Xec8eb36432ecfc931320fb0ebaafa8ed919291c"/>
+    <w:bookmarkEnd w:id="98"/>
+    <w:bookmarkStart w:id="99" w:name="us-11-фильтры-операций--must-have"/>
     <w:p>
       <w:pPr>
         <w:pStyle w:val="Heading4"/>
       </w:pPr>
       <w:r>
-        <w:t xml:space="preserve">US-13. Раскрытие категории до подкатегорий · Must have</w:t>
+        <w:t xml:space="preserve">US-11. Фильтры операций · Must have</w:t>
       </w:r>
     </w:p>
     <w:p>
@@ -9318,7 +9856,7 @@
         <w:t xml:space="preserve"> </w:t>
       </w:r>
       <w:r>
-        <w:t xml:space="preserve">владелец,</w:t>
+        <w:t xml:space="preserve">участник,</w:t>
       </w:r>
       <w:r>
         <w:t xml:space="preserve"> </w:t>
@@ -9334,7 +9872,7 @@
         <w:t xml:space="preserve"> </w:t>
       </w:r>
       <w:r>
-        <w:t xml:space="preserve">нажать на категорию и увидеть её подкатегории,</w:t>
+        <w:t xml:space="preserve">фильтровать операции по типу, категориям, тегам и автору,</w:t>
       </w:r>
       <w:r>
         <w:t xml:space="preserve"> </w:t>
@@ -9350,13 +9888,7 @@
         <w:t xml:space="preserve"> </w:t>
       </w:r>
       <w:r>
-        <w:t xml:space="preserve">понять,</w:t>
-      </w:r>
-      <w:r>
-        <w:t xml:space="preserve"> </w:t>
-      </w:r>
-      <w:r>
-        <w:t xml:space="preserve">что именно съело бюджет.</w:t>
+        <w:t xml:space="preserve">видеть только нужное.</w:t>
       </w:r>
     </w:p>
     <w:p>
@@ -9372,7 +9904,7 @@
           <w:bCs/>
           <w:b/>
         </w:rPr>
-        <w:t xml:space="preserve">AC1 (раскрытие).</w:t>
+        <w:t xml:space="preserve">AC1 (успех).</w:t>
       </w:r>
       <w:r>
         <w:t xml:space="preserve"> </w:t>
@@ -9388,7 +9920,7 @@
         <w:t xml:space="preserve"> </w:t>
       </w:r>
       <w:r>
-        <w:t xml:space="preserve">«Автомобиль» — 20 400 ₽,</w:t>
+        <w:t xml:space="preserve">открыты «Фильтры»,</w:t>
       </w:r>
       <w:r>
         <w:t xml:space="preserve"> </w:t>
@@ -9404,7 +9936,7 @@
         <w:t xml:space="preserve"> </w:t>
       </w:r>
       <w:r>
-        <w:t xml:space="preserve">пользователь нажимает на него,</w:t>
+        <w:t xml:space="preserve">выбраны «Расход» и категория «Автомобиль»,</w:t>
       </w:r>
       <w:r>
         <w:t xml:space="preserve"> </w:t>
@@ -9420,7 +9952,7 @@
         <w:t xml:space="preserve"> </w:t>
       </w:r>
       <w:r>
-        <w:t xml:space="preserve">показываются диаграмма и список подкатегорий: Топливо, Штрафы, Платные дороги с суммами и долями внутри категории; сумма подкатегорий равна 20 400 ₽.</w:t>
+        <w:t xml:space="preserve">в истории только расходы этой категории, сводка пересчитана, на кнопке «Фильтры» видно число активных фильтров.</w:t>
       </w:r>
     </w:p>
     <w:p>
@@ -9436,7 +9968,7 @@
           <w:bCs/>
           <w:b/>
         </w:rPr>
-        <w:t xml:space="preserve">AC2 (назад).</w:t>
+        <w:t xml:space="preserve">AC2 (сочетание).</w:t>
       </w:r>
       <w:r>
         <w:t xml:space="preserve"> </w:t>
@@ -9452,23 +9984,7 @@
         <w:t xml:space="preserve"> </w:t>
       </w:r>
       <w:r>
-        <w:t xml:space="preserve">открыт уровень подкатегорий,</w:t>
-      </w:r>
-      <w:r>
-        <w:t xml:space="preserve"> </w:t>
-      </w:r>
-      <w:r>
-        <w:rPr>
-          <w:bCs/>
-          <w:b/>
-        </w:rPr>
-        <w:t xml:space="preserve">When</w:t>
-      </w:r>
-      <w:r>
-        <w:t xml:space="preserve"> </w:t>
-      </w:r>
-      <w:r>
-        <w:t xml:space="preserve">нажата «Назад»,</w:t>
+        <w:t xml:space="preserve">выбраны автор «Марина» и тег «Отпуск в Сочи»,</w:t>
       </w:r>
       <w:r>
         <w:t xml:space="preserve"> </w:t>
@@ -9484,7 +10000,7 @@
         <w:t xml:space="preserve"> </w:t>
       </w:r>
       <w:r>
-        <w:t xml:space="preserve">показывается уровень категорий того же периода.</w:t>
+        <w:t xml:space="preserve">показываются операции, у которых выполнены оба условия.</w:t>
       </w:r>
     </w:p>
     <w:p>
@@ -9500,7 +10016,7 @@
           <w:bCs/>
           <w:b/>
         </w:rPr>
-        <w:t xml:space="preserve">AC3 (к операциям).</w:t>
+        <w:t xml:space="preserve">AC3 (сброс).</w:t>
       </w:r>
       <w:r>
         <w:t xml:space="preserve"> </w:t>
@@ -9516,7 +10032,7 @@
         <w:t xml:space="preserve"> </w:t>
       </w:r>
       <w:r>
-        <w:t xml:space="preserve">открыт уровень подкатегорий,</w:t>
+        <w:t xml:space="preserve">активны фильтры,</w:t>
       </w:r>
       <w:r>
         <w:t xml:space="preserve"> </w:t>
@@ -9532,7 +10048,7 @@
         <w:t xml:space="preserve"> </w:t>
       </w:r>
       <w:r>
-        <w:t xml:space="preserve">нажата «Штрафы»,</w:t>
+        <w:t xml:space="preserve">нажата «Сбросить»,</w:t>
       </w:r>
       <w:r>
         <w:t xml:space="preserve"> </w:t>
@@ -9548,75 +10064,27 @@
         <w:t xml:space="preserve"> </w:t>
       </w:r>
       <w:r>
-        <w:t xml:space="preserve">открываются «Операции» с фильтром по этой подкатегории и тем же периодом.</w:t>
+        <w:t xml:space="preserve">показываются все операции периода.</w:t>
       </w:r>
     </w:p>
-    <w:p>
-      <w:pPr>
-        <w:numPr>
-          <w:ilvl w:val="0"/>
-          <w:numId w:val="1029"/>
-        </w:numPr>
-        <w:pStyle w:val="Compact"/>
-      </w:pPr>
-      <w:r>
-        <w:rPr>
-          <w:bCs/>
-          <w:b/>
-        </w:rPr>
-        <w:t xml:space="preserve">AC4 (архивная).</w:t>
-      </w:r>
-      <w:r>
-        <w:t xml:space="preserve"> </w:t>
-      </w:r>
-      <w:r>
-        <w:rPr>
-          <w:bCs/>
-          <w:b/>
-        </w:rPr>
-        <w:t xml:space="preserve">Given</w:t>
-      </w:r>
-      <w:r>
-        <w:t xml:space="preserve"> </w:t>
-      </w:r>
-      <w:r>
-        <w:t xml:space="preserve">у «Автомобиля» есть операции по архивной подкатегории,</w:t>
-      </w:r>
-      <w:r>
-        <w:t xml:space="preserve"> </w:t>
-      </w:r>
-      <w:r>
-        <w:rPr>
-          <w:bCs/>
-          <w:b/>
-        </w:rPr>
-        <w:t xml:space="preserve">Then</w:t>
-      </w:r>
-      <w:r>
-        <w:t xml:space="preserve"> </w:t>
-      </w:r>
-      <w:r>
-        <w:t xml:space="preserve">она показана в отчёте с пометкой «в архиве».</w:t>
-      </w:r>
-    </w:p>
-    <w:bookmarkEnd w:id="91"/>
-    <w:bookmarkEnd w:id="92"/>
-    <w:bookmarkStart w:id="95" w:name="блок-e-теги"/>
+    <w:bookmarkEnd w:id="99"/>
+    <w:bookmarkEnd w:id="100"/>
+    <w:bookmarkStart w:id="103" w:name="блок-d-отчёты"/>
     <w:p>
       <w:pPr>
         <w:pStyle w:val="Heading3"/>
       </w:pPr>
       <w:r>
-        <w:t xml:space="preserve">Блок E. Теги</w:t>
+        <w:t xml:space="preserve">Блок D. Отчёты</w:t>
       </w:r>
     </w:p>
-    <w:bookmarkStart w:id="93" w:name="us-14-теги-на-операции--should-have"/>
+    <w:bookmarkStart w:id="101" w:name="us-12-отчёт-по-категориям--must-have"/>
     <w:p>
       <w:pPr>
         <w:pStyle w:val="Heading4"/>
       </w:pPr>
       <w:r>
-        <w:t xml:space="preserve">US-14. Теги на операции · Should have</w:t>
+        <w:t xml:space="preserve">US-12. Отчёт по категориям · Must have</w:t>
       </w:r>
     </w:p>
     <w:p>
@@ -9634,7 +10102,7 @@
         <w:t xml:space="preserve"> </w:t>
       </w:r>
       <w:r>
-        <w:t xml:space="preserve">участник,</w:t>
+        <w:t xml:space="preserve">владелец,</w:t>
       </w:r>
       <w:r>
         <w:t xml:space="preserve"> </w:t>
@@ -9650,7 +10118,7 @@
         <w:t xml:space="preserve"> </w:t>
       </w:r>
       <w:r>
-        <w:t xml:space="preserve">добавлять к операции теги,</w:t>
+        <w:t xml:space="preserve">видеть расходы и доходы по категориям с диаграммой,</w:t>
       </w:r>
       <w:r>
         <w:t xml:space="preserve"> </w:t>
@@ -9666,13 +10134,7 @@
         <w:t xml:space="preserve"> </w:t>
       </w:r>
       <w:r>
-        <w:t xml:space="preserve">группировать траты</w:t>
-      </w:r>
-      <w:r>
-        <w:t xml:space="preserve"> </w:t>
-      </w:r>
-      <w:r>
-        <w:t xml:space="preserve">из разных категорий (поездка, ремонт, праздник).</w:t>
+        <w:t xml:space="preserve">понимать структуру бюджета.</w:t>
       </w:r>
     </w:p>
     <w:p>
@@ -9688,7 +10150,7 @@
           <w:bCs/>
           <w:b/>
         </w:rPr>
-        <w:t xml:space="preserve">AC1 (успех).</w:t>
+        <w:t xml:space="preserve">AC1 (расходы).</w:t>
       </w:r>
       <w:r>
         <w:t xml:space="preserve"> </w:t>
@@ -9704,7 +10166,7 @@
         <w:t xml:space="preserve"> </w:t>
       </w:r>
       <w:r>
-        <w:t xml:space="preserve">форма операции,</w:t>
+        <w:t xml:space="preserve">за период расходы в 5 категориях,</w:t>
       </w:r>
       <w:r>
         <w:t xml:space="preserve"> </w:t>
@@ -9720,7 +10182,7 @@
         <w:t xml:space="preserve"> </w:t>
       </w:r>
       <w:r>
-        <w:t xml:space="preserve">пользователь вводит «Отпуск в Сочи» в поле тегов и выбирает «Создать тег»,</w:t>
+        <w:t xml:space="preserve">открыт «Отчёты › Расходы»,</w:t>
       </w:r>
       <w:r>
         <w:t xml:space="preserve"> </w:t>
@@ -9736,7 +10198,7 @@
         <w:t xml:space="preserve"> </w:t>
       </w:r>
       <w:r>
-        <w:t xml:space="preserve">тег создаётся в семье и прикрепляется к операции.</w:t>
+        <w:t xml:space="preserve">показаны кольцевая диаграмма и список категорий с суммой и долей в %, по убыванию суммы; сумма долей — 100%.</w:t>
       </w:r>
     </w:p>
     <w:p>
@@ -9752,7 +10214,7 @@
           <w:bCs/>
           <w:b/>
         </w:rPr>
-        <w:t xml:space="preserve">AC2 (несколько).</w:t>
+        <w:t xml:space="preserve">AC2 (доходы).</w:t>
       </w:r>
       <w:r>
         <w:t xml:space="preserve"> </w:t>
@@ -9768,7 +10230,7 @@
         <w:t xml:space="preserve"> </w:t>
       </w:r>
       <w:r>
-        <w:t xml:space="preserve">операция,</w:t>
+        <w:t xml:space="preserve">открыт отчёт расходов,</w:t>
       </w:r>
       <w:r>
         <w:t xml:space="preserve"> </w:t>
@@ -9784,7 +10246,7 @@
         <w:t xml:space="preserve"> </w:t>
       </w:r>
       <w:r>
-        <w:t xml:space="preserve">к ней добавлено 3 тега,</w:t>
+        <w:t xml:space="preserve">нажат переключатель «Доходы»,</w:t>
       </w:r>
       <w:r>
         <w:t xml:space="preserve"> </w:t>
@@ -9800,7 +10262,7 @@
         <w:t xml:space="preserve"> </w:t>
       </w:r>
       <w:r>
-        <w:t xml:space="preserve">все 3 видны в истории как чипы.</w:t>
+        <w:t xml:space="preserve">отчёт строится по доходным категориям по тем же правилам.</w:t>
       </w:r>
     </w:p>
     <w:p>
@@ -9816,7 +10278,7 @@
           <w:bCs/>
           <w:b/>
         </w:rPr>
-        <w:t xml:space="preserve">AC3 (лимит).</w:t>
+        <w:t xml:space="preserve">AC3 (пусто).</w:t>
       </w:r>
       <w:r>
         <w:t xml:space="preserve"> </w:t>
@@ -9832,23 +10294,7 @@
         <w:t xml:space="preserve"> </w:t>
       </w:r>
       <w:r>
-        <w:t xml:space="preserve">у операции 10 тегов,</w:t>
-      </w:r>
-      <w:r>
-        <w:t xml:space="preserve"> </w:t>
-      </w:r>
-      <w:r>
-        <w:rPr>
-          <w:bCs/>
-          <w:b/>
-        </w:rPr>
-        <w:t xml:space="preserve">When</w:t>
-      </w:r>
-      <w:r>
-        <w:t xml:space="preserve"> </w:t>
-      </w:r>
-      <w:r>
-        <w:t xml:space="preserve">добавляется 11-й,</w:t>
+        <w:t xml:space="preserve">за период нет расходов,</w:t>
       </w:r>
       <w:r>
         <w:t xml:space="preserve"> </w:t>
@@ -9864,7 +10310,7 @@
         <w:t xml:space="preserve"> </w:t>
       </w:r>
       <w:r>
-        <w:t xml:space="preserve">показывается «Не более 10 тегов на операцию».</w:t>
+        <w:t xml:space="preserve">вместо диаграммы — «За этот период расходов нет».</w:t>
       </w:r>
     </w:p>
     <w:p>
@@ -9880,7 +10326,7 @@
           <w:bCs/>
           <w:b/>
         </w:rPr>
-        <w:t xml:space="preserve">AC4 (дубликат).</w:t>
+        <w:t xml:space="preserve">AC4 (период).</w:t>
       </w:r>
       <w:r>
         <w:t xml:space="preserve"> </w:t>
@@ -9896,23 +10342,7 @@
         <w:t xml:space="preserve"> </w:t>
       </w:r>
       <w:r>
-        <w:t xml:space="preserve">тег «Отпуск» уже есть,</w:t>
-      </w:r>
-      <w:r>
-        <w:t xml:space="preserve"> </w:t>
-      </w:r>
-      <w:r>
-        <w:rPr>
-          <w:bCs/>
-          <w:b/>
-        </w:rPr>
-        <w:t xml:space="preserve">When</w:t>
-      </w:r>
-      <w:r>
-        <w:t xml:space="preserve"> </w:t>
-      </w:r>
-      <w:r>
-        <w:t xml:space="preserve">вводится «отпуск»,</w:t>
+        <w:t xml:space="preserve">выбран другой период,</w:t>
       </w:r>
       <w:r>
         <w:t xml:space="preserve"> </w:t>
@@ -9928,17 +10358,17 @@
         <w:t xml:space="preserve"> </w:t>
       </w:r>
       <w:r>
-        <w:t xml:space="preserve">предлагается существующий тег, новый не создаётся.</w:t>
+        <w:t xml:space="preserve">отчёт пересчитывается для него.</w:t>
       </w:r>
     </w:p>
-    <w:bookmarkEnd w:id="93"/>
-    <w:bookmarkStart w:id="94" w:name="us-15-отчёт-по-тегам--should-have"/>
+    <w:bookmarkEnd w:id="101"/>
+    <w:bookmarkStart w:id="102" w:name="Xec8eb36432ecfc931320fb0ebaafa8ed919291c"/>
     <w:p>
       <w:pPr>
         <w:pStyle w:val="Heading4"/>
       </w:pPr>
       <w:r>
-        <w:t xml:space="preserve">US-15. Отчёт по тегам · Should have</w:t>
+        <w:t xml:space="preserve">US-13. Раскрытие категории до подкатегорий · Must have</w:t>
       </w:r>
     </w:p>
     <w:p>
@@ -9972,7 +10402,7 @@
         <w:t xml:space="preserve"> </w:t>
       </w:r>
       <w:r>
-        <w:t xml:space="preserve">видеть суммы по тегам за период,</w:t>
+        <w:t xml:space="preserve">нажать на категорию и увидеть её подкатегории,</w:t>
       </w:r>
       <w:r>
         <w:t xml:space="preserve"> </w:t>
@@ -9988,13 +10418,13 @@
         <w:t xml:space="preserve"> </w:t>
       </w:r>
       <w:r>
-        <w:t xml:space="preserve">знать, во сколько</w:t>
-      </w:r>
-      <w:r>
-        <w:t xml:space="preserve"> </w:t>
-      </w:r>
-      <w:r>
-        <w:t xml:space="preserve">обошлась поездка или ремонт.</w:t>
+        <w:t xml:space="preserve">понять,</w:t>
+      </w:r>
+      <w:r>
+        <w:t xml:space="preserve"> </w:t>
+      </w:r>
+      <w:r>
+        <w:t xml:space="preserve">что именно съело бюджет.</w:t>
       </w:r>
     </w:p>
     <w:p>
@@ -10010,7 +10440,7 @@
           <w:bCs/>
           <w:b/>
         </w:rPr>
-        <w:t xml:space="preserve">AC1 (успех).</w:t>
+        <w:t xml:space="preserve">AC1 (раскрытие).</w:t>
       </w:r>
       <w:r>
         <w:t xml:space="preserve"> </w:t>
@@ -10026,7 +10456,7 @@
         <w:t xml:space="preserve"> </w:t>
       </w:r>
       <w:r>
-        <w:t xml:space="preserve">тег «Отпуск в Сочи» стоит на расходах 2 500 ₽, 30 000 ₽ и 4 200 ₽,</w:t>
+        <w:t xml:space="preserve">«Автомобиль» — 20 400 ₽,</w:t>
       </w:r>
       <w:r>
         <w:t xml:space="preserve"> </w:t>
@@ -10042,7 +10472,7 @@
         <w:t xml:space="preserve"> </w:t>
       </w:r>
       <w:r>
-        <w:t xml:space="preserve">открыта вкладка «Теги»,</w:t>
+        <w:t xml:space="preserve">пользователь нажимает на него,</w:t>
       </w:r>
       <w:r>
         <w:t xml:space="preserve"> </w:t>
@@ -10058,7 +10488,7 @@
         <w:t xml:space="preserve"> </w:t>
       </w:r>
       <w:r>
-        <w:t xml:space="preserve">для тега показано 36 700 ₽; нажатие открывает эти операции.</w:t>
+        <w:t xml:space="preserve">показываются диаграмма и список подкатегорий: Топливо, Штрафы, Платные дороги с суммами и долями внутри категории; сумма подкатегорий равна 20 400 ₽.</w:t>
       </w:r>
     </w:p>
     <w:p>
@@ -10074,7 +10504,7 @@
           <w:bCs/>
           <w:b/>
         </w:rPr>
-        <w:t xml:space="preserve">AC2 (пересечение).</w:t>
+        <w:t xml:space="preserve">AC2 (назад).</w:t>
       </w:r>
       <w:r>
         <w:t xml:space="preserve"> </w:t>
@@ -10090,7 +10520,23 @@
         <w:t xml:space="preserve"> </w:t>
       </w:r>
       <w:r>
-        <w:t xml:space="preserve">операция с двумя тегами,</w:t>
+        <w:t xml:space="preserve">открыт уровень подкатегорий,</w:t>
+      </w:r>
+      <w:r>
+        <w:t xml:space="preserve"> </w:t>
+      </w:r>
+      <w:r>
+        <w:rPr>
+          <w:bCs/>
+          <w:b/>
+        </w:rPr>
+        <w:t xml:space="preserve">When</w:t>
+      </w:r>
+      <w:r>
+        <w:t xml:space="preserve"> </w:t>
+      </w:r>
+      <w:r>
+        <w:t xml:space="preserve">нажата «Назад»,</w:t>
       </w:r>
       <w:r>
         <w:t xml:space="preserve"> </w:t>
@@ -10106,7 +10552,7 @@
         <w:t xml:space="preserve"> </w:t>
       </w:r>
       <w:r>
-        <w:t xml:space="preserve">она учитывается в каждом, а под списком указано, что сумма по тегам может превышать общий расход.</w:t>
+        <w:t xml:space="preserve">показывается уровень категорий того же периода.</w:t>
       </w:r>
     </w:p>
     <w:p>
@@ -10122,7 +10568,7 @@
           <w:bCs/>
           <w:b/>
         </w:rPr>
-        <w:t xml:space="preserve">AC3 (пусто).</w:t>
+        <w:t xml:space="preserve">AC3 (к операциям).</w:t>
       </w:r>
       <w:r>
         <w:t xml:space="preserve"> </w:t>
@@ -10138,7 +10584,23 @@
         <w:t xml:space="preserve"> </w:t>
       </w:r>
       <w:r>
-        <w:t xml:space="preserve">за период нет операций с тегами,</w:t>
+        <w:t xml:space="preserve">открыт уровень подкатегорий,</w:t>
+      </w:r>
+      <w:r>
+        <w:t xml:space="preserve"> </w:t>
+      </w:r>
+      <w:r>
+        <w:rPr>
+          <w:bCs/>
+          <w:b/>
+        </w:rPr>
+        <w:t xml:space="preserve">When</w:t>
+      </w:r>
+      <w:r>
+        <w:t xml:space="preserve"> </w:t>
+      </w:r>
+      <w:r>
+        <w:t xml:space="preserve">нажата «Штрафы»,</w:t>
       </w:r>
       <w:r>
         <w:t xml:space="preserve"> </w:t>
@@ -10154,27 +10616,75 @@
         <w:t xml:space="preserve"> </w:t>
       </w:r>
       <w:r>
-        <w:t xml:space="preserve">показывается «Нет операций с тегами за этот период».</w:t>
+        <w:t xml:space="preserve">открываются «Операции» с фильтром по этой подкатегории и тем же периодом.</w:t>
       </w:r>
     </w:p>
-    <w:bookmarkEnd w:id="94"/>
-    <w:bookmarkEnd w:id="95"/>
-    <w:bookmarkStart w:id="98" w:name="блок-f-отчётный-период"/>
+    <w:p>
+      <w:pPr>
+        <w:numPr>
+          <w:ilvl w:val="0"/>
+          <w:numId w:val="1031"/>
+        </w:numPr>
+        <w:pStyle w:val="Compact"/>
+      </w:pPr>
+      <w:r>
+        <w:rPr>
+          <w:bCs/>
+          <w:b/>
+        </w:rPr>
+        <w:t xml:space="preserve">AC4 (архивная).</w:t>
+      </w:r>
+      <w:r>
+        <w:t xml:space="preserve"> </w:t>
+      </w:r>
+      <w:r>
+        <w:rPr>
+          <w:bCs/>
+          <w:b/>
+        </w:rPr>
+        <w:t xml:space="preserve">Given</w:t>
+      </w:r>
+      <w:r>
+        <w:t xml:space="preserve"> </w:t>
+      </w:r>
+      <w:r>
+        <w:t xml:space="preserve">у «Автомобиля» есть операции по архивной подкатегории,</w:t>
+      </w:r>
+      <w:r>
+        <w:t xml:space="preserve"> </w:t>
+      </w:r>
+      <w:r>
+        <w:rPr>
+          <w:bCs/>
+          <w:b/>
+        </w:rPr>
+        <w:t xml:space="preserve">Then</w:t>
+      </w:r>
+      <w:r>
+        <w:t xml:space="preserve"> </w:t>
+      </w:r>
+      <w:r>
+        <w:t xml:space="preserve">она показана в отчёте с пометкой «в архиве».</w:t>
+      </w:r>
+    </w:p>
+    <w:bookmarkEnd w:id="102"/>
+    <w:bookmarkEnd w:id="103"/>
+    <w:bookmarkStart w:id="106" w:name="блок-e-теги"/>
     <w:p>
       <w:pPr>
         <w:pStyle w:val="Heading3"/>
       </w:pPr>
       <w:r>
-        <w:t xml:space="preserve">Блок F. Отчётный период</w:t>
+        <w:t xml:space="preserve">Блок E. Теги</w:t>
       </w:r>
     </w:p>
-    <w:bookmarkStart w:id="96" w:name="us-16-свой-цикл-семьи--should-have"/>
+    <w:bookmarkStart w:id="104" w:name="us-14-теги-на-операции--should-have"/>
     <w:p>
       <w:pPr>
         <w:pStyle w:val="Heading4"/>
       </w:pPr>
       <w:r>
-        <w:t xml:space="preserve">US-16. Свой цикл семьи · Should have</w:t>
+        <w:t xml:space="preserve">US-14. Теги на операции · Should have</w:t>
       </w:r>
     </w:p>
     <w:p>
@@ -10192,7 +10702,7 @@
         <w:t xml:space="preserve"> </w:t>
       </w:r>
       <w:r>
-        <w:t xml:space="preserve">владелец,</w:t>
+        <w:t xml:space="preserve">участник,</w:t>
       </w:r>
       <w:r>
         <w:t xml:space="preserve"> </w:t>
@@ -10208,7 +10718,7 @@
         <w:t xml:space="preserve"> </w:t>
       </w:r>
       <w:r>
-        <w:t xml:space="preserve">задать для семьи отчётный период «с 29-го по 28-е»,</w:t>
+        <w:t xml:space="preserve">добавлять к операции теги,</w:t>
       </w:r>
       <w:r>
         <w:t xml:space="preserve"> </w:t>
@@ -10224,7 +10734,13 @@
         <w:t xml:space="preserve"> </w:t>
       </w:r>
       <w:r>
-        <w:t xml:space="preserve">учёт совпадал с циклом зарплаты.</w:t>
+        <w:t xml:space="preserve">группировать траты</w:t>
+      </w:r>
+      <w:r>
+        <w:t xml:space="preserve"> </w:t>
+      </w:r>
+      <w:r>
+        <w:t xml:space="preserve">из разных категорий (поездка, ремонт, праздник).</w:t>
       </w:r>
     </w:p>
     <w:p>
@@ -10256,7 +10772,7 @@
         <w:t xml:space="preserve"> </w:t>
       </w:r>
       <w:r>
-        <w:t xml:space="preserve">владелец в «Настройки › Семья»,</w:t>
+        <w:t xml:space="preserve">форма операции,</w:t>
       </w:r>
       <w:r>
         <w:t xml:space="preserve"> </w:t>
@@ -10272,7 +10788,7 @@
         <w:t xml:space="preserve"> </w:t>
       </w:r>
       <w:r>
-        <w:t xml:space="preserve">он выбирает «Свой цикл» с 29-го числа,</w:t>
+        <w:t xml:space="preserve">пользователь вводит «Отпуск в Сочи» в поле тегов и выбирает «Создать тег»,</w:t>
       </w:r>
       <w:r>
         <w:t xml:space="preserve"> </w:t>
@@ -10288,7 +10804,7 @@
         <w:t xml:space="preserve"> </w:t>
       </w:r>
       <w:r>
-        <w:t xml:space="preserve">у всех участников, не выбравших личный вид, «Операции», «Отчёты» и «План» показывают период «29 сентября – 28 октября 2026».</w:t>
+        <w:t xml:space="preserve">тег создаётся в семье и прикрепляется к операции.</w:t>
       </w:r>
     </w:p>
     <w:p>
@@ -10304,7 +10820,7 @@
           <w:bCs/>
           <w:b/>
         </w:rPr>
-        <w:t xml:space="preserve">AC2 (короткий месяц).</w:t>
+        <w:t xml:space="preserve">AC2 (несколько).</w:t>
       </w:r>
       <w:r>
         <w:t xml:space="preserve"> </w:t>
@@ -10320,7 +10836,7 @@
         <w:t xml:space="preserve"> </w:t>
       </w:r>
       <w:r>
-        <w:t xml:space="preserve">цикл с 31-го,</w:t>
+        <w:t xml:space="preserve">операция,</w:t>
       </w:r>
       <w:r>
         <w:t xml:space="preserve"> </w:t>
@@ -10336,7 +10852,7 @@
         <w:t xml:space="preserve"> </w:t>
       </w:r>
       <w:r>
-        <w:t xml:space="preserve">открыт период, начинающийся в феврале 2026,</w:t>
+        <w:t xml:space="preserve">к ней добавлено 3 тега,</w:t>
       </w:r>
       <w:r>
         <w:t xml:space="preserve"> </w:t>
@@ -10352,7 +10868,7 @@
         <w:t xml:space="preserve"> </w:t>
       </w:r>
       <w:r>
-        <w:t xml:space="preserve">период начинается 28 февраля (последний день месяца).</w:t>
+        <w:t xml:space="preserve">все 3 видны в истории как чипы.</w:t>
       </w:r>
     </w:p>
     <w:p>
@@ -10368,7 +10884,7 @@
           <w:bCs/>
           <w:b/>
         </w:rPr>
-        <w:t xml:space="preserve">AC3 (листание).</w:t>
+        <w:t xml:space="preserve">AC3 (лимит).</w:t>
       </w:r>
       <w:r>
         <w:t xml:space="preserve"> </w:t>
@@ -10384,7 +10900,7 @@
         <w:t xml:space="preserve"> </w:t>
       </w:r>
       <w:r>
-        <w:t xml:space="preserve">цикл с 29-го,</w:t>
+        <w:t xml:space="preserve">у операции 10 тегов,</w:t>
       </w:r>
       <w:r>
         <w:t xml:space="preserve"> </w:t>
@@ -10400,7 +10916,7 @@
         <w:t xml:space="preserve"> </w:t>
       </w:r>
       <w:r>
-        <w:t xml:space="preserve">нажата «›»,</w:t>
+        <w:t xml:space="preserve">добавляется 11-й,</w:t>
       </w:r>
       <w:r>
         <w:t xml:space="preserve"> </w:t>
@@ -10416,7 +10932,7 @@
         <w:t xml:space="preserve"> </w:t>
       </w:r>
       <w:r>
-        <w:t xml:space="preserve">открывается «29 октября – 28 ноября 2026».</w:t>
+        <w:t xml:space="preserve">показывается «Не более 10 тегов на операцию».</w:t>
       </w:r>
     </w:p>
     <w:p>
@@ -10432,7 +10948,7 @@
           <w:bCs/>
           <w:b/>
         </w:rPr>
-        <w:t xml:space="preserve">AC4 (валидация и права).</w:t>
+        <w:t xml:space="preserve">AC4 (дубликат).</w:t>
       </w:r>
       <w:r>
         <w:t xml:space="preserve"> </w:t>
@@ -10448,7 +10964,23 @@
         <w:t xml:space="preserve"> </w:t>
       </w:r>
       <w:r>
-        <w:t xml:space="preserve">день начала вне 1–31,</w:t>
+        <w:t xml:space="preserve">тег «Отпуск» уже есть,</w:t>
+      </w:r>
+      <w:r>
+        <w:t xml:space="preserve"> </w:t>
+      </w:r>
+      <w:r>
+        <w:rPr>
+          <w:bCs/>
+          <w:b/>
+        </w:rPr>
+        <w:t xml:space="preserve">When</w:t>
+      </w:r>
+      <w:r>
+        <w:t xml:space="preserve"> </w:t>
+      </w:r>
+      <w:r>
+        <w:t xml:space="preserve">вводится «отпуск»,</w:t>
       </w:r>
       <w:r>
         <w:t xml:space="preserve"> </w:t>
@@ -10464,49 +10996,17 @@
         <w:t xml:space="preserve"> </w:t>
       </w:r>
       <w:r>
-        <w:t xml:space="preserve">сохранение невозможно;</w:t>
-      </w:r>
-      <w:r>
-        <w:t xml:space="preserve"> </w:t>
-      </w:r>
-      <w:r>
-        <w:rPr>
-          <w:bCs/>
-          <w:b/>
-        </w:rPr>
-        <w:t xml:space="preserve">Given</w:t>
-      </w:r>
-      <w:r>
-        <w:t xml:space="preserve"> </w:t>
-      </w:r>
-      <w:r>
-        <w:t xml:space="preserve">роль «Участник»,</w:t>
-      </w:r>
-      <w:r>
-        <w:t xml:space="preserve"> </w:t>
-      </w:r>
-      <w:r>
-        <w:rPr>
-          <w:bCs/>
-          <w:b/>
-        </w:rPr>
-        <w:t xml:space="preserve">Then</w:t>
-      </w:r>
-      <w:r>
-        <w:t xml:space="preserve"> </w:t>
-      </w:r>
-      <w:r>
-        <w:t xml:space="preserve">общий период семьи изменить нельзя.</w:t>
+        <w:t xml:space="preserve">предлагается существующий тег, новый не создаётся.</w:t>
       </w:r>
     </w:p>
-    <w:bookmarkEnd w:id="96"/>
-    <w:bookmarkStart w:id="97" w:name="X632916002c0f4d4c026f2d0c71da407a12e34b3"/>
+    <w:bookmarkEnd w:id="104"/>
+    <w:bookmarkStart w:id="105" w:name="us-15-отчёт-по-тегам--should-have"/>
     <w:p>
       <w:pPr>
         <w:pStyle w:val="Heading4"/>
       </w:pPr>
       <w:r>
-        <w:t xml:space="preserve">US-17. Личный вид периода и произвольный диапазон · Should have</w:t>
+        <w:t xml:space="preserve">US-15. Отчёт по тегам · Should have</w:t>
       </w:r>
     </w:p>
     <w:p>
@@ -10524,7 +11024,7 @@
         <w:t xml:space="preserve"> </w:t>
       </w:r>
       <w:r>
-        <w:t xml:space="preserve">участник,</w:t>
+        <w:t xml:space="preserve">владелец,</w:t>
       </w:r>
       <w:r>
         <w:t xml:space="preserve"> </w:t>
@@ -10540,7 +11040,7 @@
         <w:t xml:space="preserve"> </w:t>
       </w:r>
       <w:r>
-        <w:t xml:space="preserve">выбрать для себя свой режим периода или любой диапазон дат,</w:t>
+        <w:t xml:space="preserve">видеть суммы по тегам за период,</w:t>
       </w:r>
       <w:r>
         <w:t xml:space="preserve"> </w:t>
@@ -10556,7 +11056,13 @@
         <w:t xml:space="preserve"> </w:t>
       </w:r>
       <w:r>
-        <w:t xml:space="preserve">смотреть данные удобным мне образом, не меняя настройки семьи.</w:t>
+        <w:t xml:space="preserve">знать, во сколько</w:t>
+      </w:r>
+      <w:r>
+        <w:t xml:space="preserve"> </w:t>
+      </w:r>
+      <w:r>
+        <w:t xml:space="preserve">обошлась поездка или ремонт.</w:t>
       </w:r>
     </w:p>
     <w:p>
@@ -10572,7 +11078,7 @@
           <w:bCs/>
           <w:b/>
         </w:rPr>
-        <w:t xml:space="preserve">AC1 (личный вид).</w:t>
+        <w:t xml:space="preserve">AC1 (успех).</w:t>
       </w:r>
       <w:r>
         <w:t xml:space="preserve"> </w:t>
@@ -10588,7 +11094,7 @@
         <w:t xml:space="preserve"> </w:t>
       </w:r>
       <w:r>
-        <w:t xml:space="preserve">у семьи календарный месяц,</w:t>
+        <w:t xml:space="preserve">тег «Отпуск в Сочи» стоит на расходах 2 500 ₽, 30 000 ₽ и 4 200 ₽,</w:t>
       </w:r>
       <w:r>
         <w:t xml:space="preserve"> </w:t>
@@ -10604,7 +11110,7 @@
         <w:t xml:space="preserve"> </w:t>
       </w:r>
       <w:r>
-        <w:t xml:space="preserve">Марина выбирает себе цикл с 14-го,</w:t>
+        <w:t xml:space="preserve">открыта вкладка «Теги»,</w:t>
       </w:r>
       <w:r>
         <w:t xml:space="preserve"> </w:t>
@@ -10620,7 +11126,7 @@
         <w:t xml:space="preserve"> </w:t>
       </w:r>
       <w:r>
-        <w:t xml:space="preserve">у Марины периоды «14 октября – 13 ноября», у остальных — без изменений.</w:t>
+        <w:t xml:space="preserve">для тега показано 36 700 ₽; нажатие открывает эти операции.</w:t>
       </w:r>
     </w:p>
     <w:p>
@@ -10636,7 +11142,7 @@
           <w:bCs/>
           <w:b/>
         </w:rPr>
-        <w:t xml:space="preserve">AC2 (диапазон).</w:t>
+        <w:t xml:space="preserve">AC2 (пересечение).</w:t>
       </w:r>
       <w:r>
         <w:t xml:space="preserve"> </w:t>
@@ -10652,23 +11158,7 @@
         <w:t xml:space="preserve"> </w:t>
       </w:r>
       <w:r>
-        <w:t xml:space="preserve">режим «Диапазон»,</w:t>
-      </w:r>
-      <w:r>
-        <w:t xml:space="preserve"> </w:t>
-      </w:r>
-      <w:r>
-        <w:rPr>
-          <w:bCs/>
-          <w:b/>
-        </w:rPr>
-        <w:t xml:space="preserve">When</w:t>
-      </w:r>
-      <w:r>
-        <w:t xml:space="preserve"> </w:t>
-      </w:r>
-      <w:r>
-        <w:t xml:space="preserve">выбраны даты 1 января – 30 июня 2026,</w:t>
+        <w:t xml:space="preserve">операция с двумя тегами,</w:t>
       </w:r>
       <w:r>
         <w:t xml:space="preserve"> </w:t>
@@ -10684,7 +11174,7 @@
         <w:t xml:space="preserve"> </w:t>
       </w:r>
       <w:r>
-        <w:t xml:space="preserve">операции, сводка и отчёт считаются за эти даты включительно.</w:t>
+        <w:t xml:space="preserve">она учитывается в каждом, а под списком указано, что сумма по тегам может превышать общий расход.</w:t>
       </w:r>
     </w:p>
     <w:p>
@@ -10700,7 +11190,7 @@
           <w:bCs/>
           <w:b/>
         </w:rPr>
-        <w:t xml:space="preserve">AC3 (неверный диапазон).</w:t>
+        <w:t xml:space="preserve">AC3 (пусто).</w:t>
       </w:r>
       <w:r>
         <w:t xml:space="preserve"> </w:t>
@@ -10716,7 +11206,7 @@
         <w:t xml:space="preserve"> </w:t>
       </w:r>
       <w:r>
-        <w:t xml:space="preserve">дата «по» раньше даты «с»,</w:t>
+        <w:t xml:space="preserve">за период нет операций с тегами,</w:t>
       </w:r>
       <w:r>
         <w:t xml:space="preserve"> </w:t>
@@ -10732,91 +11222,27 @@
         <w:t xml:space="preserve"> </w:t>
       </w:r>
       <w:r>
-        <w:t xml:space="preserve">кнопка «Применить» неактивна, подсказка «Дата окончания раньше даты начала».</w:t>
+        <w:t xml:space="preserve">показывается «Нет операций с тегами за этот период».</w:t>
       </w:r>
     </w:p>
-    <w:p>
-      <w:pPr>
-        <w:numPr>
-          <w:ilvl w:val="0"/>
-          <w:numId w:val="1033"/>
-        </w:numPr>
-        <w:pStyle w:val="Compact"/>
-      </w:pPr>
-      <w:r>
-        <w:rPr>
-          <w:bCs/>
-          <w:b/>
-        </w:rPr>
-        <w:t xml:space="preserve">AC4 (сброс).</w:t>
-      </w:r>
-      <w:r>
-        <w:t xml:space="preserve"> </w:t>
-      </w:r>
-      <w:r>
-        <w:rPr>
-          <w:bCs/>
-          <w:b/>
-        </w:rPr>
-        <w:t xml:space="preserve">Given</w:t>
-      </w:r>
-      <w:r>
-        <w:t xml:space="preserve"> </w:t>
-      </w:r>
-      <w:r>
-        <w:t xml:space="preserve">личный вид включён,</w:t>
-      </w:r>
-      <w:r>
-        <w:t xml:space="preserve"> </w:t>
-      </w:r>
-      <w:r>
-        <w:rPr>
-          <w:bCs/>
-          <w:b/>
-        </w:rPr>
-        <w:t xml:space="preserve">When</w:t>
-      </w:r>
-      <w:r>
-        <w:t xml:space="preserve"> </w:t>
-      </w:r>
-      <w:r>
-        <w:t xml:space="preserve">выбрано «Как у семьи»,</w:t>
-      </w:r>
-      <w:r>
-        <w:t xml:space="preserve"> </w:t>
-      </w:r>
-      <w:r>
-        <w:rPr>
-          <w:bCs/>
-          <w:b/>
-        </w:rPr>
-        <w:t xml:space="preserve">Then</w:t>
-      </w:r>
-      <w:r>
-        <w:t xml:space="preserve"> </w:t>
-      </w:r>
-      <w:r>
-        <w:t xml:space="preserve">снова используется общий режим.</w:t>
-      </w:r>
-    </w:p>
-    <w:bookmarkEnd w:id="97"/>
-    <w:bookmarkEnd w:id="98"/>
-    <w:bookmarkStart w:id="101" w:name="блок-g-бюджеты"/>
+    <w:bookmarkEnd w:id="105"/>
+    <w:bookmarkEnd w:id="106"/>
+    <w:bookmarkStart w:id="109" w:name="блок-f-отчётный-период"/>
     <w:p>
       <w:pPr>
         <w:pStyle w:val="Heading3"/>
       </w:pPr>
       <w:r>
-        <w:t xml:space="preserve">Блок G. Бюджеты</w:t>
+        <w:t xml:space="preserve">Блок F. Отчётный период</w:t>
       </w:r>
     </w:p>
-    <w:bookmarkStart w:id="99" w:name="us-18-создание-бюджета--should-have"/>
+    <w:bookmarkStart w:id="107" w:name="us-16-свой-цикл-семьи--should-have"/>
     <w:p>
       <w:pPr>
         <w:pStyle w:val="Heading4"/>
       </w:pPr>
       <w:r>
-        <w:t xml:space="preserve">US-18. Создание бюджета · Should have</w:t>
+        <w:t xml:space="preserve">US-16. Свой цикл семьи · Should have</w:t>
       </w:r>
     </w:p>
     <w:p>
@@ -10834,7 +11260,7 @@
         <w:t xml:space="preserve"> </w:t>
       </w:r>
       <w:r>
-        <w:t xml:space="preserve">администратор,</w:t>
+        <w:t xml:space="preserve">владелец,</w:t>
       </w:r>
       <w:r>
         <w:t xml:space="preserve"> </w:t>
@@ -10850,7 +11276,7 @@
         <w:t xml:space="preserve"> </w:t>
       </w:r>
       <w:r>
-        <w:t xml:space="preserve">создать бюджет на сумму по набору подкатегорий,</w:t>
+        <w:t xml:space="preserve">задать для семьи отчётный период «с 29-го по 28-е»,</w:t>
       </w:r>
       <w:r>
         <w:t xml:space="preserve"> </w:t>
@@ -10866,7 +11292,7 @@
         <w:t xml:space="preserve"> </w:t>
       </w:r>
       <w:r>
-        <w:t xml:space="preserve">ограничить траты семьи.</w:t>
+        <w:t xml:space="preserve">учёт совпадал с циклом зарплаты.</w:t>
       </w:r>
     </w:p>
     <w:p>
@@ -10898,7 +11324,7 @@
         <w:t xml:space="preserve"> </w:t>
       </w:r>
       <w:r>
-        <w:t xml:space="preserve">администратор в «План»,</w:t>
+        <w:t xml:space="preserve">владелец в «Настройки › Семья»,</w:t>
       </w:r>
       <w:r>
         <w:t xml:space="preserve"> </w:t>
@@ -10914,7 +11340,7 @@
         <w:t xml:space="preserve"> </w:t>
       </w:r>
       <w:r>
-        <w:t xml:space="preserve">он создаёт бюджет «Ежедневные траты» на 80 000 ₽ и отмечает 4 подкатегории из категорий «Продукты» и «Кафе»,</w:t>
+        <w:t xml:space="preserve">он выбирает «Свой цикл» с 29-го числа,</w:t>
       </w:r>
       <w:r>
         <w:t xml:space="preserve"> </w:t>
@@ -10930,7 +11356,7 @@
         <w:t xml:space="preserve"> </w:t>
       </w:r>
       <w:r>
-        <w:t xml:space="preserve">бюджет появляется в списке с полосой прогресса за текущий период.</w:t>
+        <w:t xml:space="preserve">у всех участников, не выбравших личный вид, «Операции», «Отчёты» и «План» показывают период «29 сентября – 28 октября 2026».</w:t>
       </w:r>
     </w:p>
     <w:p>
@@ -10946,7 +11372,7 @@
           <w:bCs/>
           <w:b/>
         </w:rPr>
-        <w:t xml:space="preserve">AC2 (категория целиком).</w:t>
+        <w:t xml:space="preserve">AC2 (короткий месяц).</w:t>
       </w:r>
       <w:r>
         <w:t xml:space="preserve"> </w:t>
@@ -10962,7 +11388,23 @@
         <w:t xml:space="preserve"> </w:t>
       </w:r>
       <w:r>
-        <w:t xml:space="preserve">в форме бюджета отмечена категория «Продукты» целиком,</w:t>
+        <w:t xml:space="preserve">цикл с 31-го,</w:t>
+      </w:r>
+      <w:r>
+        <w:t xml:space="preserve"> </w:t>
+      </w:r>
+      <w:r>
+        <w:rPr>
+          <w:bCs/>
+          <w:b/>
+        </w:rPr>
+        <w:t xml:space="preserve">When</w:t>
+      </w:r>
+      <w:r>
+        <w:t xml:space="preserve"> </w:t>
+      </w:r>
+      <w:r>
+        <w:t xml:space="preserve">открыт период, начинающийся в феврале 2026,</w:t>
       </w:r>
       <w:r>
         <w:t xml:space="preserve"> </w:t>
@@ -10978,7 +11420,7 @@
         <w:t xml:space="preserve"> </w:t>
       </w:r>
       <w:r>
-        <w:t xml:space="preserve">в бюджет входят все её подкатегории, включая добавленные позже.</w:t>
+        <w:t xml:space="preserve">период начинается 28 февраля (последний день месяца).</w:t>
       </w:r>
     </w:p>
     <w:p>
@@ -10994,7 +11436,7 @@
           <w:bCs/>
           <w:b/>
         </w:rPr>
-        <w:t xml:space="preserve">AC3 (валидация).</w:t>
+        <w:t xml:space="preserve">AC3 (листание).</w:t>
       </w:r>
       <w:r>
         <w:t xml:space="preserve"> </w:t>
@@ -11010,7 +11452,23 @@
         <w:t xml:space="preserve"> </w:t>
       </w:r>
       <w:r>
-        <w:t xml:space="preserve">сумма 0 или не выбрано ни одной подкатегории,</w:t>
+        <w:t xml:space="preserve">цикл с 29-го,</w:t>
+      </w:r>
+      <w:r>
+        <w:t xml:space="preserve"> </w:t>
+      </w:r>
+      <w:r>
+        <w:rPr>
+          <w:bCs/>
+          <w:b/>
+        </w:rPr>
+        <w:t xml:space="preserve">When</w:t>
+      </w:r>
+      <w:r>
+        <w:t xml:space="preserve"> </w:t>
+      </w:r>
+      <w:r>
+        <w:t xml:space="preserve">нажата «›»,</w:t>
       </w:r>
       <w:r>
         <w:t xml:space="preserve"> </w:t>
@@ -11026,7 +11484,7 @@
         <w:t xml:space="preserve"> </w:t>
       </w:r>
       <w:r>
-        <w:t xml:space="preserve">сохранение невозможно с подсказкой.</w:t>
+        <w:t xml:space="preserve">открывается «29 октября – 28 ноября 2026».</w:t>
       </w:r>
     </w:p>
     <w:p>
@@ -11042,7 +11500,7 @@
           <w:bCs/>
           <w:b/>
         </w:rPr>
-        <w:t xml:space="preserve">AC4 (права).</w:t>
+        <w:t xml:space="preserve">AC4 (валидация и права).</w:t>
       </w:r>
       <w:r>
         <w:t xml:space="preserve"> </w:t>
@@ -11058,6 +11516,38 @@
         <w:t xml:space="preserve"> </w:t>
       </w:r>
       <w:r>
+        <w:t xml:space="preserve">день начала вне 1–31,</w:t>
+      </w:r>
+      <w:r>
+        <w:t xml:space="preserve"> </w:t>
+      </w:r>
+      <w:r>
+        <w:rPr>
+          <w:bCs/>
+          <w:b/>
+        </w:rPr>
+        <w:t xml:space="preserve">Then</w:t>
+      </w:r>
+      <w:r>
+        <w:t xml:space="preserve"> </w:t>
+      </w:r>
+      <w:r>
+        <w:t xml:space="preserve">сохранение невозможно;</w:t>
+      </w:r>
+      <w:r>
+        <w:t xml:space="preserve"> </w:t>
+      </w:r>
+      <w:r>
+        <w:rPr>
+          <w:bCs/>
+          <w:b/>
+        </w:rPr>
+        <w:t xml:space="preserve">Given</w:t>
+      </w:r>
+      <w:r>
+        <w:t xml:space="preserve"> </w:t>
+      </w:r>
+      <w:r>
         <w:t xml:space="preserve">роль «Участник»,</w:t>
       </w:r>
       <w:r>
@@ -11074,17 +11564,17 @@
         <w:t xml:space="preserve"> </w:t>
       </w:r>
       <w:r>
-        <w:t xml:space="preserve">кнопки создания и изменения бюджета нет.</w:t>
+        <w:t xml:space="preserve">общий период семьи изменить нельзя.</w:t>
       </w:r>
     </w:p>
-    <w:bookmarkEnd w:id="99"/>
-    <w:bookmarkStart w:id="100" w:name="us-19-отслеживание-бюджета--should-have"/>
+    <w:bookmarkEnd w:id="107"/>
+    <w:bookmarkStart w:id="108" w:name="X632916002c0f4d4c026f2d0c71da407a12e34b3"/>
     <w:p>
       <w:pPr>
         <w:pStyle w:val="Heading4"/>
       </w:pPr>
       <w:r>
-        <w:t xml:space="preserve">US-19. Отслеживание бюджета · Should have</w:t>
+        <w:t xml:space="preserve">US-17. Личный вид периода и произвольный диапазон · Should have</w:t>
       </w:r>
     </w:p>
     <w:p>
@@ -11118,7 +11608,7 @@
         <w:t xml:space="preserve"> </w:t>
       </w:r>
       <w:r>
-        <w:t xml:space="preserve">видеть, сколько потрачено и сколько осталось по бюджету,</w:t>
+        <w:t xml:space="preserve">выбрать для себя свой режим периода или любой диапазон дат,</w:t>
       </w:r>
       <w:r>
         <w:t xml:space="preserve"> </w:t>
@@ -11134,7 +11624,7 @@
         <w:t xml:space="preserve"> </w:t>
       </w:r>
       <w:r>
-        <w:t xml:space="preserve">не выйти за лимит.</w:t>
+        <w:t xml:space="preserve">смотреть данные удобным мне образом, не меняя настройки семьи.</w:t>
       </w:r>
     </w:p>
     <w:p>
@@ -11150,7 +11640,7 @@
           <w:bCs/>
           <w:b/>
         </w:rPr>
-        <w:t xml:space="preserve">AC1 (расчёт).</w:t>
+        <w:t xml:space="preserve">AC1 (личный вид).</w:t>
       </w:r>
       <w:r>
         <w:t xml:space="preserve"> </w:t>
@@ -11166,7 +11656,23 @@
         <w:t xml:space="preserve"> </w:t>
       </w:r>
       <w:r>
-        <w:t xml:space="preserve">бюджет 80 000 ₽, расходы по его подкатегориям за период 58 700 ₽,</w:t>
+        <w:t xml:space="preserve">у семьи календарный месяц,</w:t>
+      </w:r>
+      <w:r>
+        <w:t xml:space="preserve"> </w:t>
+      </w:r>
+      <w:r>
+        <w:rPr>
+          <w:bCs/>
+          <w:b/>
+        </w:rPr>
+        <w:t xml:space="preserve">When</w:t>
+      </w:r>
+      <w:r>
+        <w:t xml:space="preserve"> </w:t>
+      </w:r>
+      <w:r>
+        <w:t xml:space="preserve">Марина выбирает себе цикл с 14-го,</w:t>
       </w:r>
       <w:r>
         <w:t xml:space="preserve"> </w:t>
@@ -11182,7 +11688,7 @@
         <w:t xml:space="preserve"> </w:t>
       </w:r>
       <w:r>
-        <w:t xml:space="preserve">показано «Потрачено 58 700 ₽ · Осталось 21 300 ₽ · 73%».</w:t>
+        <w:t xml:space="preserve">у Марины периоды «14 октября – 13 ноября», у остальных — без изменений.</w:t>
       </w:r>
     </w:p>
     <w:p>
@@ -11198,7 +11704,7 @@
           <w:bCs/>
           <w:b/>
         </w:rPr>
-        <w:t xml:space="preserve">AC2 (почти у лимита).</w:t>
+        <w:t xml:space="preserve">AC2 (диапазон).</w:t>
       </w:r>
       <w:r>
         <w:t xml:space="preserve"> </w:t>
@@ -11214,7 +11720,23 @@
         <w:t xml:space="preserve"> </w:t>
       </w:r>
       <w:r>
-        <w:t xml:space="preserve">потрачено 64 000 ₽ (80%),</w:t>
+        <w:t xml:space="preserve">режим «Диапазон»,</w:t>
+      </w:r>
+      <w:r>
+        <w:t xml:space="preserve"> </w:t>
+      </w:r>
+      <w:r>
+        <w:rPr>
+          <w:bCs/>
+          <w:b/>
+        </w:rPr>
+        <w:t xml:space="preserve">When</w:t>
+      </w:r>
+      <w:r>
+        <w:t xml:space="preserve"> </w:t>
+      </w:r>
+      <w:r>
+        <w:t xml:space="preserve">выбраны даты 1 января – 30 июня 2026,</w:t>
       </w:r>
       <w:r>
         <w:t xml:space="preserve"> </w:t>
@@ -11230,7 +11752,7 @@
         <w:t xml:space="preserve"> </w:t>
       </w:r>
       <w:r>
-        <w:t xml:space="preserve">бюджет помечен «Почти у лимита», полоса жёлтая.</w:t>
+        <w:t xml:space="preserve">операции, сводка и отчёт считаются за эти даты включительно.</w:t>
       </w:r>
     </w:p>
     <w:p>
@@ -11246,7 +11768,7 @@
           <w:bCs/>
           <w:b/>
         </w:rPr>
-        <w:t xml:space="preserve">AC3 (превышение).</w:t>
+        <w:t xml:space="preserve">AC3 (неверный диапазон).</w:t>
       </w:r>
       <w:r>
         <w:t xml:space="preserve"> </w:t>
@@ -11262,7 +11784,7 @@
         <w:t xml:space="preserve"> </w:t>
       </w:r>
       <w:r>
-        <w:t xml:space="preserve">потрачено 85 000 ₽,</w:t>
+        <w:t xml:space="preserve">дата «по» раньше даты «с»,</w:t>
       </w:r>
       <w:r>
         <w:t xml:space="preserve"> </w:t>
@@ -11278,7 +11800,7 @@
         <w:t xml:space="preserve"> </w:t>
       </w:r>
       <w:r>
-        <w:t xml:space="preserve">показано «Превышен на 5 000 ₽», полоса красная, «Осталось 0 ₽».</w:t>
+        <w:t xml:space="preserve">кнопка «Применить» неактивна, подсказка «Дата окончания раньше даты начала».</w:t>
       </w:r>
     </w:p>
     <w:p>
@@ -11294,7 +11816,7 @@
           <w:bCs/>
           <w:b/>
         </w:rPr>
-        <w:t xml:space="preserve">AC4 (новый период).</w:t>
+        <w:t xml:space="preserve">AC4 (сброс).</w:t>
       </w:r>
       <w:r>
         <w:t xml:space="preserve"> </w:t>
@@ -11310,7 +11832,23 @@
         <w:t xml:space="preserve"> </w:t>
       </w:r>
       <w:r>
-        <w:t xml:space="preserve">наступил новый период,</w:t>
+        <w:t xml:space="preserve">личный вид включён,</w:t>
+      </w:r>
+      <w:r>
+        <w:t xml:space="preserve"> </w:t>
+      </w:r>
+      <w:r>
+        <w:rPr>
+          <w:bCs/>
+          <w:b/>
+        </w:rPr>
+        <w:t xml:space="preserve">When</w:t>
+      </w:r>
+      <w:r>
+        <w:t xml:space="preserve"> </w:t>
+      </w:r>
+      <w:r>
+        <w:t xml:space="preserve">выбрано «Как у семьи»,</w:t>
       </w:r>
       <w:r>
         <w:t xml:space="preserve"> </w:t>
@@ -11326,14 +11864,84 @@
         <w:t xml:space="preserve"> </w:t>
       </w:r>
       <w:r>
-        <w:t xml:space="preserve">бюджет начинается с нуля; остаток прошлого периода не переносится и виден, только если пролистать к прошлому периоду.</w:t>
+        <w:t xml:space="preserve">снова используется общий режим.</w:t>
+      </w:r>
+    </w:p>
+    <w:bookmarkEnd w:id="108"/>
+    <w:bookmarkEnd w:id="109"/>
+    <w:bookmarkStart w:id="112" w:name="блок-g-бюджеты"/>
+    <w:p>
+      <w:pPr>
+        <w:pStyle w:val="Heading3"/>
+      </w:pPr>
+      <w:r>
+        <w:t xml:space="preserve">Блок G. Бюджеты</w:t>
+      </w:r>
+    </w:p>
+    <w:bookmarkStart w:id="110" w:name="us-18-создание-бюджета--should-have"/>
+    <w:p>
+      <w:pPr>
+        <w:pStyle w:val="Heading4"/>
+      </w:pPr>
+      <w:r>
+        <w:t xml:space="preserve">US-18. Создание бюджета · Should have</w:t>
+      </w:r>
+    </w:p>
+    <w:p>
+      <w:pPr>
+        <w:pStyle w:val="FirstParagraph"/>
+      </w:pPr>
+      <w:r>
+        <w:rPr>
+          <w:bCs/>
+          <w:b/>
+        </w:rPr>
+        <w:t xml:space="preserve">Как</w:t>
+      </w:r>
+      <w:r>
+        <w:t xml:space="preserve"> </w:t>
+      </w:r>
+      <w:r>
+        <w:t xml:space="preserve">администратор,</w:t>
+      </w:r>
+      <w:r>
+        <w:t xml:space="preserve"> </w:t>
+      </w:r>
+      <w:r>
+        <w:rPr>
+          <w:bCs/>
+          <w:b/>
+        </w:rPr>
+        <w:t xml:space="preserve">я хочу</w:t>
+      </w:r>
+      <w:r>
+        <w:t xml:space="preserve"> </w:t>
+      </w:r>
+      <w:r>
+        <w:t xml:space="preserve">создать бюджет на сумму по набору подкатегорий,</w:t>
+      </w:r>
+      <w:r>
+        <w:t xml:space="preserve"> </w:t>
+      </w:r>
+      <w:r>
+        <w:rPr>
+          <w:bCs/>
+          <w:b/>
+        </w:rPr>
+        <w:t xml:space="preserve">чтобы</w:t>
+      </w:r>
+      <w:r>
+        <w:t xml:space="preserve"> </w:t>
+      </w:r>
+      <w:r>
+        <w:t xml:space="preserve">ограничить траты семьи.</w:t>
       </w:r>
     </w:p>
     <w:p>
       <w:pPr>
         <w:numPr>
           <w:ilvl w:val="0"/>
-          <w:numId w:val="1035"/>
+          <w:numId w:val="1036"/>
         </w:numPr>
         <w:pStyle w:val="Compact"/>
       </w:pPr>
@@ -11342,6 +11950,466 @@
           <w:bCs/>
           <w:b/>
         </w:rPr>
+        <w:t xml:space="preserve">AC1 (успех).</w:t>
+      </w:r>
+      <w:r>
+        <w:t xml:space="preserve"> </w:t>
+      </w:r>
+      <w:r>
+        <w:rPr>
+          <w:bCs/>
+          <w:b/>
+        </w:rPr>
+        <w:t xml:space="preserve">Given</w:t>
+      </w:r>
+      <w:r>
+        <w:t xml:space="preserve"> </w:t>
+      </w:r>
+      <w:r>
+        <w:t xml:space="preserve">администратор в «План»,</w:t>
+      </w:r>
+      <w:r>
+        <w:t xml:space="preserve"> </w:t>
+      </w:r>
+      <w:r>
+        <w:rPr>
+          <w:bCs/>
+          <w:b/>
+        </w:rPr>
+        <w:t xml:space="preserve">When</w:t>
+      </w:r>
+      <w:r>
+        <w:t xml:space="preserve"> </w:t>
+      </w:r>
+      <w:r>
+        <w:t xml:space="preserve">он создаёт бюджет «Ежедневные траты» на 80 000 ₽ и отмечает 4 подкатегории из категорий «Продукты» и «Кафе»,</w:t>
+      </w:r>
+      <w:r>
+        <w:t xml:space="preserve"> </w:t>
+      </w:r>
+      <w:r>
+        <w:rPr>
+          <w:bCs/>
+          <w:b/>
+        </w:rPr>
+        <w:t xml:space="preserve">Then</w:t>
+      </w:r>
+      <w:r>
+        <w:t xml:space="preserve"> </w:t>
+      </w:r>
+      <w:r>
+        <w:t xml:space="preserve">бюджет появляется в списке с полосой прогресса за текущий период.</w:t>
+      </w:r>
+    </w:p>
+    <w:p>
+      <w:pPr>
+        <w:numPr>
+          <w:ilvl w:val="0"/>
+          <w:numId w:val="1036"/>
+        </w:numPr>
+        <w:pStyle w:val="Compact"/>
+      </w:pPr>
+      <w:r>
+        <w:rPr>
+          <w:bCs/>
+          <w:b/>
+        </w:rPr>
+        <w:t xml:space="preserve">AC2 (категория целиком).</w:t>
+      </w:r>
+      <w:r>
+        <w:t xml:space="preserve"> </w:t>
+      </w:r>
+      <w:r>
+        <w:rPr>
+          <w:bCs/>
+          <w:b/>
+        </w:rPr>
+        <w:t xml:space="preserve">Given</w:t>
+      </w:r>
+      <w:r>
+        <w:t xml:space="preserve"> </w:t>
+      </w:r>
+      <w:r>
+        <w:t xml:space="preserve">в форме бюджета отмечена категория «Продукты» целиком,</w:t>
+      </w:r>
+      <w:r>
+        <w:t xml:space="preserve"> </w:t>
+      </w:r>
+      <w:r>
+        <w:rPr>
+          <w:bCs/>
+          <w:b/>
+        </w:rPr>
+        <w:t xml:space="preserve">Then</w:t>
+      </w:r>
+      <w:r>
+        <w:t xml:space="preserve"> </w:t>
+      </w:r>
+      <w:r>
+        <w:t xml:space="preserve">в бюджет входят все её подкатегории, включая добавленные позже.</w:t>
+      </w:r>
+    </w:p>
+    <w:p>
+      <w:pPr>
+        <w:numPr>
+          <w:ilvl w:val="0"/>
+          <w:numId w:val="1036"/>
+        </w:numPr>
+        <w:pStyle w:val="Compact"/>
+      </w:pPr>
+      <w:r>
+        <w:rPr>
+          <w:bCs/>
+          <w:b/>
+        </w:rPr>
+        <w:t xml:space="preserve">AC3 (валидация).</w:t>
+      </w:r>
+      <w:r>
+        <w:t xml:space="preserve"> </w:t>
+      </w:r>
+      <w:r>
+        <w:rPr>
+          <w:bCs/>
+          <w:b/>
+        </w:rPr>
+        <w:t xml:space="preserve">Given</w:t>
+      </w:r>
+      <w:r>
+        <w:t xml:space="preserve"> </w:t>
+      </w:r>
+      <w:r>
+        <w:t xml:space="preserve">сумма 0 или не выбрано ни одной подкатегории,</w:t>
+      </w:r>
+      <w:r>
+        <w:t xml:space="preserve"> </w:t>
+      </w:r>
+      <w:r>
+        <w:rPr>
+          <w:bCs/>
+          <w:b/>
+        </w:rPr>
+        <w:t xml:space="preserve">Then</w:t>
+      </w:r>
+      <w:r>
+        <w:t xml:space="preserve"> </w:t>
+      </w:r>
+      <w:r>
+        <w:t xml:space="preserve">сохранение невозможно с подсказкой.</w:t>
+      </w:r>
+    </w:p>
+    <w:p>
+      <w:pPr>
+        <w:numPr>
+          <w:ilvl w:val="0"/>
+          <w:numId w:val="1036"/>
+        </w:numPr>
+        <w:pStyle w:val="Compact"/>
+      </w:pPr>
+      <w:r>
+        <w:rPr>
+          <w:bCs/>
+          <w:b/>
+        </w:rPr>
+        <w:t xml:space="preserve">AC4 (права).</w:t>
+      </w:r>
+      <w:r>
+        <w:t xml:space="preserve"> </w:t>
+      </w:r>
+      <w:r>
+        <w:rPr>
+          <w:bCs/>
+          <w:b/>
+        </w:rPr>
+        <w:t xml:space="preserve">Given</w:t>
+      </w:r>
+      <w:r>
+        <w:t xml:space="preserve"> </w:t>
+      </w:r>
+      <w:r>
+        <w:t xml:space="preserve">роль «Участник»,</w:t>
+      </w:r>
+      <w:r>
+        <w:t xml:space="preserve"> </w:t>
+      </w:r>
+      <w:r>
+        <w:rPr>
+          <w:bCs/>
+          <w:b/>
+        </w:rPr>
+        <w:t xml:space="preserve">Then</w:t>
+      </w:r>
+      <w:r>
+        <w:t xml:space="preserve"> </w:t>
+      </w:r>
+      <w:r>
+        <w:t xml:space="preserve">кнопки создания и изменения бюджета нет.</w:t>
+      </w:r>
+    </w:p>
+    <w:bookmarkEnd w:id="110"/>
+    <w:bookmarkStart w:id="111" w:name="us-19-отслеживание-бюджета--should-have"/>
+    <w:p>
+      <w:pPr>
+        <w:pStyle w:val="Heading4"/>
+      </w:pPr>
+      <w:r>
+        <w:t xml:space="preserve">US-19. Отслеживание бюджета · Should have</w:t>
+      </w:r>
+    </w:p>
+    <w:p>
+      <w:pPr>
+        <w:pStyle w:val="FirstParagraph"/>
+      </w:pPr>
+      <w:r>
+        <w:rPr>
+          <w:bCs/>
+          <w:b/>
+        </w:rPr>
+        <w:t xml:space="preserve">Как</w:t>
+      </w:r>
+      <w:r>
+        <w:t xml:space="preserve"> </w:t>
+      </w:r>
+      <w:r>
+        <w:t xml:space="preserve">участник,</w:t>
+      </w:r>
+      <w:r>
+        <w:t xml:space="preserve"> </w:t>
+      </w:r>
+      <w:r>
+        <w:rPr>
+          <w:bCs/>
+          <w:b/>
+        </w:rPr>
+        <w:t xml:space="preserve">я хочу</w:t>
+      </w:r>
+      <w:r>
+        <w:t xml:space="preserve"> </w:t>
+      </w:r>
+      <w:r>
+        <w:t xml:space="preserve">видеть, сколько потрачено и сколько осталось по бюджету,</w:t>
+      </w:r>
+      <w:r>
+        <w:t xml:space="preserve"> </w:t>
+      </w:r>
+      <w:r>
+        <w:rPr>
+          <w:bCs/>
+          <w:b/>
+        </w:rPr>
+        <w:t xml:space="preserve">чтобы</w:t>
+      </w:r>
+      <w:r>
+        <w:t xml:space="preserve"> </w:t>
+      </w:r>
+      <w:r>
+        <w:t xml:space="preserve">не выйти за лимит.</w:t>
+      </w:r>
+    </w:p>
+    <w:p>
+      <w:pPr>
+        <w:numPr>
+          <w:ilvl w:val="0"/>
+          <w:numId w:val="1037"/>
+        </w:numPr>
+        <w:pStyle w:val="Compact"/>
+      </w:pPr>
+      <w:r>
+        <w:rPr>
+          <w:bCs/>
+          <w:b/>
+        </w:rPr>
+        <w:t xml:space="preserve">AC1 (расчёт).</w:t>
+      </w:r>
+      <w:r>
+        <w:t xml:space="preserve"> </w:t>
+      </w:r>
+      <w:r>
+        <w:rPr>
+          <w:bCs/>
+          <w:b/>
+        </w:rPr>
+        <w:t xml:space="preserve">Given</w:t>
+      </w:r>
+      <w:r>
+        <w:t xml:space="preserve"> </w:t>
+      </w:r>
+      <w:r>
+        <w:t xml:space="preserve">бюджет 80 000 ₽, расходы по его подкатегориям за период 58 700 ₽,</w:t>
+      </w:r>
+      <w:r>
+        <w:t xml:space="preserve"> </w:t>
+      </w:r>
+      <w:r>
+        <w:rPr>
+          <w:bCs/>
+          <w:b/>
+        </w:rPr>
+        <w:t xml:space="preserve">Then</w:t>
+      </w:r>
+      <w:r>
+        <w:t xml:space="preserve"> </w:t>
+      </w:r>
+      <w:r>
+        <w:t xml:space="preserve">показано «Потрачено 58 700 ₽ · Осталось 21 300 ₽ · 73%».</w:t>
+      </w:r>
+    </w:p>
+    <w:p>
+      <w:pPr>
+        <w:numPr>
+          <w:ilvl w:val="0"/>
+          <w:numId w:val="1037"/>
+        </w:numPr>
+        <w:pStyle w:val="Compact"/>
+      </w:pPr>
+      <w:r>
+        <w:rPr>
+          <w:bCs/>
+          <w:b/>
+        </w:rPr>
+        <w:t xml:space="preserve">AC2 (почти у лимита).</w:t>
+      </w:r>
+      <w:r>
+        <w:t xml:space="preserve"> </w:t>
+      </w:r>
+      <w:r>
+        <w:rPr>
+          <w:bCs/>
+          <w:b/>
+        </w:rPr>
+        <w:t xml:space="preserve">Given</w:t>
+      </w:r>
+      <w:r>
+        <w:t xml:space="preserve"> </w:t>
+      </w:r>
+      <w:r>
+        <w:t xml:space="preserve">потрачено 64 000 ₽ (80%),</w:t>
+      </w:r>
+      <w:r>
+        <w:t xml:space="preserve"> </w:t>
+      </w:r>
+      <w:r>
+        <w:rPr>
+          <w:bCs/>
+          <w:b/>
+        </w:rPr>
+        <w:t xml:space="preserve">Then</w:t>
+      </w:r>
+      <w:r>
+        <w:t xml:space="preserve"> </w:t>
+      </w:r>
+      <w:r>
+        <w:t xml:space="preserve">бюджет помечен «Почти у лимита», полоса жёлтая.</w:t>
+      </w:r>
+    </w:p>
+    <w:p>
+      <w:pPr>
+        <w:numPr>
+          <w:ilvl w:val="0"/>
+          <w:numId w:val="1037"/>
+        </w:numPr>
+        <w:pStyle w:val="Compact"/>
+      </w:pPr>
+      <w:r>
+        <w:rPr>
+          <w:bCs/>
+          <w:b/>
+        </w:rPr>
+        <w:t xml:space="preserve">AC3 (превышение).</w:t>
+      </w:r>
+      <w:r>
+        <w:t xml:space="preserve"> </w:t>
+      </w:r>
+      <w:r>
+        <w:rPr>
+          <w:bCs/>
+          <w:b/>
+        </w:rPr>
+        <w:t xml:space="preserve">Given</w:t>
+      </w:r>
+      <w:r>
+        <w:t xml:space="preserve"> </w:t>
+      </w:r>
+      <w:r>
+        <w:t xml:space="preserve">потрачено 85 000 ₽,</w:t>
+      </w:r>
+      <w:r>
+        <w:t xml:space="preserve"> </w:t>
+      </w:r>
+      <w:r>
+        <w:rPr>
+          <w:bCs/>
+          <w:b/>
+        </w:rPr>
+        <w:t xml:space="preserve">Then</w:t>
+      </w:r>
+      <w:r>
+        <w:t xml:space="preserve"> </w:t>
+      </w:r>
+      <w:r>
+        <w:t xml:space="preserve">показано «Превышен на 5 000 ₽», полоса красная, «Осталось 0 ₽».</w:t>
+      </w:r>
+    </w:p>
+    <w:p>
+      <w:pPr>
+        <w:numPr>
+          <w:ilvl w:val="0"/>
+          <w:numId w:val="1037"/>
+        </w:numPr>
+        <w:pStyle w:val="Compact"/>
+      </w:pPr>
+      <w:r>
+        <w:rPr>
+          <w:bCs/>
+          <w:b/>
+        </w:rPr>
+        <w:t xml:space="preserve">AC4 (новый период).</w:t>
+      </w:r>
+      <w:r>
+        <w:t xml:space="preserve"> </w:t>
+      </w:r>
+      <w:r>
+        <w:rPr>
+          <w:bCs/>
+          <w:b/>
+        </w:rPr>
+        <w:t xml:space="preserve">Given</w:t>
+      </w:r>
+      <w:r>
+        <w:t xml:space="preserve"> </w:t>
+      </w:r>
+      <w:r>
+        <w:t xml:space="preserve">наступил новый период,</w:t>
+      </w:r>
+      <w:r>
+        <w:t xml:space="preserve"> </w:t>
+      </w:r>
+      <w:r>
+        <w:rPr>
+          <w:bCs/>
+          <w:b/>
+        </w:rPr>
+        <w:t xml:space="preserve">Then</w:t>
+      </w:r>
+      <w:r>
+        <w:t xml:space="preserve"> </w:t>
+      </w:r>
+      <w:r>
+        <w:t xml:space="preserve">бюджет начинается с нуля; остаток прошлого периода не переносится и виден, только если пролистать к прошлому периоду.</w:t>
+      </w:r>
+    </w:p>
+    <w:p>
+      <w:pPr>
+        <w:numPr>
+          <w:ilvl w:val="0"/>
+          <w:numId w:val="1037"/>
+        </w:numPr>
+        <w:pStyle w:val="Compact"/>
+      </w:pPr>
+      <w:r>
+        <w:rPr>
+          <w:bCs/>
+          <w:b/>
+        </w:rPr>
         <w:t xml:space="preserve">AC5 (вне бюджета).</w:t>
       </w:r>
       <w:r>
@@ -11384,10 +12452,10 @@
         </w:pict>
       </w:r>
     </w:p>
-    <w:bookmarkEnd w:id="100"/>
-    <w:bookmarkEnd w:id="101"/>
-    <w:bookmarkEnd w:id="102"/>
-    <w:bookmarkStart w:id="103" w:name="X808c997b1cd44d06edfb8aeace9d3f059c184dc"/>
+    <w:bookmarkEnd w:id="111"/>
+    <w:bookmarkEnd w:id="112"/>
+    <w:bookmarkEnd w:id="113"/>
+    <w:bookmarkStart w:id="114" w:name="X808c997b1cd44d06edfb8aeace9d3f059c184dc"/>
     <w:p>
       <w:pPr>
         <w:pStyle w:val="Heading2"/>
@@ -11639,9 +12707,9 @@
         <w:br w:type="page"/>
       </w:r>
     </w:p>
-    <w:bookmarkEnd w:id="103"/>
-    <w:bookmarkEnd w:id="104"/>
-    <w:bookmarkStart w:id="134" w:name="Xe1a3a8b5e123a983a3e461b42ed24b53d4f351b"/>
+    <w:bookmarkEnd w:id="114"/>
+    <w:bookmarkEnd w:id="115"/>
+    <w:bookmarkStart w:id="145" w:name="Xe1a3a8b5e123a983a3e461b42ed24b53d4f351b"/>
     <w:p>
       <w:pPr>
         <w:pStyle w:val="Heading1"/>
@@ -11811,7 +12879,7 @@
         </w:pict>
       </w:r>
     </w:p>
-    <w:bookmarkStart w:id="106" w:name="Xc929d811aff8d525e1055e1770d09f00ddc724b"/>
+    <w:bookmarkStart w:id="117" w:name="Xc929d811aff8d525e1055e1770d09f00ddc724b"/>
     <w:p>
       <w:pPr>
         <w:pStyle w:val="Heading2"/>
@@ -11933,7 +13001,7 @@
         <w:t xml:space="preserve">потребуется учесть 152-ФЗ).</w:t>
       </w:r>
     </w:p>
-    <w:bookmarkStart w:id="105" w:name="X34fde5584f2b602cd3716b1214df441a74441d6"/>
+    <w:bookmarkStart w:id="116" w:name="X34fde5584f2b602cd3716b1214df441a74441d6"/>
     <w:p>
       <w:pPr>
         <w:pStyle w:val="Heading3"/>
@@ -12592,9 +13660,9 @@
         </w:tc>
       </w:tr>
     </w:tbl>
-    <w:bookmarkEnd w:id="105"/>
-    <w:bookmarkEnd w:id="106"/>
-    <w:bookmarkStart w:id="108" w:name="X343bbae153cff2ce9327ef2636e158b448b50df"/>
+    <w:bookmarkEnd w:id="116"/>
+    <w:bookmarkEnd w:id="117"/>
+    <w:bookmarkStart w:id="119" w:name="X343bbae153cff2ce9327ef2636e158b448b50df"/>
     <w:p>
       <w:pPr>
         <w:pStyle w:val="Heading2"/>
@@ -12619,7 +13687,7 @@
       <w:r>
         <w:t xml:space="preserve"> </w:t>
       </w:r>
-      <w:hyperlink r:id="rId107">
+      <w:hyperlink r:id="rId118">
         <w:r>
           <w:rPr>
             <w:rStyle w:val="Hyperlink"/>
@@ -12922,8 +13990,8 @@
         </w:tc>
       </w:tr>
     </w:tbl>
-    <w:bookmarkEnd w:id="108"/>
-    <w:bookmarkStart w:id="112" w:name="X5fafbe9f4760b29eb3618867a7d9c530fecc6ab"/>
+    <w:bookmarkEnd w:id="119"/>
+    <w:bookmarkStart w:id="123" w:name="X5fafbe9f4760b29eb3618867a7d9c530fecc6ab"/>
     <w:p>
       <w:pPr>
         <w:pStyle w:val="Heading2"/>
@@ -12932,7 +14000,7 @@
         <w:t xml:space="preserve">3. Данные и права</w:t>
       </w:r>
     </w:p>
-    <w:bookmarkStart w:id="109" w:name="X0320a8a3731b7698bd8109b63bd2500a2b25752"/>
+    <w:bookmarkStart w:id="120" w:name="X0320a8a3731b7698bd8109b63bd2500a2b25752"/>
     <w:p>
       <w:pPr>
         <w:pStyle w:val="Heading3"/>
@@ -15107,8 +16175,8 @@
         <w:t xml:space="preserve">.</w:t>
       </w:r>
     </w:p>
-    <w:bookmarkEnd w:id="109"/>
-    <w:bookmarkStart w:id="110" w:name="Xc099691d1b72cb4fc2f4620df2e1b07debdd2d3"/>
+    <w:bookmarkEnd w:id="120"/>
+    <w:bookmarkStart w:id="121" w:name="Xc099691d1b72cb4fc2f4620df2e1b07debdd2d3"/>
     <w:p>
       <w:pPr>
         <w:pStyle w:val="Heading3"/>
@@ -16703,8 +17771,8 @@
         </w:tc>
       </w:tr>
     </w:tbl>
-    <w:bookmarkEnd w:id="110"/>
-    <w:bookmarkStart w:id="111" w:name="Xfebdcb969652979377fa08e8a8d57009513b9a7"/>
+    <w:bookmarkEnd w:id="121"/>
+    <w:bookmarkStart w:id="122" w:name="Xfebdcb969652979377fa08e8a8d57009513b9a7"/>
     <w:p>
       <w:pPr>
         <w:pStyle w:val="Heading3"/>
@@ -17591,9 +18659,9 @@
         <w:t xml:space="preserve">); в рубли клиент переводит только для вывода.</w:t>
       </w:r>
     </w:p>
-    <w:bookmarkEnd w:id="111"/>
-    <w:bookmarkEnd w:id="112"/>
-    <w:bookmarkStart w:id="121" w:name="Xb7de280632fc48acedd3e01803a6a86e0f97388"/>
+    <w:bookmarkEnd w:id="122"/>
+    <w:bookmarkEnd w:id="123"/>
+    <w:bookmarkStart w:id="132" w:name="Xb7de280632fc48acedd3e01803a6a86e0f97388"/>
     <w:p>
       <w:pPr>
         <w:pStyle w:val="Heading2"/>
@@ -17602,7 +18670,7 @@
         <w:t xml:space="preserve">4. Функциональные требования</w:t>
       </w:r>
     </w:p>
-    <w:bookmarkStart w:id="113" w:name="Xe36aa08ced2e92fdae7395571237fb5755a4309"/>
+    <w:bookmarkStart w:id="124" w:name="Xe36aa08ced2e92fdae7395571237fb5755a4309"/>
     <w:p>
       <w:pPr>
         <w:pStyle w:val="Heading3"/>
@@ -18272,8 +19340,8 @@
         </w:tc>
       </w:tr>
     </w:tbl>
-    <w:bookmarkEnd w:id="113"/>
-    <w:bookmarkStart w:id="114" w:name="X722d9fe3f719d25deef6ca25718130b75495012"/>
+    <w:bookmarkEnd w:id="124"/>
+    <w:bookmarkStart w:id="125" w:name="X722d9fe3f719d25deef6ca25718130b75495012"/>
     <w:p>
       <w:pPr>
         <w:pStyle w:val="Heading3"/>
@@ -18676,8 +19744,8 @@
         </w:tc>
       </w:tr>
     </w:tbl>
-    <w:bookmarkEnd w:id="114"/>
-    <w:bookmarkStart w:id="115" w:name="X9bd4f772926611c6019c3b402842c445d21dd12"/>
+    <w:bookmarkEnd w:id="125"/>
+    <w:bookmarkStart w:id="126" w:name="X9bd4f772926611c6019c3b402842c445d21dd12"/>
     <w:p>
       <w:pPr>
         <w:pStyle w:val="Heading3"/>
@@ -19856,8 +20924,8 @@
         </w:tc>
       </w:tr>
     </w:tbl>
-    <w:bookmarkEnd w:id="115"/>
-    <w:bookmarkStart w:id="116" w:name="X061f76f6f9159d1b9be2b76f8c074e810c43aa1"/>
+    <w:bookmarkEnd w:id="126"/>
+    <w:bookmarkStart w:id="127" w:name="X061f76f6f9159d1b9be2b76f8c074e810c43aa1"/>
     <w:p>
       <w:pPr>
         <w:pStyle w:val="Heading3"/>
@@ -20164,8 +21232,8 @@
         </w:tc>
       </w:tr>
     </w:tbl>
-    <w:bookmarkEnd w:id="116"/>
-    <w:bookmarkStart w:id="117" w:name="Xce56e522992a5b5a697131f0cef3de89a505fda"/>
+    <w:bookmarkEnd w:id="127"/>
+    <w:bookmarkStart w:id="128" w:name="Xce56e522992a5b5a697131f0cef3de89a505fda"/>
     <w:p>
       <w:pPr>
         <w:pStyle w:val="Heading3"/>
@@ -21010,8 +22078,8 @@
         </w:tc>
       </w:tr>
     </w:tbl>
-    <w:bookmarkEnd w:id="117"/>
-    <w:bookmarkStart w:id="118" w:name="Xdf92981cdfd022716157b7ee57498dfcebb21c9"/>
+    <w:bookmarkEnd w:id="128"/>
+    <w:bookmarkStart w:id="129" w:name="Xdf92981cdfd022716157b7ee57498dfcebb21c9"/>
     <w:p>
       <w:pPr>
         <w:pStyle w:val="Heading3"/>
@@ -21239,8 +22307,8 @@
         </w:tc>
       </w:tr>
     </w:tbl>
-    <w:bookmarkEnd w:id="118"/>
-    <w:bookmarkStart w:id="119" w:name="Xde96832adc68647c5254b11713466a13957d7a4"/>
+    <w:bookmarkEnd w:id="129"/>
+    <w:bookmarkStart w:id="130" w:name="Xde96832adc68647c5254b11713466a13957d7a4"/>
     <w:p>
       <w:pPr>
         <w:pStyle w:val="Heading3"/>
@@ -21668,8 +22736,8 @@
         </w:tc>
       </w:tr>
     </w:tbl>
-    <w:bookmarkEnd w:id="119"/>
-    <w:bookmarkStart w:id="120" w:name="X2c1e1b916a26983a1c841f59c02c17907d2d11b"/>
+    <w:bookmarkEnd w:id="130"/>
+    <w:bookmarkStart w:id="131" w:name="X2c1e1b916a26983a1c841f59c02c17907d2d11b"/>
     <w:p>
       <w:pPr>
         <w:pStyle w:val="Heading3"/>
@@ -22353,7 +23421,7 @@
         <w:t xml:space="preserve"> </w:t>
       </w:r>
       <w:r>
-        <w:t xml:space="preserve">(выбранная UI-концепция 3 «Корпоративный»,</w:t>
+        <w:t xml:space="preserve">(выбранная UI-концепция 4 «Минимализм + десктоп из Корпоративного»,</w:t>
       </w:r>
       <w:r>
         <w:t xml:space="preserve"> </w:t>
@@ -22374,7 +23442,7 @@
       <w:pPr>
         <w:numPr>
           <w:ilvl w:val="0"/>
-          <w:numId w:val="1036"/>
+          <w:numId w:val="1038"/>
         </w:numPr>
         <w:pStyle w:val="Compact"/>
       </w:pPr>
@@ -22383,26 +23451,38 @@
           <w:bCs/>
           <w:b/>
         </w:rPr>
-        <w:t xml:space="preserve">Телефон (&lt; 1024 px):</w:t>
-      </w:r>
-      <w:r>
-        <w:t xml:space="preserve"> </w:t>
-      </w:r>
-      <w:r>
-        <w:t xml:space="preserve">шапка с названием семьи; нижняя панель «Операции · Отчёты · План ·</w:t>
-      </w:r>
-      <w:r>
-        <w:t xml:space="preserve"> </w:t>
-      </w:r>
-      <w:r>
-        <w:t xml:space="preserve">Настройки»; плавающая кнопка «+» справа над панелью; операции — карточки по дням.</w:t>
+        <w:t xml:space="preserve">Стиль:</w:t>
+      </w:r>
+      <w:r>
+        <w:t xml:space="preserve"> </w:t>
+      </w:r>
+      <w:r>
+        <w:t xml:space="preserve">светлая тема, белые карточки со скруглениями на светло-сером фоне, один зелёный</w:t>
+      </w:r>
+      <w:r>
+        <w:t xml:space="preserve"> </w:t>
+      </w:r>
+      <w:r>
+        <w:t xml:space="preserve">акцент, шрифт Inter; суммы с</w:t>
+      </w:r>
+      <w:r>
+        <w:t xml:space="preserve"> </w:t>
+      </w:r>
+      <w:r>
+        <w:rPr>
+          <w:rStyle w:val="VerbatimChar"/>
+        </w:rPr>
+        <w:t xml:space="preserve">tabular-nums</w:t>
+      </w:r>
+      <w:r>
+        <w:t xml:space="preserve">, выровнены вправо; расход — красный, доход — зелёный.</w:t>
       </w:r>
     </w:p>
     <w:p>
       <w:pPr>
         <w:numPr>
           <w:ilvl w:val="0"/>
-          <w:numId w:val="1036"/>
+          <w:numId w:val="1038"/>
         </w:numPr>
         <w:pStyle w:val="Compact"/>
       </w:pPr>
@@ -22411,32 +23491,38 @@
           <w:bCs/>
           <w:b/>
         </w:rPr>
-        <w:t xml:space="preserve">Десктоп (≥ 1024 px):</w:t>
-      </w:r>
-      <w:r>
-        <w:t xml:space="preserve"> </w:t>
-      </w:r>
-      <w:r>
-        <w:t xml:space="preserve">верхняя панель с логотипом, вкладками разделов и аватарами участников;</w:t>
-      </w:r>
-      <w:r>
-        <w:t xml:space="preserve"> </w:t>
-      </w:r>
-      <w:r>
-        <w:t xml:space="preserve">операции — таблица «Дата · Категория › Подкатегория · Комментарий · Теги · Автор · Сумма»</w:t>
-      </w:r>
-      <w:r>
-        <w:t xml:space="preserve"> </w:t>
-      </w:r>
-      <w:r>
-        <w:t xml:space="preserve">со строками-заголовками дней и итогом дня.</w:t>
+        <w:t xml:space="preserve">Телефон (&lt; 1024 px):</w:t>
+      </w:r>
+      <w:r>
+        <w:t xml:space="preserve"> </w:t>
+      </w:r>
+      <w:r>
+        <w:t xml:space="preserve">заголовок раздела; нижняя панель «Операции · Отчёты · План · Настройки»</w:t>
+      </w:r>
+      <w:r>
+        <w:t xml:space="preserve"> </w:t>
+      </w:r>
+      <w:r>
+        <w:t xml:space="preserve">с кнопкой «+» по центру; сводка — три карточки в ряд; операции — карточки по дням с итогом дня;</w:t>
+      </w:r>
+      <w:r>
+        <w:t xml:space="preserve"> </w:t>
+      </w:r>
+      <w:r>
+        <w:t xml:space="preserve">у списка снизу отступ не меньше высоты кнопки «+»; длинные «Категория › Подкатегория»</w:t>
+      </w:r>
+      <w:r>
+        <w:t xml:space="preserve"> </w:t>
+      </w:r>
+      <w:r>
+        <w:t xml:space="preserve">обрезаются многоточием.</w:t>
       </w:r>
     </w:p>
     <w:p>
       <w:pPr>
         <w:numPr>
           <w:ilvl w:val="0"/>
-          <w:numId w:val="1036"/>
+          <w:numId w:val="1038"/>
         </w:numPr>
         <w:pStyle w:val="Compact"/>
       </w:pPr>
@@ -22445,31 +23531,37 @@
           <w:bCs/>
           <w:b/>
         </w:rPr>
-        <w:t xml:space="preserve">Общее:</w:t>
-      </w:r>
-      <w:r>
-        <w:t xml:space="preserve"> </w:t>
-      </w:r>
-      <w:r>
-        <w:t xml:space="preserve">светлая сине-серая палитра; категория серым, подкатегория жирным; суммы с</w:t>
-      </w:r>
-      <w:r>
-        <w:t xml:space="preserve"> </w:t>
-      </w:r>
-      <w:r>
-        <w:rPr>
-          <w:rStyle w:val="VerbatimChar"/>
-        </w:rPr>
-        <w:t xml:space="preserve">tabular-nums</w:t>
-      </w:r>
-      <w:r>
-        <w:t xml:space="preserve">, выровнены вправо; в сводке — полоса «потрачено от дохода»; у списка снизу</w:t>
-      </w:r>
-      <w:r>
-        <w:t xml:space="preserve"> </w:t>
-      </w:r>
-      <w:r>
-        <w:t xml:space="preserve">отступ не меньше высоты кнопки «+»; длинные названия обрезаются многоточием.</w:t>
+        <w:t xml:space="preserve">Десктоп (≥ 1024 px):</w:t>
+      </w:r>
+      <w:r>
+        <w:t xml:space="preserve"> </w:t>
+      </w:r>
+      <w:r>
+        <w:t xml:space="preserve">верхняя панель — логотип, вкладки разделов (активная зелёная),</w:t>
+      </w:r>
+      <w:r>
+        <w:t xml:space="preserve"> </w:t>
+      </w:r>
+      <w:r>
+        <w:t xml:space="preserve">аватары участников и кнопка «+ Добавить» (плавающей кнопки нет); контент до 1200 px по центру;</w:t>
+      </w:r>
+      <w:r>
+        <w:t xml:space="preserve"> </w:t>
+      </w:r>
+      <w:r>
+        <w:t xml:space="preserve">первая строка — переключатель периода и три карточки сводки, под ними полоса «Потрачено N% от</w:t>
+      </w:r>
+      <w:r>
+        <w:t xml:space="preserve"> </w:t>
+      </w:r>
+      <w:r>
+        <w:t xml:space="preserve">дохода»; операции — таблица в белой карточке «Дата · Категория › Подкатегория · Комментарий ·</w:t>
+      </w:r>
+      <w:r>
+        <w:t xml:space="preserve"> </w:t>
+      </w:r>
+      <w:r>
+        <w:t xml:space="preserve">Теги · Автор · Сумма» со строками-заголовками дней и итогом дня, подсветка строки при наведении.</w:t>
       </w:r>
     </w:p>
     <w:p>
@@ -22956,9 +24048,9 @@
         </w:tc>
       </w:tr>
     </w:tbl>
-    <w:bookmarkEnd w:id="120"/>
-    <w:bookmarkEnd w:id="121"/>
-    <w:bookmarkStart w:id="124" w:name="X3c89e8074a0a3a209d08ffee08480ef678090a1"/>
+    <w:bookmarkEnd w:id="131"/>
+    <w:bookmarkEnd w:id="132"/>
+    <w:bookmarkStart w:id="135" w:name="X3c89e8074a0a3a209d08ffee08480ef678090a1"/>
     <w:p>
       <w:pPr>
         <w:pStyle w:val="Heading2"/>
@@ -22967,7 +24059,7 @@
         <w:t xml:space="preserve">5. Нефункциональные требования</w:t>
       </w:r>
     </w:p>
-    <w:bookmarkStart w:id="122" w:name="X66b0cd0fb8248f21042c21950112691ac5d487b"/>
+    <w:bookmarkStart w:id="133" w:name="X66b0cd0fb8248f21042c21950112691ac5d487b"/>
     <w:p>
       <w:pPr>
         <w:pStyle w:val="Heading3"/>
@@ -23652,8 +24744,8 @@
         </w:tc>
       </w:tr>
     </w:tbl>
-    <w:bookmarkEnd w:id="122"/>
-    <w:bookmarkStart w:id="123" w:name="Xc07666d6801f80734d2d9e916dd8a8e2ba4d805"/>
+    <w:bookmarkEnd w:id="133"/>
+    <w:bookmarkStart w:id="134" w:name="Xc07666d6801f80734d2d9e916dd8a8e2ba4d805"/>
     <w:p>
       <w:pPr>
         <w:pStyle w:val="Heading3"/>
@@ -24414,9 +25506,9 @@
         </w:tc>
       </w:tr>
     </w:tbl>
-    <w:bookmarkEnd w:id="123"/>
-    <w:bookmarkEnd w:id="124"/>
-    <w:bookmarkStart w:id="129" w:name="Xbcff7dc08f35dc07d3ea520bec182a49609fe82"/>
+    <w:bookmarkEnd w:id="134"/>
+    <w:bookmarkEnd w:id="135"/>
+    <w:bookmarkStart w:id="140" w:name="Xbcff7dc08f35dc07d3ea520bec182a49609fe82"/>
     <w:p>
       <w:pPr>
         <w:pStyle w:val="Heading2"/>
@@ -24445,7 +25537,7 @@
         <w:t xml:space="preserve">приложении B.</w:t>
       </w:r>
     </w:p>
-    <w:bookmarkStart w:id="125" w:name="Xe72f1bcf49d0f2da0fc8f7906eef8f432a2c132"/>
+    <w:bookmarkStart w:id="136" w:name="Xe72f1bcf49d0f2da0fc8f7906eef8f432a2c132"/>
     <w:p>
       <w:pPr>
         <w:pStyle w:val="Heading3"/>
@@ -25683,8 +26775,8 @@
         </w:tc>
       </w:tr>
     </w:tbl>
-    <w:bookmarkEnd w:id="125"/>
-    <w:bookmarkStart w:id="126" w:name="X6757130e9d687b52d187a06a7517d8043ac0681"/>
+    <w:bookmarkEnd w:id="136"/>
+    <w:bookmarkStart w:id="137" w:name="X6757130e9d687b52d187a06a7517d8043ac0681"/>
     <w:p>
       <w:pPr>
         <w:pStyle w:val="Heading3"/>
@@ -26164,8 +27256,8 @@
         </w:tc>
       </w:tr>
     </w:tbl>
-    <w:bookmarkEnd w:id="126"/>
-    <w:bookmarkStart w:id="127" w:name="X6a409cfe3952f978ab6a02a82b61b2bdec5230a"/>
+    <w:bookmarkEnd w:id="137"/>
+    <w:bookmarkStart w:id="138" w:name="X6a409cfe3952f978ab6a02a82b61b2bdec5230a"/>
     <w:p>
       <w:pPr>
         <w:pStyle w:val="Heading3"/>
@@ -27053,8 +28145,8 @@
         </w:tc>
       </w:tr>
     </w:tbl>
-    <w:bookmarkEnd w:id="127"/>
-    <w:bookmarkStart w:id="128" w:name="X259708b25290f690ec83d8fd597f6dae0c07982"/>
+    <w:bookmarkEnd w:id="138"/>
+    <w:bookmarkStart w:id="139" w:name="X259708b25290f690ec83d8fd597f6dae0c07982"/>
     <w:p>
       <w:pPr>
         <w:pStyle w:val="Heading3"/>
@@ -27107,9 +28199,9 @@
         <w:t xml:space="preserve">Централизованный сбор и анализ логов — в ДЗ6.</w:t>
       </w:r>
     </w:p>
-    <w:bookmarkEnd w:id="128"/>
-    <w:bookmarkEnd w:id="129"/>
-    <w:bookmarkStart w:id="130" w:name="X6dc87f211cc42a8de4aa18d981f2a1cdfaf0da8"/>
+    <w:bookmarkEnd w:id="139"/>
+    <w:bookmarkEnd w:id="140"/>
+    <w:bookmarkStart w:id="141" w:name="X6dc87f211cc42a8de4aa18d981f2a1cdfaf0da8"/>
     <w:p>
       <w:pPr>
         <w:pStyle w:val="Heading2"/>
@@ -27455,8 +28547,8 @@
         </w:pict>
       </w:r>
     </w:p>
-    <w:bookmarkEnd w:id="130"/>
-    <w:bookmarkStart w:id="131" w:name="приложение-a-готовый-набор-категорий"/>
+    <w:bookmarkEnd w:id="141"/>
+    <w:bookmarkStart w:id="142" w:name="приложение-a-готовый-набор-категорий"/>
     <w:p>
       <w:pPr>
         <w:pStyle w:val="Heading2"/>
@@ -28806,8 +29898,8 @@
         </w:tc>
       </w:tr>
     </w:tbl>
-    <w:bookmarkEnd w:id="131"/>
-    <w:bookmarkStart w:id="132" w:name="приложение-b-тексты-сообщений"/>
+    <w:bookmarkEnd w:id="142"/>
+    <w:bookmarkStart w:id="143" w:name="приложение-b-тексты-сообщений"/>
     <w:p>
       <w:pPr>
         <w:pStyle w:val="Heading2"/>
@@ -29754,8 +30846,8 @@
         </w:tc>
       </w:tr>
     </w:tbl>
-    <w:bookmarkEnd w:id="132"/>
-    <w:bookmarkStart w:id="133" w:name="приложение-c-примеры-для-тестов"/>
+    <w:bookmarkEnd w:id="143"/>
+    <w:bookmarkStart w:id="144" w:name="приложение-c-примеры-для-тестов"/>
     <w:p>
       <w:pPr>
         <w:pStyle w:val="Heading2"/>
@@ -31052,9 +32144,9 @@
         <w:br w:type="page"/>
       </w:r>
     </w:p>
-    <w:bookmarkEnd w:id="133"/>
-    <w:bookmarkEnd w:id="134"/>
-    <w:bookmarkStart w:id="143" w:name="проверка-тз-ai-агентом-шаг-6"/>
+    <w:bookmarkEnd w:id="144"/>
+    <w:bookmarkEnd w:id="145"/>
+    <w:bookmarkStart w:id="154" w:name="проверка-тз-ai-агентом-шаг-6"/>
     <w:p>
       <w:pPr>
         <w:pStyle w:val="Heading1"/>
@@ -31063,7 +32155,7 @@
         <w:t xml:space="preserve">Проверка ТЗ AI-агентом (Шаг 6)</w:t>
       </w:r>
     </w:p>
-    <w:bookmarkStart w:id="137" w:name="как-проводилась-проверка"/>
+    <w:bookmarkStart w:id="148" w:name="как-проводилась-проверка"/>
     <w:p>
       <w:pPr>
         <w:pStyle w:val="Heading2"/>
@@ -31115,7 +32207,7 @@
       <w:pPr>
         <w:numPr>
           <w:ilvl w:val="0"/>
-          <w:numId w:val="1037"/>
+          <w:numId w:val="1039"/>
         </w:numPr>
         <w:pStyle w:val="Compact"/>
       </w:pPr>
@@ -31125,7 +32217,7 @@
       <w:r>
         <w:t xml:space="preserve"> </w:t>
       </w:r>
-      <w:hyperlink r:id="rId135">
+      <w:hyperlink r:id="rId146">
         <w:r>
           <w:rPr>
             <w:rStyle w:val="Hyperlink"/>
@@ -31138,7 +32230,7 @@
       <w:pPr>
         <w:numPr>
           <w:ilvl w:val="0"/>
-          <w:numId w:val="1037"/>
+          <w:numId w:val="1039"/>
         </w:numPr>
         <w:pStyle w:val="Compact"/>
       </w:pPr>
@@ -31148,7 +32240,7 @@
       <w:r>
         <w:t xml:space="preserve"> </w:t>
       </w:r>
-      <w:hyperlink r:id="rId136">
+      <w:hyperlink r:id="rId147">
         <w:r>
           <w:rPr>
             <w:rStyle w:val="Hyperlink"/>
@@ -31188,8 +32280,8 @@
         <w:t xml:space="preserve">.</w:t>
       </w:r>
     </w:p>
-    <w:bookmarkEnd w:id="137"/>
-    <w:bookmarkStart w:id="138" w:name="что-исправлено"/>
+    <w:bookmarkEnd w:id="148"/>
+    <w:bookmarkStart w:id="149" w:name="что-исправлено"/>
     <w:p>
       <w:pPr>
         <w:pStyle w:val="Heading2"/>
@@ -33040,8 +34132,8 @@
         <w:t xml:space="preserve">персональные данные вне рамок (§1).</w:t>
       </w:r>
     </w:p>
-    <w:bookmarkEnd w:id="138"/>
-    <w:bookmarkStart w:id="139" w:name="собственная-проверка-после-правок"/>
+    <w:bookmarkEnd w:id="149"/>
+    <w:bookmarkStart w:id="150" w:name="собственная-проверка-после-правок"/>
     <w:p>
       <w:pPr>
         <w:pStyle w:val="Heading2"/>
@@ -33082,8 +34174,8 @@
         <w:t xml:space="preserve">в них дала бы неверный тест.</w:t>
       </w:r>
     </w:p>
-    <w:bookmarkEnd w:id="139"/>
-    <w:bookmarkStart w:id="141" w:name="повторное-ревью"/>
+    <w:bookmarkEnd w:id="150"/>
+    <w:bookmarkStart w:id="152" w:name="повторное-ревью"/>
     <w:p>
       <w:pPr>
         <w:pStyle w:val="Heading2"/>
@@ -33108,7 +34200,7 @@
       <w:r>
         <w:t xml:space="preserve"> </w:t>
       </w:r>
-      <w:hyperlink r:id="rId140">
+      <w:hyperlink r:id="rId151">
         <w:r>
           <w:rPr>
             <w:rStyle w:val="Hyperlink"/>
@@ -33995,8 +35087,8 @@
         <w:t xml:space="preserve">реализацию, поэтому будут закрыты в коде и документации следующих ДЗ.</w:t>
       </w:r>
     </w:p>
-    <w:bookmarkEnd w:id="141"/>
-    <w:bookmarkStart w:id="142" w:name="вывод"/>
+    <w:bookmarkEnd w:id="152"/>
+    <w:bookmarkStart w:id="153" w:name="вывод"/>
     <w:p>
       <w:pPr>
         <w:pStyle w:val="Heading2"/>
@@ -34043,8 +35135,8 @@
         <w:t xml:space="preserve">ревью.</w:t>
       </w:r>
     </w:p>
-    <w:bookmarkEnd w:id="142"/>
-    <w:bookmarkEnd w:id="143"/>
+    <w:bookmarkEnd w:id="153"/>
+    <w:bookmarkEnd w:id="154"/>
     <w:sectPr>
       <w:pgSz w:w="11906" w:h="16838"/>
       <w:pgMar w:left="1134" w:right="1134" w:top="1134" w:bottom="1134"/>
@@ -34518,64 +35610,10 @@
     <w:abstractNumId w:val="991"/>
   </w:num>
   <w:num w:numId="1012">
-    <w:abstractNumId w:val="99411"/>
-    <w:lvlOverride w:ilvl="0">
-      <w:startOverride w:val="1"/>
-    </w:lvlOverride>
-    <w:lvlOverride w:ilvl="1">
-      <w:startOverride w:val="1"/>
-    </w:lvlOverride>
-    <w:lvlOverride w:ilvl="2">
-      <w:startOverride w:val="1"/>
-    </w:lvlOverride>
-    <w:lvlOverride w:ilvl="3">
-      <w:startOverride w:val="1"/>
-    </w:lvlOverride>
-    <w:lvlOverride w:ilvl="4">
-      <w:startOverride w:val="1"/>
-    </w:lvlOverride>
-    <w:lvlOverride w:ilvl="5">
-      <w:startOverride w:val="1"/>
-    </w:lvlOverride>
-    <w:lvlOverride w:ilvl="6">
-      <w:startOverride w:val="1"/>
-    </w:lvlOverride>
-    <w:lvlOverride w:ilvl="7">
-      <w:startOverride w:val="1"/>
-    </w:lvlOverride>
-    <w:lvlOverride w:ilvl="8">
-      <w:startOverride w:val="1"/>
-    </w:lvlOverride>
+    <w:abstractNumId w:val="991"/>
   </w:num>
   <w:num w:numId="1013">
-    <w:abstractNumId w:val="99411"/>
-    <w:lvlOverride w:ilvl="0">
-      <w:startOverride w:val="1"/>
-    </w:lvlOverride>
-    <w:lvlOverride w:ilvl="1">
-      <w:startOverride w:val="1"/>
-    </w:lvlOverride>
-    <w:lvlOverride w:ilvl="2">
-      <w:startOverride w:val="1"/>
-    </w:lvlOverride>
-    <w:lvlOverride w:ilvl="3">
-      <w:startOverride w:val="1"/>
-    </w:lvlOverride>
-    <w:lvlOverride w:ilvl="4">
-      <w:startOverride w:val="1"/>
-    </w:lvlOverride>
-    <w:lvlOverride w:ilvl="5">
-      <w:startOverride w:val="1"/>
-    </w:lvlOverride>
-    <w:lvlOverride w:ilvl="6">
-      <w:startOverride w:val="1"/>
-    </w:lvlOverride>
-    <w:lvlOverride w:ilvl="7">
-      <w:startOverride w:val="1"/>
-    </w:lvlOverride>
-    <w:lvlOverride w:ilvl="8">
-      <w:startOverride w:val="1"/>
-    </w:lvlOverride>
+    <w:abstractNumId w:val="991"/>
   </w:num>
   <w:num w:numId="1014">
     <w:abstractNumId w:val="99411"/>
@@ -34668,10 +35706,64 @@
     </w:lvlOverride>
   </w:num>
   <w:num w:numId="1017">
-    <w:abstractNumId w:val="991"/>
+    <w:abstractNumId w:val="99411"/>
+    <w:lvlOverride w:ilvl="0">
+      <w:startOverride w:val="1"/>
+    </w:lvlOverride>
+    <w:lvlOverride w:ilvl="1">
+      <w:startOverride w:val="1"/>
+    </w:lvlOverride>
+    <w:lvlOverride w:ilvl="2">
+      <w:startOverride w:val="1"/>
+    </w:lvlOverride>
+    <w:lvlOverride w:ilvl="3">
+      <w:startOverride w:val="1"/>
+    </w:lvlOverride>
+    <w:lvlOverride w:ilvl="4">
+      <w:startOverride w:val="1"/>
+    </w:lvlOverride>
+    <w:lvlOverride w:ilvl="5">
+      <w:startOverride w:val="1"/>
+    </w:lvlOverride>
+    <w:lvlOverride w:ilvl="6">
+      <w:startOverride w:val="1"/>
+    </w:lvlOverride>
+    <w:lvlOverride w:ilvl="7">
+      <w:startOverride w:val="1"/>
+    </w:lvlOverride>
+    <w:lvlOverride w:ilvl="8">
+      <w:startOverride w:val="1"/>
+    </w:lvlOverride>
   </w:num>
   <w:num w:numId="1018">
-    <w:abstractNumId w:val="991"/>
+    <w:abstractNumId w:val="99411"/>
+    <w:lvlOverride w:ilvl="0">
+      <w:startOverride w:val="1"/>
+    </w:lvlOverride>
+    <w:lvlOverride w:ilvl="1">
+      <w:startOverride w:val="1"/>
+    </w:lvlOverride>
+    <w:lvlOverride w:ilvl="2">
+      <w:startOverride w:val="1"/>
+    </w:lvlOverride>
+    <w:lvlOverride w:ilvl="3">
+      <w:startOverride w:val="1"/>
+    </w:lvlOverride>
+    <w:lvlOverride w:ilvl="4">
+      <w:startOverride w:val="1"/>
+    </w:lvlOverride>
+    <w:lvlOverride w:ilvl="5">
+      <w:startOverride w:val="1"/>
+    </w:lvlOverride>
+    <w:lvlOverride w:ilvl="6">
+      <w:startOverride w:val="1"/>
+    </w:lvlOverride>
+    <w:lvlOverride w:ilvl="7">
+      <w:startOverride w:val="1"/>
+    </w:lvlOverride>
+    <w:lvlOverride w:ilvl="8">
+      <w:startOverride w:val="1"/>
+    </w:lvlOverride>
   </w:num>
   <w:num w:numId="1019">
     <w:abstractNumId w:val="991"/>
@@ -34728,6 +35820,12 @@
     <w:abstractNumId w:val="991"/>
   </w:num>
   <w:num w:numId="1037">
+    <w:abstractNumId w:val="991"/>
+  </w:num>
+  <w:num w:numId="1038">
+    <w:abstractNumId w:val="991"/>
+  </w:num>
+  <w:num w:numId="1039">
     <w:abstractNumId w:val="991"/>
   </w:num>
 </w:numbering>
